--- a/Tables/Final/Table2_menstrualpain.docx
+++ b/Tables/Final/Table2_menstrualpain.docx
@@ -19,7 +19,7 @@
       <w:tblGrid>
         <w:gridCol w:w="12223"/>
         <w:gridCol w:w="2368"/>
-        <w:gridCol w:w="3639"/>
+        <w:gridCol w:w="2368"/>
         <w:gridCol w:w="2368"/>
         <w:gridCol w:w="1090"/>
         <w:gridCol w:w="1585"/>
@@ -132,7 +132,7 @@
                 <w:szCs w:val="18"/>
                 <w:color w:val="000000"/>
               </w:rPr>
-              <w:t xml:space="preserve">Dysmenorrhea</w:t>
+              <w:t xml:space="preserve">Control</w:t>
             </w:r>
           </w:p>
         </w:tc>
@@ -185,7 +185,7 @@
                 <w:szCs w:val="18"/>
                 <w:color w:val="000000"/>
               </w:rPr>
-              <w:t xml:space="preserve">Dysmenorrhea plus Bladder Pain</w:t>
+              <w:t xml:space="preserve">Dysmenorrhea</w:t>
             </w:r>
           </w:p>
         </w:tc>
@@ -238,7 +238,7 @@
                 <w:szCs w:val="18"/>
                 <w:color w:val="000000"/>
               </w:rPr>
-              <w:t xml:space="preserve">Pain Free Control</w:t>
+              <w:t xml:space="preserve">DYSB</w:t>
             </w:r>
           </w:p>
         </w:tc>
@@ -456,7 +456,7 @@
                 <w:szCs w:val="18"/>
                 <w:color w:val="000000"/>
               </w:rPr>
-              <w:t xml:space="preserve">265</w:t>
+              <w:t xml:space="preserve">63</w:t>
             </w:r>
           </w:p>
         </w:tc>
@@ -509,7 +509,7 @@
                 <w:szCs w:val="18"/>
                 <w:color w:val="000000"/>
               </w:rPr>
-              <w:t xml:space="preserve">128</w:t>
+              <w:t xml:space="preserve">266</w:t>
             </w:r>
           </w:p>
         </w:tc>
@@ -562,7 +562,7 @@
                 <w:szCs w:val="18"/>
                 <w:color w:val="000000"/>
               </w:rPr>
-              <w:t xml:space="preserve">63</w:t>
+              <w:t xml:space="preserve">129</w:t>
             </w:r>
           </w:p>
         </w:tc>
@@ -727,272 +727,272 @@
                 <w:szCs w:val="18"/>
                 <w:color w:val="000000"/>
               </w:rPr>
-              <w:t xml:space="preserve">Period in the last 6 months? = Yes (%)</w:t>
-            </w:r>
-          </w:p>
-        </w:tc>
-        <w:tc>
-          <w:tcPr>
-            <w:tcBorders>
-              <w:bottom w:val="none" w:sz="0" w:space="0" w:color="000000"/>
-              <w:top w:val="none" w:sz="0" w:space="0" w:color="000000"/>
-              <w:left w:val="none" w:sz="0" w:space="0" w:color="000000"/>
-              <w:right w:val="none" w:sz="0" w:space="0" w:color="000000"/>
-            </w:tcBorders>
-            <w:shd w:val="clear" w:color="auto" w:fill="FFFFFF"/>
-            <w:tcMar>
-              <w:top w:w="0" w:type="dxa"/>
-              <w:bottom w:w="0" w:type="dxa"/>
-              <w:left w:w="0" w:type="dxa"/>
-              <w:right w:w="0" w:type="dxa"/>
-            </w:tcMar>
-            <w:vAlign w:val="center"/>
-          </w:tcPr>
-          <w:p>
-            <w:pPr>
-              <w:pStyle w:val="Normal"/>
-              <w:jc w:val="left"/>
-              <w:pBdr>
-                <w:bottom w:val="none" w:sz="0" w:space="0" w:color="000000"/>
-                <w:top w:val="none" w:sz="0" w:space="0" w:color="000000"/>
-                <w:left w:val="none" w:sz="0" w:space="0" w:color="000000"/>
-                <w:right w:val="none" w:sz="0" w:space="0" w:color="000000"/>
-              </w:pBdr>
-              <w:spacing w:after="100" w:before="100" w:line="240"/>
-              <w:ind w:left="100" w:right="100" w:firstLine="0" w:firstLineChars="0"/>
-              <w:rPr>
-                <w:rFonts w:ascii="Arial" w:hAnsi="Arial" w:eastAsia="Arial" w:cs="Arial"/>
-                <w:i w:val="false"/>
-                <w:b w:val="false"/>
-                <w:u w:val="none"/>
-                <w:sz w:val="18"/>
-                <w:szCs w:val="18"/>
-                <w:color w:val="000000"/>
-              </w:rPr>
-            </w:pPr>
-            <w:r>
-              <w:rPr>
-                <w:rFonts w:ascii="Arial" w:hAnsi="Arial" w:eastAsia="Arial" w:cs="Arial"/>
-                <w:i w:val="false"/>
-                <w:b w:val="false"/>
-                <w:u w:val="none"/>
-                <w:sz w:val="18"/>
-                <w:szCs w:val="18"/>
-                <w:color w:val="000000"/>
-              </w:rPr>
-              <w:t xml:space="preserve">265 (100.0)</w:t>
-            </w:r>
-          </w:p>
-        </w:tc>
-        <w:tc>
-          <w:tcPr>
-            <w:tcBorders>
-              <w:bottom w:val="none" w:sz="0" w:space="0" w:color="000000"/>
-              <w:top w:val="none" w:sz="0" w:space="0" w:color="000000"/>
-              <w:left w:val="none" w:sz="0" w:space="0" w:color="000000"/>
-              <w:right w:val="none" w:sz="0" w:space="0" w:color="000000"/>
-            </w:tcBorders>
-            <w:shd w:val="clear" w:color="auto" w:fill="FFFFFF"/>
-            <w:tcMar>
-              <w:top w:w="0" w:type="dxa"/>
-              <w:bottom w:w="0" w:type="dxa"/>
-              <w:left w:w="0" w:type="dxa"/>
-              <w:right w:w="0" w:type="dxa"/>
-            </w:tcMar>
-            <w:vAlign w:val="center"/>
-          </w:tcPr>
-          <w:p>
-            <w:pPr>
-              <w:pStyle w:val="Normal"/>
-              <w:jc w:val="left"/>
-              <w:pBdr>
-                <w:bottom w:val="none" w:sz="0" w:space="0" w:color="000000"/>
-                <w:top w:val="none" w:sz="0" w:space="0" w:color="000000"/>
-                <w:left w:val="none" w:sz="0" w:space="0" w:color="000000"/>
-                <w:right w:val="none" w:sz="0" w:space="0" w:color="000000"/>
-              </w:pBdr>
-              <w:spacing w:after="100" w:before="100" w:line="240"/>
-              <w:ind w:left="100" w:right="100" w:firstLine="0" w:firstLineChars="0"/>
-              <w:rPr>
-                <w:rFonts w:ascii="Arial" w:hAnsi="Arial" w:eastAsia="Arial" w:cs="Arial"/>
-                <w:i w:val="false"/>
-                <w:b w:val="false"/>
-                <w:u w:val="none"/>
-                <w:sz w:val="18"/>
-                <w:szCs w:val="18"/>
-                <w:color w:val="000000"/>
-              </w:rPr>
-            </w:pPr>
-            <w:r>
-              <w:rPr>
-                <w:rFonts w:ascii="Arial" w:hAnsi="Arial" w:eastAsia="Arial" w:cs="Arial"/>
-                <w:i w:val="false"/>
-                <w:b w:val="false"/>
-                <w:u w:val="none"/>
-                <w:sz w:val="18"/>
-                <w:szCs w:val="18"/>
-                <w:color w:val="000000"/>
-              </w:rPr>
-              <w:t xml:space="preserve">127 (99.2)</w:t>
-            </w:r>
-          </w:p>
-        </w:tc>
-        <w:tc>
-          <w:tcPr>
-            <w:tcBorders>
-              <w:bottom w:val="none" w:sz="0" w:space="0" w:color="000000"/>
-              <w:top w:val="none" w:sz="0" w:space="0" w:color="000000"/>
-              <w:left w:val="none" w:sz="0" w:space="0" w:color="000000"/>
-              <w:right w:val="none" w:sz="0" w:space="0" w:color="000000"/>
-            </w:tcBorders>
-            <w:shd w:val="clear" w:color="auto" w:fill="FFFFFF"/>
-            <w:tcMar>
-              <w:top w:w="0" w:type="dxa"/>
-              <w:bottom w:w="0" w:type="dxa"/>
-              <w:left w:w="0" w:type="dxa"/>
-              <w:right w:w="0" w:type="dxa"/>
-            </w:tcMar>
-            <w:vAlign w:val="center"/>
-          </w:tcPr>
-          <w:p>
-            <w:pPr>
-              <w:pStyle w:val="Normal"/>
-              <w:jc w:val="left"/>
-              <w:pBdr>
-                <w:bottom w:val="none" w:sz="0" w:space="0" w:color="000000"/>
-                <w:top w:val="none" w:sz="0" w:space="0" w:color="000000"/>
-                <w:left w:val="none" w:sz="0" w:space="0" w:color="000000"/>
-                <w:right w:val="none" w:sz="0" w:space="0" w:color="000000"/>
-              </w:pBdr>
-              <w:spacing w:after="100" w:before="100" w:line="240"/>
-              <w:ind w:left="100" w:right="100" w:firstLine="0" w:firstLineChars="0"/>
-              <w:rPr>
-                <w:rFonts w:ascii="Arial" w:hAnsi="Arial" w:eastAsia="Arial" w:cs="Arial"/>
-                <w:i w:val="false"/>
-                <w:b w:val="false"/>
-                <w:u w:val="none"/>
-                <w:sz w:val="18"/>
-                <w:szCs w:val="18"/>
-                <w:color w:val="000000"/>
-              </w:rPr>
-            </w:pPr>
-            <w:r>
-              <w:rPr>
-                <w:rFonts w:ascii="Arial" w:hAnsi="Arial" w:eastAsia="Arial" w:cs="Arial"/>
-                <w:i w:val="false"/>
-                <w:b w:val="false"/>
-                <w:u w:val="none"/>
-                <w:sz w:val="18"/>
-                <w:szCs w:val="18"/>
-                <w:color w:val="000000"/>
-              </w:rPr>
-              <w:t xml:space="preserve">63 (100.0)</w:t>
-            </w:r>
-          </w:p>
-        </w:tc>
-        <w:tc>
-          <w:tcPr>
-            <w:tcBorders>
-              <w:bottom w:val="none" w:sz="0" w:space="0" w:color="000000"/>
-              <w:top w:val="none" w:sz="0" w:space="0" w:color="000000"/>
-              <w:left w:val="none" w:sz="0" w:space="0" w:color="000000"/>
-              <w:right w:val="none" w:sz="0" w:space="0" w:color="000000"/>
-            </w:tcBorders>
-            <w:shd w:val="clear" w:color="auto" w:fill="FFFFFF"/>
-            <w:tcMar>
-              <w:top w:w="0" w:type="dxa"/>
-              <w:bottom w:w="0" w:type="dxa"/>
-              <w:left w:w="0" w:type="dxa"/>
-              <w:right w:w="0" w:type="dxa"/>
-            </w:tcMar>
-            <w:vAlign w:val="center"/>
-          </w:tcPr>
-          <w:p>
-            <w:pPr>
-              <w:pStyle w:val="Normal"/>
-              <w:jc w:val="left"/>
-              <w:pBdr>
-                <w:bottom w:val="none" w:sz="0" w:space="0" w:color="000000"/>
-                <w:top w:val="none" w:sz="0" w:space="0" w:color="000000"/>
-                <w:left w:val="none" w:sz="0" w:space="0" w:color="000000"/>
-                <w:right w:val="none" w:sz="0" w:space="0" w:color="000000"/>
-              </w:pBdr>
-              <w:spacing w:after="100" w:before="100" w:line="240"/>
-              <w:ind w:left="100" w:right="100" w:firstLine="0" w:firstLineChars="0"/>
-              <w:rPr>
-                <w:rFonts w:ascii="Arial" w:hAnsi="Arial" w:eastAsia="Arial" w:cs="Arial"/>
-                <w:i w:val="false"/>
-                <w:b w:val="false"/>
-                <w:u w:val="none"/>
-                <w:sz w:val="18"/>
-                <w:szCs w:val="18"/>
-                <w:color w:val="000000"/>
-              </w:rPr>
-            </w:pPr>
-            <w:r>
-              <w:rPr>
-                <w:rFonts w:ascii="Arial" w:hAnsi="Arial" w:eastAsia="Arial" w:cs="Arial"/>
-                <w:i w:val="false"/>
-                <w:b w:val="false"/>
-                <w:u w:val="none"/>
-                <w:sz w:val="18"/>
-                <w:szCs w:val="18"/>
-                <w:color w:val="000000"/>
-              </w:rPr>
-              <w:t xml:space="preserve">0.277</w:t>
-            </w:r>
-          </w:p>
-        </w:tc>
-        <w:tc>
-          <w:tcPr>
-            <w:tcBorders>
-              <w:bottom w:val="none" w:sz="0" w:space="0" w:color="000000"/>
-              <w:top w:val="none" w:sz="0" w:space="0" w:color="000000"/>
-              <w:left w:val="none" w:sz="0" w:space="0" w:color="000000"/>
-              <w:right w:val="none" w:sz="0" w:space="0" w:color="000000"/>
-            </w:tcBorders>
-            <w:shd w:val="clear" w:color="auto" w:fill="FFFFFF"/>
-            <w:tcMar>
-              <w:top w:w="0" w:type="dxa"/>
-              <w:bottom w:w="0" w:type="dxa"/>
-              <w:left w:w="0" w:type="dxa"/>
-              <w:right w:w="0" w:type="dxa"/>
-            </w:tcMar>
-            <w:vAlign w:val="center"/>
-          </w:tcPr>
-          <w:p>
-            <w:pPr>
-              <w:pStyle w:val="Normal"/>
-              <w:jc w:val="left"/>
-              <w:pBdr>
-                <w:bottom w:val="none" w:sz="0" w:space="0" w:color="000000"/>
-                <w:top w:val="none" w:sz="0" w:space="0" w:color="000000"/>
-                <w:left w:val="none" w:sz="0" w:space="0" w:color="000000"/>
-                <w:right w:val="none" w:sz="0" w:space="0" w:color="000000"/>
-              </w:pBdr>
-              <w:spacing w:after="100" w:before="100" w:line="240"/>
-              <w:ind w:left="100" w:right="100" w:firstLine="0" w:firstLineChars="0"/>
-              <w:rPr>
-                <w:rFonts w:ascii="Arial" w:hAnsi="Arial" w:eastAsia="Arial" w:cs="Arial"/>
-                <w:i w:val="false"/>
-                <w:b w:val="false"/>
-                <w:u w:val="none"/>
-                <w:sz w:val="18"/>
-                <w:szCs w:val="18"/>
-                <w:color w:val="000000"/>
-              </w:rPr>
-            </w:pPr>
-            <w:r>
-              <w:rPr>
-                <w:rFonts w:ascii="Arial" w:hAnsi="Arial" w:eastAsia="Arial" w:cs="Arial"/>
-                <w:i w:val="false"/>
-                <w:b w:val="false"/>
-                <w:u w:val="none"/>
-                <w:sz w:val="18"/>
-                <w:szCs w:val="18"/>
-                <w:color w:val="000000"/>
-              </w:rPr>
-              <w:t xml:space="preserve">0.710</w:t>
+              <w:t xml:space="preserve">Period in the last 6 months? = 1 (%)</w:t>
+            </w:r>
+          </w:p>
+        </w:tc>
+        <w:tc>
+          <w:tcPr>
+            <w:tcBorders>
+              <w:bottom w:val="none" w:sz="0" w:space="0" w:color="000000"/>
+              <w:top w:val="none" w:sz="0" w:space="0" w:color="000000"/>
+              <w:left w:val="none" w:sz="0" w:space="0" w:color="000000"/>
+              <w:right w:val="none" w:sz="0" w:space="0" w:color="000000"/>
+            </w:tcBorders>
+            <w:shd w:val="clear" w:color="auto" w:fill="FFFFFF"/>
+            <w:tcMar>
+              <w:top w:w="0" w:type="dxa"/>
+              <w:bottom w:w="0" w:type="dxa"/>
+              <w:left w:w="0" w:type="dxa"/>
+              <w:right w:w="0" w:type="dxa"/>
+            </w:tcMar>
+            <w:vAlign w:val="center"/>
+          </w:tcPr>
+          <w:p>
+            <w:pPr>
+              <w:pStyle w:val="Normal"/>
+              <w:jc w:val="left"/>
+              <w:pBdr>
+                <w:bottom w:val="none" w:sz="0" w:space="0" w:color="000000"/>
+                <w:top w:val="none" w:sz="0" w:space="0" w:color="000000"/>
+                <w:left w:val="none" w:sz="0" w:space="0" w:color="000000"/>
+                <w:right w:val="none" w:sz="0" w:space="0" w:color="000000"/>
+              </w:pBdr>
+              <w:spacing w:after="100" w:before="100" w:line="240"/>
+              <w:ind w:left="100" w:right="100" w:firstLine="0" w:firstLineChars="0"/>
+              <w:rPr>
+                <w:rFonts w:ascii="Arial" w:hAnsi="Arial" w:eastAsia="Arial" w:cs="Arial"/>
+                <w:i w:val="false"/>
+                <w:b w:val="false"/>
+                <w:u w:val="none"/>
+                <w:sz w:val="18"/>
+                <w:szCs w:val="18"/>
+                <w:color w:val="000000"/>
+              </w:rPr>
+            </w:pPr>
+            <w:r>
+              <w:rPr>
+                <w:rFonts w:ascii="Arial" w:hAnsi="Arial" w:eastAsia="Arial" w:cs="Arial"/>
+                <w:i w:val="false"/>
+                <w:b w:val="false"/>
+                <w:u w:val="none"/>
+                <w:sz w:val="18"/>
+                <w:szCs w:val="18"/>
+                <w:color w:val="000000"/>
+              </w:rPr>
+              <w:t xml:space="preserve">63 (100.0%)</w:t>
+            </w:r>
+          </w:p>
+        </w:tc>
+        <w:tc>
+          <w:tcPr>
+            <w:tcBorders>
+              <w:bottom w:val="none" w:sz="0" w:space="0" w:color="000000"/>
+              <w:top w:val="none" w:sz="0" w:space="0" w:color="000000"/>
+              <w:left w:val="none" w:sz="0" w:space="0" w:color="000000"/>
+              <w:right w:val="none" w:sz="0" w:space="0" w:color="000000"/>
+            </w:tcBorders>
+            <w:shd w:val="clear" w:color="auto" w:fill="FFFFFF"/>
+            <w:tcMar>
+              <w:top w:w="0" w:type="dxa"/>
+              <w:bottom w:w="0" w:type="dxa"/>
+              <w:left w:w="0" w:type="dxa"/>
+              <w:right w:w="0" w:type="dxa"/>
+            </w:tcMar>
+            <w:vAlign w:val="center"/>
+          </w:tcPr>
+          <w:p>
+            <w:pPr>
+              <w:pStyle w:val="Normal"/>
+              <w:jc w:val="left"/>
+              <w:pBdr>
+                <w:bottom w:val="none" w:sz="0" w:space="0" w:color="000000"/>
+                <w:top w:val="none" w:sz="0" w:space="0" w:color="000000"/>
+                <w:left w:val="none" w:sz="0" w:space="0" w:color="000000"/>
+                <w:right w:val="none" w:sz="0" w:space="0" w:color="000000"/>
+              </w:pBdr>
+              <w:spacing w:after="100" w:before="100" w:line="240"/>
+              <w:ind w:left="100" w:right="100" w:firstLine="0" w:firstLineChars="0"/>
+              <w:rPr>
+                <w:rFonts w:ascii="Arial" w:hAnsi="Arial" w:eastAsia="Arial" w:cs="Arial"/>
+                <w:i w:val="false"/>
+                <w:b w:val="false"/>
+                <w:u w:val="none"/>
+                <w:sz w:val="18"/>
+                <w:szCs w:val="18"/>
+                <w:color w:val="000000"/>
+              </w:rPr>
+            </w:pPr>
+            <w:r>
+              <w:rPr>
+                <w:rFonts w:ascii="Arial" w:hAnsi="Arial" w:eastAsia="Arial" w:cs="Arial"/>
+                <w:i w:val="false"/>
+                <w:b w:val="false"/>
+                <w:u w:val="none"/>
+                <w:sz w:val="18"/>
+                <w:szCs w:val="18"/>
+                <w:color w:val="000000"/>
+              </w:rPr>
+              <w:t xml:space="preserve">266 (100.0%)</w:t>
+            </w:r>
+          </w:p>
+        </w:tc>
+        <w:tc>
+          <w:tcPr>
+            <w:tcBorders>
+              <w:bottom w:val="none" w:sz="0" w:space="0" w:color="000000"/>
+              <w:top w:val="none" w:sz="0" w:space="0" w:color="000000"/>
+              <w:left w:val="none" w:sz="0" w:space="0" w:color="000000"/>
+              <w:right w:val="none" w:sz="0" w:space="0" w:color="000000"/>
+            </w:tcBorders>
+            <w:shd w:val="clear" w:color="auto" w:fill="FFFFFF"/>
+            <w:tcMar>
+              <w:top w:w="0" w:type="dxa"/>
+              <w:bottom w:w="0" w:type="dxa"/>
+              <w:left w:w="0" w:type="dxa"/>
+              <w:right w:w="0" w:type="dxa"/>
+            </w:tcMar>
+            <w:vAlign w:val="center"/>
+          </w:tcPr>
+          <w:p>
+            <w:pPr>
+              <w:pStyle w:val="Normal"/>
+              <w:jc w:val="left"/>
+              <w:pBdr>
+                <w:bottom w:val="none" w:sz="0" w:space="0" w:color="000000"/>
+                <w:top w:val="none" w:sz="0" w:space="0" w:color="000000"/>
+                <w:left w:val="none" w:sz="0" w:space="0" w:color="000000"/>
+                <w:right w:val="none" w:sz="0" w:space="0" w:color="000000"/>
+              </w:pBdr>
+              <w:spacing w:after="100" w:before="100" w:line="240"/>
+              <w:ind w:left="100" w:right="100" w:firstLine="0" w:firstLineChars="0"/>
+              <w:rPr>
+                <w:rFonts w:ascii="Arial" w:hAnsi="Arial" w:eastAsia="Arial" w:cs="Arial"/>
+                <w:i w:val="false"/>
+                <w:b w:val="false"/>
+                <w:u w:val="none"/>
+                <w:sz w:val="18"/>
+                <w:szCs w:val="18"/>
+                <w:color w:val="000000"/>
+              </w:rPr>
+            </w:pPr>
+            <w:r>
+              <w:rPr>
+                <w:rFonts w:ascii="Arial" w:hAnsi="Arial" w:eastAsia="Arial" w:cs="Arial"/>
+                <w:i w:val="false"/>
+                <w:b w:val="false"/>
+                <w:u w:val="none"/>
+                <w:sz w:val="18"/>
+                <w:szCs w:val="18"/>
+                <w:color w:val="000000"/>
+              </w:rPr>
+              <w:t xml:space="preserve">128 (99.2%)</w:t>
+            </w:r>
+          </w:p>
+        </w:tc>
+        <w:tc>
+          <w:tcPr>
+            <w:tcBorders>
+              <w:bottom w:val="none" w:sz="0" w:space="0" w:color="000000"/>
+              <w:top w:val="none" w:sz="0" w:space="0" w:color="000000"/>
+              <w:left w:val="none" w:sz="0" w:space="0" w:color="000000"/>
+              <w:right w:val="none" w:sz="0" w:space="0" w:color="000000"/>
+            </w:tcBorders>
+            <w:shd w:val="clear" w:color="auto" w:fill="FFFFFF"/>
+            <w:tcMar>
+              <w:top w:w="0" w:type="dxa"/>
+              <w:bottom w:w="0" w:type="dxa"/>
+              <w:left w:w="0" w:type="dxa"/>
+              <w:right w:w="0" w:type="dxa"/>
+            </w:tcMar>
+            <w:vAlign w:val="center"/>
+          </w:tcPr>
+          <w:p>
+            <w:pPr>
+              <w:pStyle w:val="Normal"/>
+              <w:jc w:val="left"/>
+              <w:pBdr>
+                <w:bottom w:val="none" w:sz="0" w:space="0" w:color="000000"/>
+                <w:top w:val="none" w:sz="0" w:space="0" w:color="000000"/>
+                <w:left w:val="none" w:sz="0" w:space="0" w:color="000000"/>
+                <w:right w:val="none" w:sz="0" w:space="0" w:color="000000"/>
+              </w:pBdr>
+              <w:spacing w:after="100" w:before="100" w:line="240"/>
+              <w:ind w:left="100" w:right="100" w:firstLine="0" w:firstLineChars="0"/>
+              <w:rPr>
+                <w:rFonts w:ascii="Arial" w:hAnsi="Arial" w:eastAsia="Arial" w:cs="Arial"/>
+                <w:i w:val="false"/>
+                <w:b w:val="false"/>
+                <w:u w:val="none"/>
+                <w:sz w:val="18"/>
+                <w:szCs w:val="18"/>
+                <w:color w:val="000000"/>
+              </w:rPr>
+            </w:pPr>
+            <w:r>
+              <w:rPr>
+                <w:rFonts w:ascii="Arial" w:hAnsi="Arial" w:eastAsia="Arial" w:cs="Arial"/>
+                <w:i w:val="false"/>
+                <w:b w:val="false"/>
+                <w:u w:val="none"/>
+                <w:sz w:val="18"/>
+                <w:szCs w:val="18"/>
+                <w:color w:val="000000"/>
+              </w:rPr>
+              <w:t xml:space="preserve">0.279</w:t>
+            </w:r>
+          </w:p>
+        </w:tc>
+        <w:tc>
+          <w:tcPr>
+            <w:tcBorders>
+              <w:bottom w:val="none" w:sz="0" w:space="0" w:color="000000"/>
+              <w:top w:val="none" w:sz="0" w:space="0" w:color="000000"/>
+              <w:left w:val="none" w:sz="0" w:space="0" w:color="000000"/>
+              <w:right w:val="none" w:sz="0" w:space="0" w:color="000000"/>
+            </w:tcBorders>
+            <w:shd w:val="clear" w:color="auto" w:fill="FFFFFF"/>
+            <w:tcMar>
+              <w:top w:w="0" w:type="dxa"/>
+              <w:bottom w:w="0" w:type="dxa"/>
+              <w:left w:w="0" w:type="dxa"/>
+              <w:right w:w="0" w:type="dxa"/>
+            </w:tcMar>
+            <w:vAlign w:val="center"/>
+          </w:tcPr>
+          <w:p>
+            <w:pPr>
+              <w:pStyle w:val="Normal"/>
+              <w:jc w:val="left"/>
+              <w:pBdr>
+                <w:bottom w:val="none" w:sz="0" w:space="0" w:color="000000"/>
+                <w:top w:val="none" w:sz="0" w:space="0" w:color="000000"/>
+                <w:left w:val="none" w:sz="0" w:space="0" w:color="000000"/>
+                <w:right w:val="none" w:sz="0" w:space="0" w:color="000000"/>
+              </w:pBdr>
+              <w:spacing w:after="100" w:before="100" w:line="240"/>
+              <w:ind w:left="100" w:right="100" w:firstLine="0" w:firstLineChars="0"/>
+              <w:rPr>
+                <w:rFonts w:ascii="Arial" w:hAnsi="Arial" w:eastAsia="Arial" w:cs="Arial"/>
+                <w:i w:val="false"/>
+                <w:b w:val="false"/>
+                <w:u w:val="none"/>
+                <w:sz w:val="18"/>
+                <w:szCs w:val="18"/>
+                <w:color w:val="000000"/>
+              </w:rPr>
+            </w:pPr>
+            <w:r>
+              <w:rPr>
+                <w:rFonts w:ascii="Arial" w:hAnsi="Arial" w:eastAsia="Arial" w:cs="Arial"/>
+                <w:i w:val="false"/>
+                <w:b w:val="false"/>
+                <w:u w:val="none"/>
+                <w:sz w:val="18"/>
+                <w:szCs w:val="18"/>
+                <w:color w:val="000000"/>
+              </w:rPr>
+              <w:t xml:space="preserve">0.711</w:t>
             </w:r>
           </w:p>
         </w:tc>
@@ -1104,113 +1104,113 @@
                 <w:szCs w:val="18"/>
                 <w:color w:val="000000"/>
               </w:rPr>
-              <w:t xml:space="preserve">262 (98.9)</w:t>
-            </w:r>
-          </w:p>
-        </w:tc>
-        <w:tc>
-          <w:tcPr>
-            <w:tcBorders>
-              <w:bottom w:val="none" w:sz="0" w:space="0" w:color="000000"/>
-              <w:top w:val="none" w:sz="0" w:space="0" w:color="000000"/>
-              <w:left w:val="none" w:sz="0" w:space="0" w:color="000000"/>
-              <w:right w:val="none" w:sz="0" w:space="0" w:color="000000"/>
-            </w:tcBorders>
-            <w:shd w:val="clear" w:color="auto" w:fill="FFFFFF"/>
-            <w:tcMar>
-              <w:top w:w="0" w:type="dxa"/>
-              <w:bottom w:w="0" w:type="dxa"/>
-              <w:left w:w="0" w:type="dxa"/>
-              <w:right w:w="0" w:type="dxa"/>
-            </w:tcMar>
-            <w:vAlign w:val="center"/>
-          </w:tcPr>
-          <w:p>
-            <w:pPr>
-              <w:pStyle w:val="Normal"/>
-              <w:jc w:val="left"/>
-              <w:pBdr>
-                <w:bottom w:val="none" w:sz="0" w:space="0" w:color="000000"/>
-                <w:top w:val="none" w:sz="0" w:space="0" w:color="000000"/>
-                <w:left w:val="none" w:sz="0" w:space="0" w:color="000000"/>
-                <w:right w:val="none" w:sz="0" w:space="0" w:color="000000"/>
-              </w:pBdr>
-              <w:spacing w:after="100" w:before="100" w:line="240"/>
-              <w:ind w:left="100" w:right="100" w:firstLine="0" w:firstLineChars="0"/>
-              <w:rPr>
-                <w:rFonts w:ascii="Arial" w:hAnsi="Arial" w:eastAsia="Arial" w:cs="Arial"/>
-                <w:i w:val="false"/>
-                <w:b w:val="false"/>
-                <w:u w:val="none"/>
-                <w:sz w:val="18"/>
-                <w:szCs w:val="18"/>
-                <w:color w:val="000000"/>
-              </w:rPr>
-            </w:pPr>
-            <w:r>
-              <w:rPr>
-                <w:rFonts w:ascii="Arial" w:hAnsi="Arial" w:eastAsia="Arial" w:cs="Arial"/>
-                <w:i w:val="false"/>
-                <w:b w:val="false"/>
-                <w:u w:val="none"/>
-                <w:sz w:val="18"/>
-                <w:szCs w:val="18"/>
-                <w:color w:val="000000"/>
-              </w:rPr>
-              <w:t xml:space="preserve">125 (97.7)</w:t>
-            </w:r>
-          </w:p>
-        </w:tc>
-        <w:tc>
-          <w:tcPr>
-            <w:tcBorders>
-              <w:bottom w:val="none" w:sz="0" w:space="0" w:color="000000"/>
-              <w:top w:val="none" w:sz="0" w:space="0" w:color="000000"/>
-              <w:left w:val="none" w:sz="0" w:space="0" w:color="000000"/>
-              <w:right w:val="none" w:sz="0" w:space="0" w:color="000000"/>
-            </w:tcBorders>
-            <w:shd w:val="clear" w:color="auto" w:fill="FFFFFF"/>
-            <w:tcMar>
-              <w:top w:w="0" w:type="dxa"/>
-              <w:bottom w:w="0" w:type="dxa"/>
-              <w:left w:w="0" w:type="dxa"/>
-              <w:right w:w="0" w:type="dxa"/>
-            </w:tcMar>
-            <w:vAlign w:val="center"/>
-          </w:tcPr>
-          <w:p>
-            <w:pPr>
-              <w:pStyle w:val="Normal"/>
-              <w:jc w:val="left"/>
-              <w:pBdr>
-                <w:bottom w:val="none" w:sz="0" w:space="0" w:color="000000"/>
-                <w:top w:val="none" w:sz="0" w:space="0" w:color="000000"/>
-                <w:left w:val="none" w:sz="0" w:space="0" w:color="000000"/>
-                <w:right w:val="none" w:sz="0" w:space="0" w:color="000000"/>
-              </w:pBdr>
-              <w:spacing w:after="100" w:before="100" w:line="240"/>
-              <w:ind w:left="100" w:right="100" w:firstLine="0" w:firstLineChars="0"/>
-              <w:rPr>
-                <w:rFonts w:ascii="Arial" w:hAnsi="Arial" w:eastAsia="Arial" w:cs="Arial"/>
-                <w:i w:val="false"/>
-                <w:b w:val="false"/>
-                <w:u w:val="none"/>
-                <w:sz w:val="18"/>
-                <w:szCs w:val="18"/>
-                <w:color w:val="000000"/>
-              </w:rPr>
-            </w:pPr>
-            <w:r>
-              <w:rPr>
-                <w:rFonts w:ascii="Arial" w:hAnsi="Arial" w:eastAsia="Arial" w:cs="Arial"/>
-                <w:i w:val="false"/>
-                <w:b w:val="false"/>
-                <w:u w:val="none"/>
-                <w:sz w:val="18"/>
-                <w:szCs w:val="18"/>
-                <w:color w:val="000000"/>
-              </w:rPr>
-              <w:t xml:space="preserve">27 (42.9)</w:t>
+              <w:t xml:space="preserve">27 (42.9%)</w:t>
+            </w:r>
+          </w:p>
+        </w:tc>
+        <w:tc>
+          <w:tcPr>
+            <w:tcBorders>
+              <w:bottom w:val="none" w:sz="0" w:space="0" w:color="000000"/>
+              <w:top w:val="none" w:sz="0" w:space="0" w:color="000000"/>
+              <w:left w:val="none" w:sz="0" w:space="0" w:color="000000"/>
+              <w:right w:val="none" w:sz="0" w:space="0" w:color="000000"/>
+            </w:tcBorders>
+            <w:shd w:val="clear" w:color="auto" w:fill="FFFFFF"/>
+            <w:tcMar>
+              <w:top w:w="0" w:type="dxa"/>
+              <w:bottom w:w="0" w:type="dxa"/>
+              <w:left w:w="0" w:type="dxa"/>
+              <w:right w:w="0" w:type="dxa"/>
+            </w:tcMar>
+            <w:vAlign w:val="center"/>
+          </w:tcPr>
+          <w:p>
+            <w:pPr>
+              <w:pStyle w:val="Normal"/>
+              <w:jc w:val="left"/>
+              <w:pBdr>
+                <w:bottom w:val="none" w:sz="0" w:space="0" w:color="000000"/>
+                <w:top w:val="none" w:sz="0" w:space="0" w:color="000000"/>
+                <w:left w:val="none" w:sz="0" w:space="0" w:color="000000"/>
+                <w:right w:val="none" w:sz="0" w:space="0" w:color="000000"/>
+              </w:pBdr>
+              <w:spacing w:after="100" w:before="100" w:line="240"/>
+              <w:ind w:left="100" w:right="100" w:firstLine="0" w:firstLineChars="0"/>
+              <w:rPr>
+                <w:rFonts w:ascii="Arial" w:hAnsi="Arial" w:eastAsia="Arial" w:cs="Arial"/>
+                <w:i w:val="false"/>
+                <w:b w:val="false"/>
+                <w:u w:val="none"/>
+                <w:sz w:val="18"/>
+                <w:szCs w:val="18"/>
+                <w:color w:val="000000"/>
+              </w:rPr>
+            </w:pPr>
+            <w:r>
+              <w:rPr>
+                <w:rFonts w:ascii="Arial" w:hAnsi="Arial" w:eastAsia="Arial" w:cs="Arial"/>
+                <w:i w:val="false"/>
+                <w:b w:val="false"/>
+                <w:u w:val="none"/>
+                <w:sz w:val="18"/>
+                <w:szCs w:val="18"/>
+                <w:color w:val="000000"/>
+              </w:rPr>
+              <w:t xml:space="preserve">263 (98.9%)</w:t>
+            </w:r>
+          </w:p>
+        </w:tc>
+        <w:tc>
+          <w:tcPr>
+            <w:tcBorders>
+              <w:bottom w:val="none" w:sz="0" w:space="0" w:color="000000"/>
+              <w:top w:val="none" w:sz="0" w:space="0" w:color="000000"/>
+              <w:left w:val="none" w:sz="0" w:space="0" w:color="000000"/>
+              <w:right w:val="none" w:sz="0" w:space="0" w:color="000000"/>
+            </w:tcBorders>
+            <w:shd w:val="clear" w:color="auto" w:fill="FFFFFF"/>
+            <w:tcMar>
+              <w:top w:w="0" w:type="dxa"/>
+              <w:bottom w:w="0" w:type="dxa"/>
+              <w:left w:w="0" w:type="dxa"/>
+              <w:right w:w="0" w:type="dxa"/>
+            </w:tcMar>
+            <w:vAlign w:val="center"/>
+          </w:tcPr>
+          <w:p>
+            <w:pPr>
+              <w:pStyle w:val="Normal"/>
+              <w:jc w:val="left"/>
+              <w:pBdr>
+                <w:bottom w:val="none" w:sz="0" w:space="0" w:color="000000"/>
+                <w:top w:val="none" w:sz="0" w:space="0" w:color="000000"/>
+                <w:left w:val="none" w:sz="0" w:space="0" w:color="000000"/>
+                <w:right w:val="none" w:sz="0" w:space="0" w:color="000000"/>
+              </w:pBdr>
+              <w:spacing w:after="100" w:before="100" w:line="240"/>
+              <w:ind w:left="100" w:right="100" w:firstLine="0" w:firstLineChars="0"/>
+              <w:rPr>
+                <w:rFonts w:ascii="Arial" w:hAnsi="Arial" w:eastAsia="Arial" w:cs="Arial"/>
+                <w:i w:val="false"/>
+                <w:b w:val="false"/>
+                <w:u w:val="none"/>
+                <w:sz w:val="18"/>
+                <w:szCs w:val="18"/>
+                <w:color w:val="000000"/>
+              </w:rPr>
+            </w:pPr>
+            <w:r>
+              <w:rPr>
+                <w:rFonts w:ascii="Arial" w:hAnsi="Arial" w:eastAsia="Arial" w:cs="Arial"/>
+                <w:i w:val="false"/>
+                <w:b w:val="false"/>
+                <w:u w:val="none"/>
+                <w:sz w:val="18"/>
+                <w:szCs w:val="18"/>
+                <w:color w:val="000000"/>
+              </w:rPr>
+              <w:t xml:space="preserve">126 (97.7%)</w:t>
             </w:r>
           </w:p>
         </w:tc>
@@ -1316,7 +1316,7 @@
                 <w:szCs w:val="18"/>
                 <w:color w:val="000000"/>
               </w:rPr>
-              <w:t xml:space="preserve">0.632</w:t>
+              <w:t xml:space="preserve">0.635</w:t>
             </w:r>
           </w:p>
         </w:tc>
@@ -1640,7 +1640,7 @@
                 <w:szCs w:val="18"/>
                 <w:color w:val="000000"/>
               </w:rPr>
-              <w:t xml:space="preserve">0.646</w:t>
+              <w:t xml:space="preserve">0.633</w:t>
             </w:r>
           </w:p>
         </w:tc>
@@ -1752,113 +1752,113 @@
                 <w:szCs w:val="18"/>
                 <w:color w:val="000000"/>
               </w:rPr>
-              <w:t xml:space="preserve">3 (1.1)</w:t>
-            </w:r>
-          </w:p>
-        </w:tc>
-        <w:tc>
-          <w:tcPr>
-            <w:tcBorders>
-              <w:bottom w:val="none" w:sz="0" w:space="0" w:color="000000"/>
-              <w:top w:val="none" w:sz="0" w:space="0" w:color="000000"/>
-              <w:left w:val="none" w:sz="0" w:space="0" w:color="000000"/>
-              <w:right w:val="none" w:sz="0" w:space="0" w:color="000000"/>
-            </w:tcBorders>
-            <w:shd w:val="clear" w:color="auto" w:fill="FFFFFF"/>
-            <w:tcMar>
-              <w:top w:w="0" w:type="dxa"/>
-              <w:bottom w:w="0" w:type="dxa"/>
-              <w:left w:w="0" w:type="dxa"/>
-              <w:right w:w="0" w:type="dxa"/>
-            </w:tcMar>
-            <w:vAlign w:val="center"/>
-          </w:tcPr>
-          <w:p>
-            <w:pPr>
-              <w:pStyle w:val="Normal"/>
-              <w:jc w:val="left"/>
-              <w:pBdr>
-                <w:bottom w:val="none" w:sz="0" w:space="0" w:color="000000"/>
-                <w:top w:val="none" w:sz="0" w:space="0" w:color="000000"/>
-                <w:left w:val="none" w:sz="0" w:space="0" w:color="000000"/>
-                <w:right w:val="none" w:sz="0" w:space="0" w:color="000000"/>
-              </w:pBdr>
-              <w:spacing w:after="100" w:before="100" w:line="240"/>
-              <w:ind w:left="100" w:right="100" w:firstLine="0" w:firstLineChars="0"/>
-              <w:rPr>
-                <w:rFonts w:ascii="Arial" w:hAnsi="Arial" w:eastAsia="Arial" w:cs="Arial"/>
-                <w:i w:val="false"/>
-                <w:b w:val="false"/>
-                <w:u w:val="none"/>
-                <w:sz w:val="18"/>
-                <w:szCs w:val="18"/>
-                <w:color w:val="000000"/>
-              </w:rPr>
-            </w:pPr>
-            <w:r>
-              <w:rPr>
-                <w:rFonts w:ascii="Arial" w:hAnsi="Arial" w:eastAsia="Arial" w:cs="Arial"/>
-                <w:i w:val="false"/>
-                <w:b w:val="false"/>
-                <w:u w:val="none"/>
-                <w:sz w:val="18"/>
-                <w:szCs w:val="18"/>
-                <w:color w:val="000000"/>
-              </w:rPr>
-              <w:t xml:space="preserve">3 (2.3)</w:t>
-            </w:r>
-          </w:p>
-        </w:tc>
-        <w:tc>
-          <w:tcPr>
-            <w:tcBorders>
-              <w:bottom w:val="none" w:sz="0" w:space="0" w:color="000000"/>
-              <w:top w:val="none" w:sz="0" w:space="0" w:color="000000"/>
-              <w:left w:val="none" w:sz="0" w:space="0" w:color="000000"/>
-              <w:right w:val="none" w:sz="0" w:space="0" w:color="000000"/>
-            </w:tcBorders>
-            <w:shd w:val="clear" w:color="auto" w:fill="FFFFFF"/>
-            <w:tcMar>
-              <w:top w:w="0" w:type="dxa"/>
-              <w:bottom w:w="0" w:type="dxa"/>
-              <w:left w:w="0" w:type="dxa"/>
-              <w:right w:w="0" w:type="dxa"/>
-            </w:tcMar>
-            <w:vAlign w:val="center"/>
-          </w:tcPr>
-          <w:p>
-            <w:pPr>
-              <w:pStyle w:val="Normal"/>
-              <w:jc w:val="left"/>
-              <w:pBdr>
-                <w:bottom w:val="none" w:sz="0" w:space="0" w:color="000000"/>
-                <w:top w:val="none" w:sz="0" w:space="0" w:color="000000"/>
-                <w:left w:val="none" w:sz="0" w:space="0" w:color="000000"/>
-                <w:right w:val="none" w:sz="0" w:space="0" w:color="000000"/>
-              </w:pBdr>
-              <w:spacing w:after="100" w:before="100" w:line="240"/>
-              <w:ind w:left="100" w:right="100" w:firstLine="0" w:firstLineChars="0"/>
-              <w:rPr>
-                <w:rFonts w:ascii="Arial" w:hAnsi="Arial" w:eastAsia="Arial" w:cs="Arial"/>
-                <w:i w:val="false"/>
-                <w:b w:val="false"/>
-                <w:u w:val="none"/>
-                <w:sz w:val="18"/>
-                <w:szCs w:val="18"/>
-                <w:color w:val="000000"/>
-              </w:rPr>
-            </w:pPr>
-            <w:r>
-              <w:rPr>
-                <w:rFonts w:ascii="Arial" w:hAnsi="Arial" w:eastAsia="Arial" w:cs="Arial"/>
-                <w:i w:val="false"/>
-                <w:b w:val="false"/>
-                <w:u w:val="none"/>
-                <w:sz w:val="18"/>
-                <w:szCs w:val="18"/>
-                <w:color w:val="000000"/>
-              </w:rPr>
-              <w:t xml:space="preserve">36 (57.1)</w:t>
+              <w:t xml:space="preserve">36 (57.1%)</w:t>
+            </w:r>
+          </w:p>
+        </w:tc>
+        <w:tc>
+          <w:tcPr>
+            <w:tcBorders>
+              <w:bottom w:val="none" w:sz="0" w:space="0" w:color="000000"/>
+              <w:top w:val="none" w:sz="0" w:space="0" w:color="000000"/>
+              <w:left w:val="none" w:sz="0" w:space="0" w:color="000000"/>
+              <w:right w:val="none" w:sz="0" w:space="0" w:color="000000"/>
+            </w:tcBorders>
+            <w:shd w:val="clear" w:color="auto" w:fill="FFFFFF"/>
+            <w:tcMar>
+              <w:top w:w="0" w:type="dxa"/>
+              <w:bottom w:w="0" w:type="dxa"/>
+              <w:left w:w="0" w:type="dxa"/>
+              <w:right w:w="0" w:type="dxa"/>
+            </w:tcMar>
+            <w:vAlign w:val="center"/>
+          </w:tcPr>
+          <w:p>
+            <w:pPr>
+              <w:pStyle w:val="Normal"/>
+              <w:jc w:val="left"/>
+              <w:pBdr>
+                <w:bottom w:val="none" w:sz="0" w:space="0" w:color="000000"/>
+                <w:top w:val="none" w:sz="0" w:space="0" w:color="000000"/>
+                <w:left w:val="none" w:sz="0" w:space="0" w:color="000000"/>
+                <w:right w:val="none" w:sz="0" w:space="0" w:color="000000"/>
+              </w:pBdr>
+              <w:spacing w:after="100" w:before="100" w:line="240"/>
+              <w:ind w:left="100" w:right="100" w:firstLine="0" w:firstLineChars="0"/>
+              <w:rPr>
+                <w:rFonts w:ascii="Arial" w:hAnsi="Arial" w:eastAsia="Arial" w:cs="Arial"/>
+                <w:i w:val="false"/>
+                <w:b w:val="false"/>
+                <w:u w:val="none"/>
+                <w:sz w:val="18"/>
+                <w:szCs w:val="18"/>
+                <w:color w:val="000000"/>
+              </w:rPr>
+            </w:pPr>
+            <w:r>
+              <w:rPr>
+                <w:rFonts w:ascii="Arial" w:hAnsi="Arial" w:eastAsia="Arial" w:cs="Arial"/>
+                <w:i w:val="false"/>
+                <w:b w:val="false"/>
+                <w:u w:val="none"/>
+                <w:sz w:val="18"/>
+                <w:szCs w:val="18"/>
+                <w:color w:val="000000"/>
+              </w:rPr>
+              <w:t xml:space="preserve">3 (1.1%)</w:t>
+            </w:r>
+          </w:p>
+        </w:tc>
+        <w:tc>
+          <w:tcPr>
+            <w:tcBorders>
+              <w:bottom w:val="none" w:sz="0" w:space="0" w:color="000000"/>
+              <w:top w:val="none" w:sz="0" w:space="0" w:color="000000"/>
+              <w:left w:val="none" w:sz="0" w:space="0" w:color="000000"/>
+              <w:right w:val="none" w:sz="0" w:space="0" w:color="000000"/>
+            </w:tcBorders>
+            <w:shd w:val="clear" w:color="auto" w:fill="FFFFFF"/>
+            <w:tcMar>
+              <w:top w:w="0" w:type="dxa"/>
+              <w:bottom w:w="0" w:type="dxa"/>
+              <w:left w:w="0" w:type="dxa"/>
+              <w:right w:w="0" w:type="dxa"/>
+            </w:tcMar>
+            <w:vAlign w:val="center"/>
+          </w:tcPr>
+          <w:p>
+            <w:pPr>
+              <w:pStyle w:val="Normal"/>
+              <w:jc w:val="left"/>
+              <w:pBdr>
+                <w:bottom w:val="none" w:sz="0" w:space="0" w:color="000000"/>
+                <w:top w:val="none" w:sz="0" w:space="0" w:color="000000"/>
+                <w:left w:val="none" w:sz="0" w:space="0" w:color="000000"/>
+                <w:right w:val="none" w:sz="0" w:space="0" w:color="000000"/>
+              </w:pBdr>
+              <w:spacing w:after="100" w:before="100" w:line="240"/>
+              <w:ind w:left="100" w:right="100" w:firstLine="0" w:firstLineChars="0"/>
+              <w:rPr>
+                <w:rFonts w:ascii="Arial" w:hAnsi="Arial" w:eastAsia="Arial" w:cs="Arial"/>
+                <w:i w:val="false"/>
+                <w:b w:val="false"/>
+                <w:u w:val="none"/>
+                <w:sz w:val="18"/>
+                <w:szCs w:val="18"/>
+                <w:color w:val="000000"/>
+              </w:rPr>
+            </w:pPr>
+            <w:r>
+              <w:rPr>
+                <w:rFonts w:ascii="Arial" w:hAnsi="Arial" w:eastAsia="Arial" w:cs="Arial"/>
+                <w:i w:val="false"/>
+                <w:b w:val="false"/>
+                <w:u w:val="none"/>
+                <w:sz w:val="18"/>
+                <w:szCs w:val="18"/>
+                <w:color w:val="000000"/>
+              </w:rPr>
+              <w:t xml:space="preserve">3 (2.3%)</w:t>
             </w:r>
           </w:p>
         </w:tc>
@@ -2076,113 +2076,113 @@
                 <w:szCs w:val="18"/>
                 <w:color w:val="000000"/>
               </w:rPr>
-              <w:t xml:space="preserve">117 (44.2)</w:t>
-            </w:r>
-          </w:p>
-        </w:tc>
-        <w:tc>
-          <w:tcPr>
-            <w:tcBorders>
-              <w:bottom w:val="none" w:sz="0" w:space="0" w:color="000000"/>
-              <w:top w:val="none" w:sz="0" w:space="0" w:color="000000"/>
-              <w:left w:val="none" w:sz="0" w:space="0" w:color="000000"/>
-              <w:right w:val="none" w:sz="0" w:space="0" w:color="000000"/>
-            </w:tcBorders>
-            <w:shd w:val="clear" w:color="auto" w:fill="FFFFFF"/>
-            <w:tcMar>
-              <w:top w:w="0" w:type="dxa"/>
-              <w:bottom w:w="0" w:type="dxa"/>
-              <w:left w:w="0" w:type="dxa"/>
-              <w:right w:w="0" w:type="dxa"/>
-            </w:tcMar>
-            <w:vAlign w:val="center"/>
-          </w:tcPr>
-          <w:p>
-            <w:pPr>
-              <w:pStyle w:val="Normal"/>
-              <w:jc w:val="left"/>
-              <w:pBdr>
-                <w:bottom w:val="none" w:sz="0" w:space="0" w:color="000000"/>
-                <w:top w:val="none" w:sz="0" w:space="0" w:color="000000"/>
-                <w:left w:val="none" w:sz="0" w:space="0" w:color="000000"/>
-                <w:right w:val="none" w:sz="0" w:space="0" w:color="000000"/>
-              </w:pBdr>
-              <w:spacing w:after="100" w:before="100" w:line="240"/>
-              <w:ind w:left="100" w:right="100" w:firstLine="0" w:firstLineChars="0"/>
-              <w:rPr>
-                <w:rFonts w:ascii="Arial" w:hAnsi="Arial" w:eastAsia="Arial" w:cs="Arial"/>
-                <w:i w:val="false"/>
-                <w:b w:val="false"/>
-                <w:u w:val="none"/>
-                <w:sz w:val="18"/>
-                <w:szCs w:val="18"/>
-                <w:color w:val="000000"/>
-              </w:rPr>
-            </w:pPr>
-            <w:r>
-              <w:rPr>
-                <w:rFonts w:ascii="Arial" w:hAnsi="Arial" w:eastAsia="Arial" w:cs="Arial"/>
-                <w:i w:val="false"/>
-                <w:b w:val="false"/>
-                <w:u w:val="none"/>
-                <w:sz w:val="18"/>
-                <w:szCs w:val="18"/>
-                <w:color w:val="000000"/>
-              </w:rPr>
-              <w:t xml:space="preserve">57 (44.5)</w:t>
-            </w:r>
-          </w:p>
-        </w:tc>
-        <w:tc>
-          <w:tcPr>
-            <w:tcBorders>
-              <w:bottom w:val="none" w:sz="0" w:space="0" w:color="000000"/>
-              <w:top w:val="none" w:sz="0" w:space="0" w:color="000000"/>
-              <w:left w:val="none" w:sz="0" w:space="0" w:color="000000"/>
-              <w:right w:val="none" w:sz="0" w:space="0" w:color="000000"/>
-            </w:tcBorders>
-            <w:shd w:val="clear" w:color="auto" w:fill="FFFFFF"/>
-            <w:tcMar>
-              <w:top w:w="0" w:type="dxa"/>
-              <w:bottom w:w="0" w:type="dxa"/>
-              <w:left w:w="0" w:type="dxa"/>
-              <w:right w:w="0" w:type="dxa"/>
-            </w:tcMar>
-            <w:vAlign w:val="center"/>
-          </w:tcPr>
-          <w:p>
-            <w:pPr>
-              <w:pStyle w:val="Normal"/>
-              <w:jc w:val="left"/>
-              <w:pBdr>
-                <w:bottom w:val="none" w:sz="0" w:space="0" w:color="000000"/>
-                <w:top w:val="none" w:sz="0" w:space="0" w:color="000000"/>
-                <w:left w:val="none" w:sz="0" w:space="0" w:color="000000"/>
-                <w:right w:val="none" w:sz="0" w:space="0" w:color="000000"/>
-              </w:pBdr>
-              <w:spacing w:after="100" w:before="100" w:line="240"/>
-              <w:ind w:left="100" w:right="100" w:firstLine="0" w:firstLineChars="0"/>
-              <w:rPr>
-                <w:rFonts w:ascii="Arial" w:hAnsi="Arial" w:eastAsia="Arial" w:cs="Arial"/>
-                <w:i w:val="false"/>
-                <w:b w:val="false"/>
-                <w:u w:val="none"/>
-                <w:sz w:val="18"/>
-                <w:szCs w:val="18"/>
-                <w:color w:val="000000"/>
-              </w:rPr>
-            </w:pPr>
-            <w:r>
-              <w:rPr>
-                <w:rFonts w:ascii="Arial" w:hAnsi="Arial" w:eastAsia="Arial" w:cs="Arial"/>
-                <w:i w:val="false"/>
-                <w:b w:val="false"/>
-                <w:u w:val="none"/>
-                <w:sz w:val="18"/>
-                <w:szCs w:val="18"/>
-                <w:color w:val="000000"/>
-              </w:rPr>
-              <w:t xml:space="preserve">14 (22.2)</w:t>
+              <w:t xml:space="preserve">14 (22.2%)</w:t>
+            </w:r>
+          </w:p>
+        </w:tc>
+        <w:tc>
+          <w:tcPr>
+            <w:tcBorders>
+              <w:bottom w:val="none" w:sz="0" w:space="0" w:color="000000"/>
+              <w:top w:val="none" w:sz="0" w:space="0" w:color="000000"/>
+              <w:left w:val="none" w:sz="0" w:space="0" w:color="000000"/>
+              <w:right w:val="none" w:sz="0" w:space="0" w:color="000000"/>
+            </w:tcBorders>
+            <w:shd w:val="clear" w:color="auto" w:fill="FFFFFF"/>
+            <w:tcMar>
+              <w:top w:w="0" w:type="dxa"/>
+              <w:bottom w:w="0" w:type="dxa"/>
+              <w:left w:w="0" w:type="dxa"/>
+              <w:right w:w="0" w:type="dxa"/>
+            </w:tcMar>
+            <w:vAlign w:val="center"/>
+          </w:tcPr>
+          <w:p>
+            <w:pPr>
+              <w:pStyle w:val="Normal"/>
+              <w:jc w:val="left"/>
+              <w:pBdr>
+                <w:bottom w:val="none" w:sz="0" w:space="0" w:color="000000"/>
+                <w:top w:val="none" w:sz="0" w:space="0" w:color="000000"/>
+                <w:left w:val="none" w:sz="0" w:space="0" w:color="000000"/>
+                <w:right w:val="none" w:sz="0" w:space="0" w:color="000000"/>
+              </w:pBdr>
+              <w:spacing w:after="100" w:before="100" w:line="240"/>
+              <w:ind w:left="100" w:right="100" w:firstLine="0" w:firstLineChars="0"/>
+              <w:rPr>
+                <w:rFonts w:ascii="Arial" w:hAnsi="Arial" w:eastAsia="Arial" w:cs="Arial"/>
+                <w:i w:val="false"/>
+                <w:b w:val="false"/>
+                <w:u w:val="none"/>
+                <w:sz w:val="18"/>
+                <w:szCs w:val="18"/>
+                <w:color w:val="000000"/>
+              </w:rPr>
+            </w:pPr>
+            <w:r>
+              <w:rPr>
+                <w:rFonts w:ascii="Arial" w:hAnsi="Arial" w:eastAsia="Arial" w:cs="Arial"/>
+                <w:i w:val="false"/>
+                <w:b w:val="false"/>
+                <w:u w:val="none"/>
+                <w:sz w:val="18"/>
+                <w:szCs w:val="18"/>
+                <w:color w:val="000000"/>
+              </w:rPr>
+              <w:t xml:space="preserve">117 (44.0%)</w:t>
+            </w:r>
+          </w:p>
+        </w:tc>
+        <w:tc>
+          <w:tcPr>
+            <w:tcBorders>
+              <w:bottom w:val="none" w:sz="0" w:space="0" w:color="000000"/>
+              <w:top w:val="none" w:sz="0" w:space="0" w:color="000000"/>
+              <w:left w:val="none" w:sz="0" w:space="0" w:color="000000"/>
+              <w:right w:val="none" w:sz="0" w:space="0" w:color="000000"/>
+            </w:tcBorders>
+            <w:shd w:val="clear" w:color="auto" w:fill="FFFFFF"/>
+            <w:tcMar>
+              <w:top w:w="0" w:type="dxa"/>
+              <w:bottom w:w="0" w:type="dxa"/>
+              <w:left w:w="0" w:type="dxa"/>
+              <w:right w:w="0" w:type="dxa"/>
+            </w:tcMar>
+            <w:vAlign w:val="center"/>
+          </w:tcPr>
+          <w:p>
+            <w:pPr>
+              <w:pStyle w:val="Normal"/>
+              <w:jc w:val="left"/>
+              <w:pBdr>
+                <w:bottom w:val="none" w:sz="0" w:space="0" w:color="000000"/>
+                <w:top w:val="none" w:sz="0" w:space="0" w:color="000000"/>
+                <w:left w:val="none" w:sz="0" w:space="0" w:color="000000"/>
+                <w:right w:val="none" w:sz="0" w:space="0" w:color="000000"/>
+              </w:pBdr>
+              <w:spacing w:after="100" w:before="100" w:line="240"/>
+              <w:ind w:left="100" w:right="100" w:firstLine="0" w:firstLineChars="0"/>
+              <w:rPr>
+                <w:rFonts w:ascii="Arial" w:hAnsi="Arial" w:eastAsia="Arial" w:cs="Arial"/>
+                <w:i w:val="false"/>
+                <w:b w:val="false"/>
+                <w:u w:val="none"/>
+                <w:sz w:val="18"/>
+                <w:szCs w:val="18"/>
+                <w:color w:val="000000"/>
+              </w:rPr>
+            </w:pPr>
+            <w:r>
+              <w:rPr>
+                <w:rFonts w:ascii="Arial" w:hAnsi="Arial" w:eastAsia="Arial" w:cs="Arial"/>
+                <w:i w:val="false"/>
+                <w:b w:val="false"/>
+                <w:u w:val="none"/>
+                <w:sz w:val="18"/>
+                <w:szCs w:val="18"/>
+                <w:color w:val="000000"/>
+              </w:rPr>
+              <w:t xml:space="preserve">58 (45.0%)</w:t>
             </w:r>
           </w:p>
         </w:tc>
@@ -2400,113 +2400,113 @@
                 <w:szCs w:val="18"/>
                 <w:color w:val="000000"/>
               </w:rPr>
-              <w:t xml:space="preserve">145 (54.7)</w:t>
-            </w:r>
-          </w:p>
-        </w:tc>
-        <w:tc>
-          <w:tcPr>
-            <w:tcBorders>
-              <w:bottom w:val="none" w:sz="0" w:space="0" w:color="000000"/>
-              <w:top w:val="none" w:sz="0" w:space="0" w:color="000000"/>
-              <w:left w:val="none" w:sz="0" w:space="0" w:color="000000"/>
-              <w:right w:val="none" w:sz="0" w:space="0" w:color="000000"/>
-            </w:tcBorders>
-            <w:shd w:val="clear" w:color="auto" w:fill="FFFFFF"/>
-            <w:tcMar>
-              <w:top w:w="0" w:type="dxa"/>
-              <w:bottom w:w="0" w:type="dxa"/>
-              <w:left w:w="0" w:type="dxa"/>
-              <w:right w:w="0" w:type="dxa"/>
-            </w:tcMar>
-            <w:vAlign w:val="center"/>
-          </w:tcPr>
-          <w:p>
-            <w:pPr>
-              <w:pStyle w:val="Normal"/>
-              <w:jc w:val="left"/>
-              <w:pBdr>
-                <w:bottom w:val="none" w:sz="0" w:space="0" w:color="000000"/>
-                <w:top w:val="none" w:sz="0" w:space="0" w:color="000000"/>
-                <w:left w:val="none" w:sz="0" w:space="0" w:color="000000"/>
-                <w:right w:val="none" w:sz="0" w:space="0" w:color="000000"/>
-              </w:pBdr>
-              <w:spacing w:after="100" w:before="100" w:line="240"/>
-              <w:ind w:left="100" w:right="100" w:firstLine="0" w:firstLineChars="0"/>
-              <w:rPr>
-                <w:rFonts w:ascii="Arial" w:hAnsi="Arial" w:eastAsia="Arial" w:cs="Arial"/>
-                <w:i w:val="false"/>
-                <w:b w:val="false"/>
-                <w:u w:val="none"/>
-                <w:sz w:val="18"/>
-                <w:szCs w:val="18"/>
-                <w:color w:val="000000"/>
-              </w:rPr>
-            </w:pPr>
-            <w:r>
-              <w:rPr>
-                <w:rFonts w:ascii="Arial" w:hAnsi="Arial" w:eastAsia="Arial" w:cs="Arial"/>
-                <w:i w:val="false"/>
-                <w:b w:val="false"/>
-                <w:u w:val="none"/>
-                <w:sz w:val="18"/>
-                <w:szCs w:val="18"/>
-                <w:color w:val="000000"/>
-              </w:rPr>
-              <w:t xml:space="preserve">68 (53.1)</w:t>
-            </w:r>
-          </w:p>
-        </w:tc>
-        <w:tc>
-          <w:tcPr>
-            <w:tcBorders>
-              <w:bottom w:val="none" w:sz="0" w:space="0" w:color="000000"/>
-              <w:top w:val="none" w:sz="0" w:space="0" w:color="000000"/>
-              <w:left w:val="none" w:sz="0" w:space="0" w:color="000000"/>
-              <w:right w:val="none" w:sz="0" w:space="0" w:color="000000"/>
-            </w:tcBorders>
-            <w:shd w:val="clear" w:color="auto" w:fill="FFFFFF"/>
-            <w:tcMar>
-              <w:top w:w="0" w:type="dxa"/>
-              <w:bottom w:w="0" w:type="dxa"/>
-              <w:left w:w="0" w:type="dxa"/>
-              <w:right w:w="0" w:type="dxa"/>
-            </w:tcMar>
-            <w:vAlign w:val="center"/>
-          </w:tcPr>
-          <w:p>
-            <w:pPr>
-              <w:pStyle w:val="Normal"/>
-              <w:jc w:val="left"/>
-              <w:pBdr>
-                <w:bottom w:val="none" w:sz="0" w:space="0" w:color="000000"/>
-                <w:top w:val="none" w:sz="0" w:space="0" w:color="000000"/>
-                <w:left w:val="none" w:sz="0" w:space="0" w:color="000000"/>
-                <w:right w:val="none" w:sz="0" w:space="0" w:color="000000"/>
-              </w:pBdr>
-              <w:spacing w:after="100" w:before="100" w:line="240"/>
-              <w:ind w:left="100" w:right="100" w:firstLine="0" w:firstLineChars="0"/>
-              <w:rPr>
-                <w:rFonts w:ascii="Arial" w:hAnsi="Arial" w:eastAsia="Arial" w:cs="Arial"/>
-                <w:i w:val="false"/>
-                <w:b w:val="false"/>
-                <w:u w:val="none"/>
-                <w:sz w:val="18"/>
-                <w:szCs w:val="18"/>
-                <w:color w:val="000000"/>
-              </w:rPr>
-            </w:pPr>
-            <w:r>
-              <w:rPr>
-                <w:rFonts w:ascii="Arial" w:hAnsi="Arial" w:eastAsia="Arial" w:cs="Arial"/>
-                <w:i w:val="false"/>
-                <w:b w:val="false"/>
-                <w:u w:val="none"/>
-                <w:sz w:val="18"/>
-                <w:szCs w:val="18"/>
-                <w:color w:val="000000"/>
-              </w:rPr>
-              <w:t xml:space="preserve">13 (20.6)</w:t>
+              <w:t xml:space="preserve">13 (20.6%)</w:t>
+            </w:r>
+          </w:p>
+        </w:tc>
+        <w:tc>
+          <w:tcPr>
+            <w:tcBorders>
+              <w:bottom w:val="none" w:sz="0" w:space="0" w:color="000000"/>
+              <w:top w:val="none" w:sz="0" w:space="0" w:color="000000"/>
+              <w:left w:val="none" w:sz="0" w:space="0" w:color="000000"/>
+              <w:right w:val="none" w:sz="0" w:space="0" w:color="000000"/>
+            </w:tcBorders>
+            <w:shd w:val="clear" w:color="auto" w:fill="FFFFFF"/>
+            <w:tcMar>
+              <w:top w:w="0" w:type="dxa"/>
+              <w:bottom w:w="0" w:type="dxa"/>
+              <w:left w:w="0" w:type="dxa"/>
+              <w:right w:w="0" w:type="dxa"/>
+            </w:tcMar>
+            <w:vAlign w:val="center"/>
+          </w:tcPr>
+          <w:p>
+            <w:pPr>
+              <w:pStyle w:val="Normal"/>
+              <w:jc w:val="left"/>
+              <w:pBdr>
+                <w:bottom w:val="none" w:sz="0" w:space="0" w:color="000000"/>
+                <w:top w:val="none" w:sz="0" w:space="0" w:color="000000"/>
+                <w:left w:val="none" w:sz="0" w:space="0" w:color="000000"/>
+                <w:right w:val="none" w:sz="0" w:space="0" w:color="000000"/>
+              </w:pBdr>
+              <w:spacing w:after="100" w:before="100" w:line="240"/>
+              <w:ind w:left="100" w:right="100" w:firstLine="0" w:firstLineChars="0"/>
+              <w:rPr>
+                <w:rFonts w:ascii="Arial" w:hAnsi="Arial" w:eastAsia="Arial" w:cs="Arial"/>
+                <w:i w:val="false"/>
+                <w:b w:val="false"/>
+                <w:u w:val="none"/>
+                <w:sz w:val="18"/>
+                <w:szCs w:val="18"/>
+                <w:color w:val="000000"/>
+              </w:rPr>
+            </w:pPr>
+            <w:r>
+              <w:rPr>
+                <w:rFonts w:ascii="Arial" w:hAnsi="Arial" w:eastAsia="Arial" w:cs="Arial"/>
+                <w:i w:val="false"/>
+                <w:b w:val="false"/>
+                <w:u w:val="none"/>
+                <w:sz w:val="18"/>
+                <w:szCs w:val="18"/>
+                <w:color w:val="000000"/>
+              </w:rPr>
+              <w:t xml:space="preserve">146 (54.9%)</w:t>
+            </w:r>
+          </w:p>
+        </w:tc>
+        <w:tc>
+          <w:tcPr>
+            <w:tcBorders>
+              <w:bottom w:val="none" w:sz="0" w:space="0" w:color="000000"/>
+              <w:top w:val="none" w:sz="0" w:space="0" w:color="000000"/>
+              <w:left w:val="none" w:sz="0" w:space="0" w:color="000000"/>
+              <w:right w:val="none" w:sz="0" w:space="0" w:color="000000"/>
+            </w:tcBorders>
+            <w:shd w:val="clear" w:color="auto" w:fill="FFFFFF"/>
+            <w:tcMar>
+              <w:top w:w="0" w:type="dxa"/>
+              <w:bottom w:w="0" w:type="dxa"/>
+              <w:left w:w="0" w:type="dxa"/>
+              <w:right w:w="0" w:type="dxa"/>
+            </w:tcMar>
+            <w:vAlign w:val="center"/>
+          </w:tcPr>
+          <w:p>
+            <w:pPr>
+              <w:pStyle w:val="Normal"/>
+              <w:jc w:val="left"/>
+              <w:pBdr>
+                <w:bottom w:val="none" w:sz="0" w:space="0" w:color="000000"/>
+                <w:top w:val="none" w:sz="0" w:space="0" w:color="000000"/>
+                <w:left w:val="none" w:sz="0" w:space="0" w:color="000000"/>
+                <w:right w:val="none" w:sz="0" w:space="0" w:color="000000"/>
+              </w:pBdr>
+              <w:spacing w:after="100" w:before="100" w:line="240"/>
+              <w:ind w:left="100" w:right="100" w:firstLine="0" w:firstLineChars="0"/>
+              <w:rPr>
+                <w:rFonts w:ascii="Arial" w:hAnsi="Arial" w:eastAsia="Arial" w:cs="Arial"/>
+                <w:i w:val="false"/>
+                <w:b w:val="false"/>
+                <w:u w:val="none"/>
+                <w:sz w:val="18"/>
+                <w:szCs w:val="18"/>
+                <w:color w:val="000000"/>
+              </w:rPr>
+            </w:pPr>
+            <w:r>
+              <w:rPr>
+                <w:rFonts w:ascii="Arial" w:hAnsi="Arial" w:eastAsia="Arial" w:cs="Arial"/>
+                <w:i w:val="false"/>
+                <w:b w:val="false"/>
+                <w:u w:val="none"/>
+                <w:sz w:val="18"/>
+                <w:szCs w:val="18"/>
+                <w:color w:val="000000"/>
+              </w:rPr>
+              <w:t xml:space="preserve">68 (52.7%)</w:t>
             </w:r>
           </w:p>
         </w:tc>
@@ -2724,6 +2724,59 @@
                 <w:szCs w:val="18"/>
                 <w:color w:val="000000"/>
               </w:rPr>
+              <w:t xml:space="preserve">16.00 [15.00, 18.00]</w:t>
+            </w:r>
+          </w:p>
+        </w:tc>
+        <w:tc>
+          <w:tcPr>
+            <w:tcBorders>
+              <w:bottom w:val="none" w:sz="0" w:space="0" w:color="000000"/>
+              <w:top w:val="none" w:sz="0" w:space="0" w:color="000000"/>
+              <w:left w:val="none" w:sz="0" w:space="0" w:color="000000"/>
+              <w:right w:val="none" w:sz="0" w:space="0" w:color="000000"/>
+            </w:tcBorders>
+            <w:shd w:val="clear" w:color="auto" w:fill="FFFFFF"/>
+            <w:tcMar>
+              <w:top w:w="0" w:type="dxa"/>
+              <w:bottom w:w="0" w:type="dxa"/>
+              <w:left w:w="0" w:type="dxa"/>
+              <w:right w:w="0" w:type="dxa"/>
+            </w:tcMar>
+            <w:vAlign w:val="center"/>
+          </w:tcPr>
+          <w:p>
+            <w:pPr>
+              <w:pStyle w:val="Normal"/>
+              <w:jc w:val="left"/>
+              <w:pBdr>
+                <w:bottom w:val="none" w:sz="0" w:space="0" w:color="000000"/>
+                <w:top w:val="none" w:sz="0" w:space="0" w:color="000000"/>
+                <w:left w:val="none" w:sz="0" w:space="0" w:color="000000"/>
+                <w:right w:val="none" w:sz="0" w:space="0" w:color="000000"/>
+              </w:pBdr>
+              <w:spacing w:after="100" w:before="100" w:line="240"/>
+              <w:ind w:left="100" w:right="100" w:firstLine="0" w:firstLineChars="0"/>
+              <w:rPr>
+                <w:rFonts w:ascii="Arial" w:hAnsi="Arial" w:eastAsia="Arial" w:cs="Arial"/>
+                <w:i w:val="false"/>
+                <w:b w:val="false"/>
+                <w:u w:val="none"/>
+                <w:sz w:val="18"/>
+                <w:szCs w:val="18"/>
+                <w:color w:val="000000"/>
+              </w:rPr>
+            </w:pPr>
+            <w:r>
+              <w:rPr>
+                <w:rFonts w:ascii="Arial" w:hAnsi="Arial" w:eastAsia="Arial" w:cs="Arial"/>
+                <w:i w:val="false"/>
+                <w:b w:val="false"/>
+                <w:u w:val="none"/>
+                <w:sz w:val="18"/>
+                <w:szCs w:val="18"/>
+                <w:color w:val="000000"/>
+              </w:rPr>
               <w:t xml:space="preserve">18.00 [15.00, 21.00]</w:t>
             </w:r>
           </w:p>
@@ -2777,166 +2830,113 @@
                 <w:szCs w:val="18"/>
                 <w:color w:val="000000"/>
               </w:rPr>
-              <w:t xml:space="preserve">18.00 [16.00, 21.00]</w:t>
-            </w:r>
-          </w:p>
-        </w:tc>
-        <w:tc>
-          <w:tcPr>
-            <w:tcBorders>
-              <w:bottom w:val="none" w:sz="0" w:space="0" w:color="000000"/>
-              <w:top w:val="none" w:sz="0" w:space="0" w:color="000000"/>
-              <w:left w:val="none" w:sz="0" w:space="0" w:color="000000"/>
-              <w:right w:val="none" w:sz="0" w:space="0" w:color="000000"/>
-            </w:tcBorders>
-            <w:shd w:val="clear" w:color="auto" w:fill="FFFFFF"/>
-            <w:tcMar>
-              <w:top w:w="0" w:type="dxa"/>
-              <w:bottom w:w="0" w:type="dxa"/>
-              <w:left w:w="0" w:type="dxa"/>
-              <w:right w:w="0" w:type="dxa"/>
-            </w:tcMar>
-            <w:vAlign w:val="center"/>
-          </w:tcPr>
-          <w:p>
-            <w:pPr>
-              <w:pStyle w:val="Normal"/>
-              <w:jc w:val="left"/>
-              <w:pBdr>
-                <w:bottom w:val="none" w:sz="0" w:space="0" w:color="000000"/>
-                <w:top w:val="none" w:sz="0" w:space="0" w:color="000000"/>
-                <w:left w:val="none" w:sz="0" w:space="0" w:color="000000"/>
-                <w:right w:val="none" w:sz="0" w:space="0" w:color="000000"/>
-              </w:pBdr>
-              <w:spacing w:after="100" w:before="100" w:line="240"/>
-              <w:ind w:left="100" w:right="100" w:firstLine="0" w:firstLineChars="0"/>
-              <w:rPr>
-                <w:rFonts w:ascii="Arial" w:hAnsi="Arial" w:eastAsia="Arial" w:cs="Arial"/>
-                <w:i w:val="false"/>
-                <w:b w:val="false"/>
-                <w:u w:val="none"/>
-                <w:sz w:val="18"/>
-                <w:szCs w:val="18"/>
-                <w:color w:val="000000"/>
-              </w:rPr>
-            </w:pPr>
-            <w:r>
-              <w:rPr>
-                <w:rFonts w:ascii="Arial" w:hAnsi="Arial" w:eastAsia="Arial" w:cs="Arial"/>
-                <w:i w:val="false"/>
-                <w:b w:val="false"/>
-                <w:u w:val="none"/>
-                <w:sz w:val="18"/>
-                <w:szCs w:val="18"/>
-                <w:color w:val="000000"/>
-              </w:rPr>
-              <w:t xml:space="preserve">16.00 [15.00, 18.00]</w:t>
-            </w:r>
-          </w:p>
-        </w:tc>
-        <w:tc>
-          <w:tcPr>
-            <w:tcBorders>
-              <w:bottom w:val="none" w:sz="0" w:space="0" w:color="000000"/>
-              <w:top w:val="none" w:sz="0" w:space="0" w:color="000000"/>
-              <w:left w:val="none" w:sz="0" w:space="0" w:color="000000"/>
-              <w:right w:val="none" w:sz="0" w:space="0" w:color="000000"/>
-            </w:tcBorders>
-            <w:shd w:val="clear" w:color="auto" w:fill="FFFFFF"/>
-            <w:tcMar>
-              <w:top w:w="0" w:type="dxa"/>
-              <w:bottom w:w="0" w:type="dxa"/>
-              <w:left w:w="0" w:type="dxa"/>
-              <w:right w:w="0" w:type="dxa"/>
-            </w:tcMar>
-            <w:vAlign w:val="center"/>
-          </w:tcPr>
-          <w:p>
-            <w:pPr>
-              <w:pStyle w:val="Normal"/>
-              <w:jc w:val="left"/>
-              <w:pBdr>
-                <w:bottom w:val="none" w:sz="0" w:space="0" w:color="000000"/>
-                <w:top w:val="none" w:sz="0" w:space="0" w:color="000000"/>
-                <w:left w:val="none" w:sz="0" w:space="0" w:color="000000"/>
-                <w:right w:val="none" w:sz="0" w:space="0" w:color="000000"/>
-              </w:pBdr>
-              <w:spacing w:after="100" w:before="100" w:line="240"/>
-              <w:ind w:left="100" w:right="100" w:firstLine="0" w:firstLineChars="0"/>
-              <w:rPr>
-                <w:rFonts w:ascii="Arial" w:hAnsi="Arial" w:eastAsia="Arial" w:cs="Arial"/>
-                <w:i w:val="false"/>
-                <w:b w:val="false"/>
-                <w:u w:val="none"/>
-                <w:sz w:val="18"/>
-                <w:szCs w:val="18"/>
-                <w:color w:val="000000"/>
-              </w:rPr>
-            </w:pPr>
-            <w:r>
-              <w:rPr>
-                <w:rFonts w:ascii="Arial" w:hAnsi="Arial" w:eastAsia="Arial" w:cs="Arial"/>
-                <w:i w:val="false"/>
-                <w:b w:val="false"/>
-                <w:u w:val="none"/>
-                <w:sz w:val="18"/>
-                <w:szCs w:val="18"/>
-                <w:color w:val="000000"/>
-              </w:rPr>
-              <w:t xml:space="preserve">0.370</w:t>
-            </w:r>
-          </w:p>
-        </w:tc>
-        <w:tc>
-          <w:tcPr>
-            <w:tcBorders>
-              <w:bottom w:val="none" w:sz="0" w:space="0" w:color="000000"/>
-              <w:top w:val="none" w:sz="0" w:space="0" w:color="000000"/>
-              <w:left w:val="none" w:sz="0" w:space="0" w:color="000000"/>
-              <w:right w:val="none" w:sz="0" w:space="0" w:color="000000"/>
-            </w:tcBorders>
-            <w:shd w:val="clear" w:color="auto" w:fill="FFFFFF"/>
-            <w:tcMar>
-              <w:top w:w="0" w:type="dxa"/>
-              <w:bottom w:w="0" w:type="dxa"/>
-              <w:left w:w="0" w:type="dxa"/>
-              <w:right w:w="0" w:type="dxa"/>
-            </w:tcMar>
-            <w:vAlign w:val="center"/>
-          </w:tcPr>
-          <w:p>
-            <w:pPr>
-              <w:pStyle w:val="Normal"/>
-              <w:jc w:val="left"/>
-              <w:pBdr>
-                <w:bottom w:val="none" w:sz="0" w:space="0" w:color="000000"/>
-                <w:top w:val="none" w:sz="0" w:space="0" w:color="000000"/>
-                <w:left w:val="none" w:sz="0" w:space="0" w:color="000000"/>
-                <w:right w:val="none" w:sz="0" w:space="0" w:color="000000"/>
-              </w:pBdr>
-              <w:spacing w:after="100" w:before="100" w:line="240"/>
-              <w:ind w:left="100" w:right="100" w:firstLine="0" w:firstLineChars="0"/>
-              <w:rPr>
-                <w:rFonts w:ascii="Arial" w:hAnsi="Arial" w:eastAsia="Arial" w:cs="Arial"/>
-                <w:i w:val="false"/>
-                <w:b w:val="false"/>
-                <w:u w:val="none"/>
-                <w:sz w:val="18"/>
-                <w:szCs w:val="18"/>
-                <w:color w:val="000000"/>
-              </w:rPr>
-            </w:pPr>
-            <w:r>
-              <w:rPr>
-                <w:rFonts w:ascii="Arial" w:hAnsi="Arial" w:eastAsia="Arial" w:cs="Arial"/>
-                <w:i w:val="false"/>
-                <w:b w:val="false"/>
-                <w:u w:val="none"/>
-                <w:sz w:val="18"/>
-                <w:szCs w:val="18"/>
-                <w:color w:val="000000"/>
-              </w:rPr>
-              <w:t xml:space="preserve">0.513</w:t>
+              <w:t xml:space="preserve">17.50 [15.25, 21.00]</w:t>
+            </w:r>
+          </w:p>
+        </w:tc>
+        <w:tc>
+          <w:tcPr>
+            <w:tcBorders>
+              <w:bottom w:val="none" w:sz="0" w:space="0" w:color="000000"/>
+              <w:top w:val="none" w:sz="0" w:space="0" w:color="000000"/>
+              <w:left w:val="none" w:sz="0" w:space="0" w:color="000000"/>
+              <w:right w:val="none" w:sz="0" w:space="0" w:color="000000"/>
+            </w:tcBorders>
+            <w:shd w:val="clear" w:color="auto" w:fill="FFFFFF"/>
+            <w:tcMar>
+              <w:top w:w="0" w:type="dxa"/>
+              <w:bottom w:w="0" w:type="dxa"/>
+              <w:left w:w="0" w:type="dxa"/>
+              <w:right w:w="0" w:type="dxa"/>
+            </w:tcMar>
+            <w:vAlign w:val="center"/>
+          </w:tcPr>
+          <w:p>
+            <w:pPr>
+              <w:pStyle w:val="Normal"/>
+              <w:jc w:val="left"/>
+              <w:pBdr>
+                <w:bottom w:val="none" w:sz="0" w:space="0" w:color="000000"/>
+                <w:top w:val="none" w:sz="0" w:space="0" w:color="000000"/>
+                <w:left w:val="none" w:sz="0" w:space="0" w:color="000000"/>
+                <w:right w:val="none" w:sz="0" w:space="0" w:color="000000"/>
+              </w:pBdr>
+              <w:spacing w:after="100" w:before="100" w:line="240"/>
+              <w:ind w:left="100" w:right="100" w:firstLine="0" w:firstLineChars="0"/>
+              <w:rPr>
+                <w:rFonts w:ascii="Arial" w:hAnsi="Arial" w:eastAsia="Arial" w:cs="Arial"/>
+                <w:i w:val="false"/>
+                <w:b w:val="false"/>
+                <w:u w:val="none"/>
+                <w:sz w:val="18"/>
+                <w:szCs w:val="18"/>
+                <w:color w:val="000000"/>
+              </w:rPr>
+            </w:pPr>
+            <w:r>
+              <w:rPr>
+                <w:rFonts w:ascii="Arial" w:hAnsi="Arial" w:eastAsia="Arial" w:cs="Arial"/>
+                <w:i w:val="false"/>
+                <w:b w:val="false"/>
+                <w:u w:val="none"/>
+                <w:sz w:val="18"/>
+                <w:szCs w:val="18"/>
+                <w:color w:val="000000"/>
+              </w:rPr>
+              <w:t xml:space="preserve">0.415</w:t>
+            </w:r>
+          </w:p>
+        </w:tc>
+        <w:tc>
+          <w:tcPr>
+            <w:tcBorders>
+              <w:bottom w:val="none" w:sz="0" w:space="0" w:color="000000"/>
+              <w:top w:val="none" w:sz="0" w:space="0" w:color="000000"/>
+              <w:left w:val="none" w:sz="0" w:space="0" w:color="000000"/>
+              <w:right w:val="none" w:sz="0" w:space="0" w:color="000000"/>
+            </w:tcBorders>
+            <w:shd w:val="clear" w:color="auto" w:fill="FFFFFF"/>
+            <w:tcMar>
+              <w:top w:w="0" w:type="dxa"/>
+              <w:bottom w:w="0" w:type="dxa"/>
+              <w:left w:w="0" w:type="dxa"/>
+              <w:right w:w="0" w:type="dxa"/>
+            </w:tcMar>
+            <w:vAlign w:val="center"/>
+          </w:tcPr>
+          <w:p>
+            <w:pPr>
+              <w:pStyle w:val="Normal"/>
+              <w:jc w:val="left"/>
+              <w:pBdr>
+                <w:bottom w:val="none" w:sz="0" w:space="0" w:color="000000"/>
+                <w:top w:val="none" w:sz="0" w:space="0" w:color="000000"/>
+                <w:left w:val="none" w:sz="0" w:space="0" w:color="000000"/>
+                <w:right w:val="none" w:sz="0" w:space="0" w:color="000000"/>
+              </w:pBdr>
+              <w:spacing w:after="100" w:before="100" w:line="240"/>
+              <w:ind w:left="100" w:right="100" w:firstLine="0" w:firstLineChars="0"/>
+              <w:rPr>
+                <w:rFonts w:ascii="Arial" w:hAnsi="Arial" w:eastAsia="Arial" w:cs="Arial"/>
+                <w:i w:val="false"/>
+                <w:b w:val="false"/>
+                <w:u w:val="none"/>
+                <w:sz w:val="18"/>
+                <w:szCs w:val="18"/>
+                <w:color w:val="000000"/>
+              </w:rPr>
+            </w:pPr>
+            <w:r>
+              <w:rPr>
+                <w:rFonts w:ascii="Arial" w:hAnsi="Arial" w:eastAsia="Arial" w:cs="Arial"/>
+                <w:i w:val="false"/>
+                <w:b w:val="false"/>
+                <w:u w:val="none"/>
+                <w:sz w:val="18"/>
+                <w:szCs w:val="18"/>
+                <w:color w:val="000000"/>
+              </w:rPr>
+              <w:t xml:space="preserve">0.603</w:t>
             </w:r>
           </w:p>
         </w:tc>
@@ -3048,6 +3048,59 @@
                 <w:szCs w:val="18"/>
                 <w:color w:val="000000"/>
               </w:rPr>
+              <w:t xml:space="preserve">2.00 [1.00, 2.75]</w:t>
+            </w:r>
+          </w:p>
+        </w:tc>
+        <w:tc>
+          <w:tcPr>
+            <w:tcBorders>
+              <w:bottom w:val="none" w:sz="0" w:space="0" w:color="000000"/>
+              <w:top w:val="none" w:sz="0" w:space="0" w:color="000000"/>
+              <w:left w:val="none" w:sz="0" w:space="0" w:color="000000"/>
+              <w:right w:val="none" w:sz="0" w:space="0" w:color="000000"/>
+            </w:tcBorders>
+            <w:shd w:val="clear" w:color="auto" w:fill="FFFFFF"/>
+            <w:tcMar>
+              <w:top w:w="0" w:type="dxa"/>
+              <w:bottom w:w="0" w:type="dxa"/>
+              <w:left w:w="0" w:type="dxa"/>
+              <w:right w:w="0" w:type="dxa"/>
+            </w:tcMar>
+            <w:vAlign w:val="center"/>
+          </w:tcPr>
+          <w:p>
+            <w:pPr>
+              <w:pStyle w:val="Normal"/>
+              <w:jc w:val="left"/>
+              <w:pBdr>
+                <w:bottom w:val="none" w:sz="0" w:space="0" w:color="000000"/>
+                <w:top w:val="none" w:sz="0" w:space="0" w:color="000000"/>
+                <w:left w:val="none" w:sz="0" w:space="0" w:color="000000"/>
+                <w:right w:val="none" w:sz="0" w:space="0" w:color="000000"/>
+              </w:pBdr>
+              <w:spacing w:after="100" w:before="100" w:line="240"/>
+              <w:ind w:left="100" w:right="100" w:firstLine="0" w:firstLineChars="0"/>
+              <w:rPr>
+                <w:rFonts w:ascii="Arial" w:hAnsi="Arial" w:eastAsia="Arial" w:cs="Arial"/>
+                <w:i w:val="false"/>
+                <w:b w:val="false"/>
+                <w:u w:val="none"/>
+                <w:sz w:val="18"/>
+                <w:szCs w:val="18"/>
+                <w:color w:val="000000"/>
+              </w:rPr>
+            </w:pPr>
+            <w:r>
+              <w:rPr>
+                <w:rFonts w:ascii="Arial" w:hAnsi="Arial" w:eastAsia="Arial" w:cs="Arial"/>
+                <w:i w:val="false"/>
+                <w:b w:val="false"/>
+                <w:u w:val="none"/>
+                <w:sz w:val="18"/>
+                <w:szCs w:val="18"/>
+                <w:color w:val="000000"/>
+              </w:rPr>
               <w:t xml:space="preserve">2.00 [1.75, 3.00]</w:t>
             </w:r>
           </w:p>
@@ -3102,59 +3155,6 @@
                 <w:color w:val="000000"/>
               </w:rPr>
               <w:t xml:space="preserve">2.00 [2.00, 3.00]</w:t>
-            </w:r>
-          </w:p>
-        </w:tc>
-        <w:tc>
-          <w:tcPr>
-            <w:tcBorders>
-              <w:bottom w:val="none" w:sz="0" w:space="0" w:color="000000"/>
-              <w:top w:val="none" w:sz="0" w:space="0" w:color="000000"/>
-              <w:left w:val="none" w:sz="0" w:space="0" w:color="000000"/>
-              <w:right w:val="none" w:sz="0" w:space="0" w:color="000000"/>
-            </w:tcBorders>
-            <w:shd w:val="clear" w:color="auto" w:fill="FFFFFF"/>
-            <w:tcMar>
-              <w:top w:w="0" w:type="dxa"/>
-              <w:bottom w:w="0" w:type="dxa"/>
-              <w:left w:w="0" w:type="dxa"/>
-              <w:right w:w="0" w:type="dxa"/>
-            </w:tcMar>
-            <w:vAlign w:val="center"/>
-          </w:tcPr>
-          <w:p>
-            <w:pPr>
-              <w:pStyle w:val="Normal"/>
-              <w:jc w:val="left"/>
-              <w:pBdr>
-                <w:bottom w:val="none" w:sz="0" w:space="0" w:color="000000"/>
-                <w:top w:val="none" w:sz="0" w:space="0" w:color="000000"/>
-                <w:left w:val="none" w:sz="0" w:space="0" w:color="000000"/>
-                <w:right w:val="none" w:sz="0" w:space="0" w:color="000000"/>
-              </w:pBdr>
-              <w:spacing w:after="100" w:before="100" w:line="240"/>
-              <w:ind w:left="100" w:right="100" w:firstLine="0" w:firstLineChars="0"/>
-              <w:rPr>
-                <w:rFonts w:ascii="Arial" w:hAnsi="Arial" w:eastAsia="Arial" w:cs="Arial"/>
-                <w:i w:val="false"/>
-                <w:b w:val="false"/>
-                <w:u w:val="none"/>
-                <w:sz w:val="18"/>
-                <w:szCs w:val="18"/>
-                <w:color w:val="000000"/>
-              </w:rPr>
-            </w:pPr>
-            <w:r>
-              <w:rPr>
-                <w:rFonts w:ascii="Arial" w:hAnsi="Arial" w:eastAsia="Arial" w:cs="Arial"/>
-                <w:i w:val="false"/>
-                <w:b w:val="false"/>
-                <w:u w:val="none"/>
-                <w:sz w:val="18"/>
-                <w:szCs w:val="18"/>
-                <w:color w:val="000000"/>
-              </w:rPr>
-              <w:t xml:space="preserve">2.00 [1.00, 2.75]</w:t>
             </w:r>
           </w:p>
         </w:tc>
@@ -3372,6 +3372,59 @@
                 <w:szCs w:val="18"/>
                 <w:color w:val="000000"/>
               </w:rPr>
+              <w:t xml:space="preserve">0.00 [0.00, 1.00]</w:t>
+            </w:r>
+          </w:p>
+        </w:tc>
+        <w:tc>
+          <w:tcPr>
+            <w:tcBorders>
+              <w:bottom w:val="none" w:sz="0" w:space="0" w:color="000000"/>
+              <w:top w:val="none" w:sz="0" w:space="0" w:color="000000"/>
+              <w:left w:val="none" w:sz="0" w:space="0" w:color="000000"/>
+              <w:right w:val="none" w:sz="0" w:space="0" w:color="000000"/>
+            </w:tcBorders>
+            <w:shd w:val="clear" w:color="auto" w:fill="FFFFFF"/>
+            <w:tcMar>
+              <w:top w:w="0" w:type="dxa"/>
+              <w:bottom w:w="0" w:type="dxa"/>
+              <w:left w:w="0" w:type="dxa"/>
+              <w:right w:w="0" w:type="dxa"/>
+            </w:tcMar>
+            <w:vAlign w:val="center"/>
+          </w:tcPr>
+          <w:p>
+            <w:pPr>
+              <w:pStyle w:val="Normal"/>
+              <w:jc w:val="left"/>
+              <w:pBdr>
+                <w:bottom w:val="none" w:sz="0" w:space="0" w:color="000000"/>
+                <w:top w:val="none" w:sz="0" w:space="0" w:color="000000"/>
+                <w:left w:val="none" w:sz="0" w:space="0" w:color="000000"/>
+                <w:right w:val="none" w:sz="0" w:space="0" w:color="000000"/>
+              </w:pBdr>
+              <w:spacing w:after="100" w:before="100" w:line="240"/>
+              <w:ind w:left="100" w:right="100" w:firstLine="0" w:firstLineChars="0"/>
+              <w:rPr>
+                <w:rFonts w:ascii="Arial" w:hAnsi="Arial" w:eastAsia="Arial" w:cs="Arial"/>
+                <w:i w:val="false"/>
+                <w:b w:val="false"/>
+                <w:u w:val="none"/>
+                <w:sz w:val="18"/>
+                <w:szCs w:val="18"/>
+                <w:color w:val="000000"/>
+              </w:rPr>
+            </w:pPr>
+            <w:r>
+              <w:rPr>
+                <w:rFonts w:ascii="Arial" w:hAnsi="Arial" w:eastAsia="Arial" w:cs="Arial"/>
+                <w:i w:val="false"/>
+                <w:b w:val="false"/>
+                <w:u w:val="none"/>
+                <w:sz w:val="18"/>
+                <w:szCs w:val="18"/>
+                <w:color w:val="000000"/>
+              </w:rPr>
               <w:t xml:space="preserve">2.00 [2.00, 3.00]</w:t>
             </w:r>
           </w:p>
@@ -3478,59 +3531,6 @@
                 <w:szCs w:val="18"/>
                 <w:color w:val="000000"/>
               </w:rPr>
-              <w:t xml:space="preserve">0.00 [0.00, 1.00]</w:t>
-            </w:r>
-          </w:p>
-        </w:tc>
-        <w:tc>
-          <w:tcPr>
-            <w:tcBorders>
-              <w:bottom w:val="none" w:sz="0" w:space="0" w:color="000000"/>
-              <w:top w:val="none" w:sz="0" w:space="0" w:color="000000"/>
-              <w:left w:val="none" w:sz="0" w:space="0" w:color="000000"/>
-              <w:right w:val="none" w:sz="0" w:space="0" w:color="000000"/>
-            </w:tcBorders>
-            <w:shd w:val="clear" w:color="auto" w:fill="FFFFFF"/>
-            <w:tcMar>
-              <w:top w:w="0" w:type="dxa"/>
-              <w:bottom w:w="0" w:type="dxa"/>
-              <w:left w:w="0" w:type="dxa"/>
-              <w:right w:w="0" w:type="dxa"/>
-            </w:tcMar>
-            <w:vAlign w:val="center"/>
-          </w:tcPr>
-          <w:p>
-            <w:pPr>
-              <w:pStyle w:val="Normal"/>
-              <w:jc w:val="left"/>
-              <w:pBdr>
-                <w:bottom w:val="none" w:sz="0" w:space="0" w:color="000000"/>
-                <w:top w:val="none" w:sz="0" w:space="0" w:color="000000"/>
-                <w:left w:val="none" w:sz="0" w:space="0" w:color="000000"/>
-                <w:right w:val="none" w:sz="0" w:space="0" w:color="000000"/>
-              </w:pBdr>
-              <w:spacing w:after="100" w:before="100" w:line="240"/>
-              <w:ind w:left="100" w:right="100" w:firstLine="0" w:firstLineChars="0"/>
-              <w:rPr>
-                <w:rFonts w:ascii="Arial" w:hAnsi="Arial" w:eastAsia="Arial" w:cs="Arial"/>
-                <w:i w:val="false"/>
-                <w:b w:val="false"/>
-                <w:u w:val="none"/>
-                <w:sz w:val="18"/>
-                <w:szCs w:val="18"/>
-                <w:color w:val="000000"/>
-              </w:rPr>
-            </w:pPr>
-            <w:r>
-              <w:rPr>
-                <w:rFonts w:ascii="Arial" w:hAnsi="Arial" w:eastAsia="Arial" w:cs="Arial"/>
-                <w:i w:val="false"/>
-                <w:b w:val="false"/>
-                <w:u w:val="none"/>
-                <w:sz w:val="18"/>
-                <w:szCs w:val="18"/>
-                <w:color w:val="000000"/>
-              </w:rPr>
               <w:t xml:space="preserve">&lt;0.001</w:t>
             </w:r>
           </w:p>
@@ -3584,7 +3584,7 @@
                 <w:szCs w:val="18"/>
                 <w:color w:val="000000"/>
               </w:rPr>
-              <w:t xml:space="preserve">0.068</w:t>
+              <w:t xml:space="preserve">0.049</w:t>
             </w:r>
           </w:p>
         </w:tc>
@@ -3696,6 +3696,59 @@
                 <w:szCs w:val="18"/>
                 <w:color w:val="000000"/>
               </w:rPr>
+              <w:t xml:space="preserve">0.00 [0.00, 0.00]</w:t>
+            </w:r>
+          </w:p>
+        </w:tc>
+        <w:tc>
+          <w:tcPr>
+            <w:tcBorders>
+              <w:bottom w:val="none" w:sz="0" w:space="0" w:color="000000"/>
+              <w:top w:val="none" w:sz="0" w:space="0" w:color="000000"/>
+              <w:left w:val="none" w:sz="0" w:space="0" w:color="000000"/>
+              <w:right w:val="none" w:sz="0" w:space="0" w:color="000000"/>
+            </w:tcBorders>
+            <w:shd w:val="clear" w:color="auto" w:fill="FFFFFF"/>
+            <w:tcMar>
+              <w:top w:w="0" w:type="dxa"/>
+              <w:bottom w:w="0" w:type="dxa"/>
+              <w:left w:w="0" w:type="dxa"/>
+              <w:right w:w="0" w:type="dxa"/>
+            </w:tcMar>
+            <w:vAlign w:val="center"/>
+          </w:tcPr>
+          <w:p>
+            <w:pPr>
+              <w:pStyle w:val="Normal"/>
+              <w:jc w:val="left"/>
+              <w:pBdr>
+                <w:bottom w:val="none" w:sz="0" w:space="0" w:color="000000"/>
+                <w:top w:val="none" w:sz="0" w:space="0" w:color="000000"/>
+                <w:left w:val="none" w:sz="0" w:space="0" w:color="000000"/>
+                <w:right w:val="none" w:sz="0" w:space="0" w:color="000000"/>
+              </w:pBdr>
+              <w:spacing w:after="100" w:before="100" w:line="240"/>
+              <w:ind w:left="100" w:right="100" w:firstLine="0" w:firstLineChars="0"/>
+              <w:rPr>
+                <w:rFonts w:ascii="Arial" w:hAnsi="Arial" w:eastAsia="Arial" w:cs="Arial"/>
+                <w:i w:val="false"/>
+                <w:b w:val="false"/>
+                <w:u w:val="none"/>
+                <w:sz w:val="18"/>
+                <w:szCs w:val="18"/>
+                <w:color w:val="000000"/>
+              </w:rPr>
+            </w:pPr>
+            <w:r>
+              <w:rPr>
+                <w:rFonts w:ascii="Arial" w:hAnsi="Arial" w:eastAsia="Arial" w:cs="Arial"/>
+                <w:i w:val="false"/>
+                <w:b w:val="false"/>
+                <w:u w:val="none"/>
+                <w:sz w:val="18"/>
+                <w:szCs w:val="18"/>
+                <w:color w:val="000000"/>
+              </w:rPr>
               <w:t xml:space="preserve">0.00 [0.00, 2.00]</w:t>
             </w:r>
           </w:p>
@@ -3802,59 +3855,6 @@
                 <w:szCs w:val="18"/>
                 <w:color w:val="000000"/>
               </w:rPr>
-              <w:t xml:space="preserve">0.00 [0.00, 0.00]</w:t>
-            </w:r>
-          </w:p>
-        </w:tc>
-        <w:tc>
-          <w:tcPr>
-            <w:tcBorders>
-              <w:bottom w:val="none" w:sz="0" w:space="0" w:color="000000"/>
-              <w:top w:val="none" w:sz="0" w:space="0" w:color="000000"/>
-              <w:left w:val="none" w:sz="0" w:space="0" w:color="000000"/>
-              <w:right w:val="none" w:sz="0" w:space="0" w:color="000000"/>
-            </w:tcBorders>
-            <w:shd w:val="clear" w:color="auto" w:fill="FFFFFF"/>
-            <w:tcMar>
-              <w:top w:w="0" w:type="dxa"/>
-              <w:bottom w:w="0" w:type="dxa"/>
-              <w:left w:w="0" w:type="dxa"/>
-              <w:right w:w="0" w:type="dxa"/>
-            </w:tcMar>
-            <w:vAlign w:val="center"/>
-          </w:tcPr>
-          <w:p>
-            <w:pPr>
-              <w:pStyle w:val="Normal"/>
-              <w:jc w:val="left"/>
-              <w:pBdr>
-                <w:bottom w:val="none" w:sz="0" w:space="0" w:color="000000"/>
-                <w:top w:val="none" w:sz="0" w:space="0" w:color="000000"/>
-                <w:left w:val="none" w:sz="0" w:space="0" w:color="000000"/>
-                <w:right w:val="none" w:sz="0" w:space="0" w:color="000000"/>
-              </w:pBdr>
-              <w:spacing w:after="100" w:before="100" w:line="240"/>
-              <w:ind w:left="100" w:right="100" w:firstLine="0" w:firstLineChars="0"/>
-              <w:rPr>
-                <w:rFonts w:ascii="Arial" w:hAnsi="Arial" w:eastAsia="Arial" w:cs="Arial"/>
-                <w:i w:val="false"/>
-                <w:b w:val="false"/>
-                <w:u w:val="none"/>
-                <w:sz w:val="18"/>
-                <w:szCs w:val="18"/>
-                <w:color w:val="000000"/>
-              </w:rPr>
-            </w:pPr>
-            <w:r>
-              <w:rPr>
-                <w:rFonts w:ascii="Arial" w:hAnsi="Arial" w:eastAsia="Arial" w:cs="Arial"/>
-                <w:i w:val="false"/>
-                <w:b w:val="false"/>
-                <w:u w:val="none"/>
-                <w:sz w:val="18"/>
-                <w:szCs w:val="18"/>
-                <w:color w:val="000000"/>
-              </w:rPr>
               <w:t xml:space="preserve">&lt;0.001</w:t>
             </w:r>
           </w:p>
@@ -3908,7 +3908,7 @@
                 <w:szCs w:val="18"/>
                 <w:color w:val="000000"/>
               </w:rPr>
-              <w:t xml:space="preserve">0.163</w:t>
+              <w:t xml:space="preserve">0.126</w:t>
             </w:r>
           </w:p>
         </w:tc>
@@ -4020,6 +4020,59 @@
                 <w:szCs w:val="18"/>
                 <w:color w:val="000000"/>
               </w:rPr>
+              <w:t xml:space="preserve">0.00 [0.00, 0.00]</w:t>
+            </w:r>
+          </w:p>
+        </w:tc>
+        <w:tc>
+          <w:tcPr>
+            <w:tcBorders>
+              <w:bottom w:val="none" w:sz="0" w:space="0" w:color="000000"/>
+              <w:top w:val="none" w:sz="0" w:space="0" w:color="000000"/>
+              <w:left w:val="none" w:sz="0" w:space="0" w:color="000000"/>
+              <w:right w:val="none" w:sz="0" w:space="0" w:color="000000"/>
+            </w:tcBorders>
+            <w:shd w:val="clear" w:color="auto" w:fill="FFFFFF"/>
+            <w:tcMar>
+              <w:top w:w="0" w:type="dxa"/>
+              <w:bottom w:w="0" w:type="dxa"/>
+              <w:left w:w="0" w:type="dxa"/>
+              <w:right w:w="0" w:type="dxa"/>
+            </w:tcMar>
+            <w:vAlign w:val="center"/>
+          </w:tcPr>
+          <w:p>
+            <w:pPr>
+              <w:pStyle w:val="Normal"/>
+              <w:jc w:val="left"/>
+              <w:pBdr>
+                <w:bottom w:val="none" w:sz="0" w:space="0" w:color="000000"/>
+                <w:top w:val="none" w:sz="0" w:space="0" w:color="000000"/>
+                <w:left w:val="none" w:sz="0" w:space="0" w:color="000000"/>
+                <w:right w:val="none" w:sz="0" w:space="0" w:color="000000"/>
+              </w:pBdr>
+              <w:spacing w:after="100" w:before="100" w:line="240"/>
+              <w:ind w:left="100" w:right="100" w:firstLine="0" w:firstLineChars="0"/>
+              <w:rPr>
+                <w:rFonts w:ascii="Arial" w:hAnsi="Arial" w:eastAsia="Arial" w:cs="Arial"/>
+                <w:i w:val="false"/>
+                <w:b w:val="false"/>
+                <w:u w:val="none"/>
+                <w:sz w:val="18"/>
+                <w:szCs w:val="18"/>
+                <w:color w:val="000000"/>
+              </w:rPr>
+            </w:pPr>
+            <w:r>
+              <w:rPr>
+                <w:rFonts w:ascii="Arial" w:hAnsi="Arial" w:eastAsia="Arial" w:cs="Arial"/>
+                <w:i w:val="false"/>
+                <w:b w:val="false"/>
+                <w:u w:val="none"/>
+                <w:sz w:val="18"/>
+                <w:szCs w:val="18"/>
+                <w:color w:val="000000"/>
+              </w:rPr>
               <w:t xml:space="preserve">1.00 [0.00, 3.00]</w:t>
             </w:r>
           </w:p>
@@ -4126,59 +4179,6 @@
                 <w:szCs w:val="18"/>
                 <w:color w:val="000000"/>
               </w:rPr>
-              <w:t xml:space="preserve">0.00 [0.00, 0.00]</w:t>
-            </w:r>
-          </w:p>
-        </w:tc>
-        <w:tc>
-          <w:tcPr>
-            <w:tcBorders>
-              <w:bottom w:val="none" w:sz="0" w:space="0" w:color="000000"/>
-              <w:top w:val="none" w:sz="0" w:space="0" w:color="000000"/>
-              <w:left w:val="none" w:sz="0" w:space="0" w:color="000000"/>
-              <w:right w:val="none" w:sz="0" w:space="0" w:color="000000"/>
-            </w:tcBorders>
-            <w:shd w:val="clear" w:color="auto" w:fill="FFFFFF"/>
-            <w:tcMar>
-              <w:top w:w="0" w:type="dxa"/>
-              <w:bottom w:w="0" w:type="dxa"/>
-              <w:left w:w="0" w:type="dxa"/>
-              <w:right w:w="0" w:type="dxa"/>
-            </w:tcMar>
-            <w:vAlign w:val="center"/>
-          </w:tcPr>
-          <w:p>
-            <w:pPr>
-              <w:pStyle w:val="Normal"/>
-              <w:jc w:val="left"/>
-              <w:pBdr>
-                <w:bottom w:val="none" w:sz="0" w:space="0" w:color="000000"/>
-                <w:top w:val="none" w:sz="0" w:space="0" w:color="000000"/>
-                <w:left w:val="none" w:sz="0" w:space="0" w:color="000000"/>
-                <w:right w:val="none" w:sz="0" w:space="0" w:color="000000"/>
-              </w:pBdr>
-              <w:spacing w:after="100" w:before="100" w:line="240"/>
-              <w:ind w:left="100" w:right="100" w:firstLine="0" w:firstLineChars="0"/>
-              <w:rPr>
-                <w:rFonts w:ascii="Arial" w:hAnsi="Arial" w:eastAsia="Arial" w:cs="Arial"/>
-                <w:i w:val="false"/>
-                <w:b w:val="false"/>
-                <w:u w:val="none"/>
-                <w:sz w:val="18"/>
-                <w:szCs w:val="18"/>
-                <w:color w:val="000000"/>
-              </w:rPr>
-            </w:pPr>
-            <w:r>
-              <w:rPr>
-                <w:rFonts w:ascii="Arial" w:hAnsi="Arial" w:eastAsia="Arial" w:cs="Arial"/>
-                <w:i w:val="false"/>
-                <w:b w:val="false"/>
-                <w:u w:val="none"/>
-                <w:sz w:val="18"/>
-                <w:szCs w:val="18"/>
-                <w:color w:val="000000"/>
-              </w:rPr>
               <w:t xml:space="preserve">&lt;0.001</w:t>
             </w:r>
           </w:p>
@@ -4232,7 +4232,7 @@
                 <w:szCs w:val="18"/>
                 <w:color w:val="000000"/>
               </w:rPr>
-              <w:t xml:space="preserve">0.097</w:t>
+              <w:t xml:space="preserve">0.084</w:t>
             </w:r>
           </w:p>
         </w:tc>
@@ -4344,6 +4344,59 @@
                 <w:szCs w:val="18"/>
                 <w:color w:val="000000"/>
               </w:rPr>
+              <w:t xml:space="preserve">13.00 [2.00, 21.50]</w:t>
+            </w:r>
+          </w:p>
+        </w:tc>
+        <w:tc>
+          <w:tcPr>
+            <w:tcBorders>
+              <w:bottom w:val="none" w:sz="0" w:space="0" w:color="000000"/>
+              <w:top w:val="none" w:sz="0" w:space="0" w:color="000000"/>
+              <w:left w:val="none" w:sz="0" w:space="0" w:color="000000"/>
+              <w:right w:val="none" w:sz="0" w:space="0" w:color="000000"/>
+            </w:tcBorders>
+            <w:shd w:val="clear" w:color="auto" w:fill="FFFFFF"/>
+            <w:tcMar>
+              <w:top w:w="0" w:type="dxa"/>
+              <w:bottom w:w="0" w:type="dxa"/>
+              <w:left w:w="0" w:type="dxa"/>
+              <w:right w:w="0" w:type="dxa"/>
+            </w:tcMar>
+            <w:vAlign w:val="center"/>
+          </w:tcPr>
+          <w:p>
+            <w:pPr>
+              <w:pStyle w:val="Normal"/>
+              <w:jc w:val="left"/>
+              <w:pBdr>
+                <w:bottom w:val="none" w:sz="0" w:space="0" w:color="000000"/>
+                <w:top w:val="none" w:sz="0" w:space="0" w:color="000000"/>
+                <w:left w:val="none" w:sz="0" w:space="0" w:color="000000"/>
+                <w:right w:val="none" w:sz="0" w:space="0" w:color="000000"/>
+              </w:pBdr>
+              <w:spacing w:after="100" w:before="100" w:line="240"/>
+              <w:ind w:left="100" w:right="100" w:firstLine="0" w:firstLineChars="0"/>
+              <w:rPr>
+                <w:rFonts w:ascii="Arial" w:hAnsi="Arial" w:eastAsia="Arial" w:cs="Arial"/>
+                <w:i w:val="false"/>
+                <w:b w:val="false"/>
+                <w:u w:val="none"/>
+                <w:sz w:val="18"/>
+                <w:szCs w:val="18"/>
+                <w:color w:val="000000"/>
+              </w:rPr>
+            </w:pPr>
+            <w:r>
+              <w:rPr>
+                <w:rFonts w:ascii="Arial" w:hAnsi="Arial" w:eastAsia="Arial" w:cs="Arial"/>
+                <w:i w:val="false"/>
+                <w:b w:val="false"/>
+                <w:u w:val="none"/>
+                <w:sz w:val="18"/>
+                <w:szCs w:val="18"/>
+                <w:color w:val="000000"/>
+              </w:rPr>
               <w:t xml:space="preserve">72.00 [63.00, 82.00]</w:t>
             </w:r>
           </w:p>
@@ -4397,60 +4450,7 @@
                 <w:szCs w:val="18"/>
                 <w:color w:val="000000"/>
               </w:rPr>
-              <w:t xml:space="preserve">77.00 [64.75, 85.00]</w:t>
-            </w:r>
-          </w:p>
-        </w:tc>
-        <w:tc>
-          <w:tcPr>
-            <w:tcBorders>
-              <w:bottom w:val="none" w:sz="0" w:space="0" w:color="000000"/>
-              <w:top w:val="none" w:sz="0" w:space="0" w:color="000000"/>
-              <w:left w:val="none" w:sz="0" w:space="0" w:color="000000"/>
-              <w:right w:val="none" w:sz="0" w:space="0" w:color="000000"/>
-            </w:tcBorders>
-            <w:shd w:val="clear" w:color="auto" w:fill="FFFFFF"/>
-            <w:tcMar>
-              <w:top w:w="0" w:type="dxa"/>
-              <w:bottom w:w="0" w:type="dxa"/>
-              <w:left w:w="0" w:type="dxa"/>
-              <w:right w:w="0" w:type="dxa"/>
-            </w:tcMar>
-            <w:vAlign w:val="center"/>
-          </w:tcPr>
-          <w:p>
-            <w:pPr>
-              <w:pStyle w:val="Normal"/>
-              <w:jc w:val="left"/>
-              <w:pBdr>
-                <w:bottom w:val="none" w:sz="0" w:space="0" w:color="000000"/>
-                <w:top w:val="none" w:sz="0" w:space="0" w:color="000000"/>
-                <w:left w:val="none" w:sz="0" w:space="0" w:color="000000"/>
-                <w:right w:val="none" w:sz="0" w:space="0" w:color="000000"/>
-              </w:pBdr>
-              <w:spacing w:after="100" w:before="100" w:line="240"/>
-              <w:ind w:left="100" w:right="100" w:firstLine="0" w:firstLineChars="0"/>
-              <w:rPr>
-                <w:rFonts w:ascii="Arial" w:hAnsi="Arial" w:eastAsia="Arial" w:cs="Arial"/>
-                <w:i w:val="false"/>
-                <w:b w:val="false"/>
-                <w:u w:val="none"/>
-                <w:sz w:val="18"/>
-                <w:szCs w:val="18"/>
-                <w:color w:val="000000"/>
-              </w:rPr>
-            </w:pPr>
-            <w:r>
-              <w:rPr>
-                <w:rFonts w:ascii="Arial" w:hAnsi="Arial" w:eastAsia="Arial" w:cs="Arial"/>
-                <w:i w:val="false"/>
-                <w:b w:val="false"/>
-                <w:u w:val="none"/>
-                <w:sz w:val="18"/>
-                <w:szCs w:val="18"/>
-                <w:color w:val="000000"/>
-              </w:rPr>
-              <w:t xml:space="preserve">13.00 [2.00, 21.50]</w:t>
+              <w:t xml:space="preserve">77.00 [65.00, 85.00]</w:t>
             </w:r>
           </w:p>
         </w:tc>
@@ -4556,7 +4556,7 @@
                 <w:szCs w:val="18"/>
                 <w:color w:val="000000"/>
               </w:rPr>
-              <w:t xml:space="preserve">0.050</w:t>
+              <w:t xml:space="preserve">0.036</w:t>
             </w:r>
           </w:p>
         </w:tc>
@@ -4668,6 +4668,59 @@
                 <w:szCs w:val="18"/>
                 <w:color w:val="000000"/>
               </w:rPr>
+              <w:t xml:space="preserve">5.00 [2.00, 16.00]</w:t>
+            </w:r>
+          </w:p>
+        </w:tc>
+        <w:tc>
+          <w:tcPr>
+            <w:tcBorders>
+              <w:bottom w:val="none" w:sz="0" w:space="0" w:color="000000"/>
+              <w:top w:val="none" w:sz="0" w:space="0" w:color="000000"/>
+              <w:left w:val="none" w:sz="0" w:space="0" w:color="000000"/>
+              <w:right w:val="none" w:sz="0" w:space="0" w:color="000000"/>
+            </w:tcBorders>
+            <w:shd w:val="clear" w:color="auto" w:fill="FFFFFF"/>
+            <w:tcMar>
+              <w:top w:w="0" w:type="dxa"/>
+              <w:bottom w:w="0" w:type="dxa"/>
+              <w:left w:w="0" w:type="dxa"/>
+              <w:right w:w="0" w:type="dxa"/>
+            </w:tcMar>
+            <w:vAlign w:val="center"/>
+          </w:tcPr>
+          <w:p>
+            <w:pPr>
+              <w:pStyle w:val="Normal"/>
+              <w:jc w:val="left"/>
+              <w:pBdr>
+                <w:bottom w:val="none" w:sz="0" w:space="0" w:color="000000"/>
+                <w:top w:val="none" w:sz="0" w:space="0" w:color="000000"/>
+                <w:left w:val="none" w:sz="0" w:space="0" w:color="000000"/>
+                <w:right w:val="none" w:sz="0" w:space="0" w:color="000000"/>
+              </w:pBdr>
+              <w:spacing w:after="100" w:before="100" w:line="240"/>
+              <w:ind w:left="100" w:right="100" w:firstLine="0" w:firstLineChars="0"/>
+              <w:rPr>
+                <w:rFonts w:ascii="Arial" w:hAnsi="Arial" w:eastAsia="Arial" w:cs="Arial"/>
+                <w:i w:val="false"/>
+                <w:b w:val="false"/>
+                <w:u w:val="none"/>
+                <w:sz w:val="18"/>
+                <w:szCs w:val="18"/>
+                <w:color w:val="000000"/>
+              </w:rPr>
+            </w:pPr>
+            <w:r>
+              <w:rPr>
+                <w:rFonts w:ascii="Arial" w:hAnsi="Arial" w:eastAsia="Arial" w:cs="Arial"/>
+                <w:i w:val="false"/>
+                <w:b w:val="false"/>
+                <w:u w:val="none"/>
+                <w:sz w:val="18"/>
+                <w:szCs w:val="18"/>
+                <w:color w:val="000000"/>
+              </w:rPr>
               <w:t xml:space="preserve">39.00 [22.00, 59.00]</w:t>
             </w:r>
           </w:p>
@@ -4721,60 +4774,7 @@
                 <w:szCs w:val="18"/>
                 <w:color w:val="000000"/>
               </w:rPr>
-              <w:t xml:space="preserve">50.50 [35.00, 65.00]</w:t>
-            </w:r>
-          </w:p>
-        </w:tc>
-        <w:tc>
-          <w:tcPr>
-            <w:tcBorders>
-              <w:bottom w:val="none" w:sz="0" w:space="0" w:color="000000"/>
-              <w:top w:val="none" w:sz="0" w:space="0" w:color="000000"/>
-              <w:left w:val="none" w:sz="0" w:space="0" w:color="000000"/>
-              <w:right w:val="none" w:sz="0" w:space="0" w:color="000000"/>
-            </w:tcBorders>
-            <w:shd w:val="clear" w:color="auto" w:fill="FFFFFF"/>
-            <w:tcMar>
-              <w:top w:w="0" w:type="dxa"/>
-              <w:bottom w:w="0" w:type="dxa"/>
-              <w:left w:w="0" w:type="dxa"/>
-              <w:right w:w="0" w:type="dxa"/>
-            </w:tcMar>
-            <w:vAlign w:val="center"/>
-          </w:tcPr>
-          <w:p>
-            <w:pPr>
-              <w:pStyle w:val="Normal"/>
-              <w:jc w:val="left"/>
-              <w:pBdr>
-                <w:bottom w:val="none" w:sz="0" w:space="0" w:color="000000"/>
-                <w:top w:val="none" w:sz="0" w:space="0" w:color="000000"/>
-                <w:left w:val="none" w:sz="0" w:space="0" w:color="000000"/>
-                <w:right w:val="none" w:sz="0" w:space="0" w:color="000000"/>
-              </w:pBdr>
-              <w:spacing w:after="100" w:before="100" w:line="240"/>
-              <w:ind w:left="100" w:right="100" w:firstLine="0" w:firstLineChars="0"/>
-              <w:rPr>
-                <w:rFonts w:ascii="Arial" w:hAnsi="Arial" w:eastAsia="Arial" w:cs="Arial"/>
-                <w:i w:val="false"/>
-                <w:b w:val="false"/>
-                <w:u w:val="none"/>
-                <w:sz w:val="18"/>
-                <w:szCs w:val="18"/>
-                <w:color w:val="000000"/>
-              </w:rPr>
-            </w:pPr>
-            <w:r>
-              <w:rPr>
-                <w:rFonts w:ascii="Arial" w:hAnsi="Arial" w:eastAsia="Arial" w:cs="Arial"/>
-                <w:i w:val="false"/>
-                <w:b w:val="false"/>
-                <w:u w:val="none"/>
-                <w:sz w:val="18"/>
-                <w:szCs w:val="18"/>
-                <w:color w:val="000000"/>
-              </w:rPr>
-              <w:t xml:space="preserve">5.00 [2.00, 16.00]</w:t>
+              <w:t xml:space="preserve">51.00 [35.00, 65.50]</w:t>
             </w:r>
           </w:p>
         </w:tc>
@@ -4992,112 +4992,6 @@
                 <w:szCs w:val="18"/>
                 <w:color w:val="000000"/>
               </w:rPr>
-              <w:t xml:space="preserve">46.50 [28.25, 63.00]</w:t>
-            </w:r>
-          </w:p>
-        </w:tc>
-        <w:tc>
-          <w:tcPr>
-            <w:tcBorders>
-              <w:bottom w:val="none" w:sz="0" w:space="0" w:color="000000"/>
-              <w:top w:val="none" w:sz="0" w:space="0" w:color="000000"/>
-              <w:left w:val="none" w:sz="0" w:space="0" w:color="000000"/>
-              <w:right w:val="none" w:sz="0" w:space="0" w:color="000000"/>
-            </w:tcBorders>
-            <w:shd w:val="clear" w:color="auto" w:fill="FFFFFF"/>
-            <w:tcMar>
-              <w:top w:w="0" w:type="dxa"/>
-              <w:bottom w:w="0" w:type="dxa"/>
-              <w:left w:w="0" w:type="dxa"/>
-              <w:right w:w="0" w:type="dxa"/>
-            </w:tcMar>
-            <w:vAlign w:val="center"/>
-          </w:tcPr>
-          <w:p>
-            <w:pPr>
-              <w:pStyle w:val="Normal"/>
-              <w:jc w:val="left"/>
-              <w:pBdr>
-                <w:bottom w:val="none" w:sz="0" w:space="0" w:color="000000"/>
-                <w:top w:val="none" w:sz="0" w:space="0" w:color="000000"/>
-                <w:left w:val="none" w:sz="0" w:space="0" w:color="000000"/>
-                <w:right w:val="none" w:sz="0" w:space="0" w:color="000000"/>
-              </w:pBdr>
-              <w:spacing w:after="100" w:before="100" w:line="240"/>
-              <w:ind w:left="100" w:right="100" w:firstLine="0" w:firstLineChars="0"/>
-              <w:rPr>
-                <w:rFonts w:ascii="Arial" w:hAnsi="Arial" w:eastAsia="Arial" w:cs="Arial"/>
-                <w:i w:val="false"/>
-                <w:b w:val="false"/>
-                <w:u w:val="none"/>
-                <w:sz w:val="18"/>
-                <w:szCs w:val="18"/>
-                <w:color w:val="000000"/>
-              </w:rPr>
-            </w:pPr>
-            <w:r>
-              <w:rPr>
-                <w:rFonts w:ascii="Arial" w:hAnsi="Arial" w:eastAsia="Arial" w:cs="Arial"/>
-                <w:i w:val="false"/>
-                <w:b w:val="false"/>
-                <w:u w:val="none"/>
-                <w:sz w:val="18"/>
-                <w:szCs w:val="18"/>
-                <w:color w:val="000000"/>
-              </w:rPr>
-              <w:t xml:space="preserve">57.00 [35.00, 68.00]</w:t>
-            </w:r>
-          </w:p>
-        </w:tc>
-        <w:tc>
-          <w:tcPr>
-            <w:tcBorders>
-              <w:bottom w:val="none" w:sz="0" w:space="0" w:color="000000"/>
-              <w:top w:val="none" w:sz="0" w:space="0" w:color="000000"/>
-              <w:left w:val="none" w:sz="0" w:space="0" w:color="000000"/>
-              <w:right w:val="none" w:sz="0" w:space="0" w:color="000000"/>
-            </w:tcBorders>
-            <w:shd w:val="clear" w:color="auto" w:fill="FFFFFF"/>
-            <w:tcMar>
-              <w:top w:w="0" w:type="dxa"/>
-              <w:bottom w:w="0" w:type="dxa"/>
-              <w:left w:w="0" w:type="dxa"/>
-              <w:right w:w="0" w:type="dxa"/>
-            </w:tcMar>
-            <w:vAlign w:val="center"/>
-          </w:tcPr>
-          <w:p>
-            <w:pPr>
-              <w:pStyle w:val="Normal"/>
-              <w:jc w:val="left"/>
-              <w:pBdr>
-                <w:bottom w:val="none" w:sz="0" w:space="0" w:color="000000"/>
-                <w:top w:val="none" w:sz="0" w:space="0" w:color="000000"/>
-                <w:left w:val="none" w:sz="0" w:space="0" w:color="000000"/>
-                <w:right w:val="none" w:sz="0" w:space="0" w:color="000000"/>
-              </w:pBdr>
-              <w:spacing w:after="100" w:before="100" w:line="240"/>
-              <w:ind w:left="100" w:right="100" w:firstLine="0" w:firstLineChars="0"/>
-              <w:rPr>
-                <w:rFonts w:ascii="Arial" w:hAnsi="Arial" w:eastAsia="Arial" w:cs="Arial"/>
-                <w:i w:val="false"/>
-                <w:b w:val="false"/>
-                <w:u w:val="none"/>
-                <w:sz w:val="18"/>
-                <w:szCs w:val="18"/>
-                <w:color w:val="000000"/>
-              </w:rPr>
-            </w:pPr>
-            <w:r>
-              <w:rPr>
-                <w:rFonts w:ascii="Arial" w:hAnsi="Arial" w:eastAsia="Arial" w:cs="Arial"/>
-                <w:i w:val="false"/>
-                <w:b w:val="false"/>
-                <w:u w:val="none"/>
-                <w:sz w:val="18"/>
-                <w:szCs w:val="18"/>
-                <w:color w:val="000000"/>
-              </w:rPr>
               <w:t xml:space="preserve">5.00 [0.00, 11.00]</w:t>
             </w:r>
           </w:p>
@@ -5151,6 +5045,112 @@
                 <w:szCs w:val="18"/>
                 <w:color w:val="000000"/>
               </w:rPr>
+              <w:t xml:space="preserve">47.00 [28.50, 63.00]</w:t>
+            </w:r>
+          </w:p>
+        </w:tc>
+        <w:tc>
+          <w:tcPr>
+            <w:tcBorders>
+              <w:bottom w:val="none" w:sz="0" w:space="0" w:color="000000"/>
+              <w:top w:val="none" w:sz="0" w:space="0" w:color="000000"/>
+              <w:left w:val="none" w:sz="0" w:space="0" w:color="000000"/>
+              <w:right w:val="none" w:sz="0" w:space="0" w:color="000000"/>
+            </w:tcBorders>
+            <w:shd w:val="clear" w:color="auto" w:fill="FFFFFF"/>
+            <w:tcMar>
+              <w:top w:w="0" w:type="dxa"/>
+              <w:bottom w:w="0" w:type="dxa"/>
+              <w:left w:w="0" w:type="dxa"/>
+              <w:right w:w="0" w:type="dxa"/>
+            </w:tcMar>
+            <w:vAlign w:val="center"/>
+          </w:tcPr>
+          <w:p>
+            <w:pPr>
+              <w:pStyle w:val="Normal"/>
+              <w:jc w:val="left"/>
+              <w:pBdr>
+                <w:bottom w:val="none" w:sz="0" w:space="0" w:color="000000"/>
+                <w:top w:val="none" w:sz="0" w:space="0" w:color="000000"/>
+                <w:left w:val="none" w:sz="0" w:space="0" w:color="000000"/>
+                <w:right w:val="none" w:sz="0" w:space="0" w:color="000000"/>
+              </w:pBdr>
+              <w:spacing w:after="100" w:before="100" w:line="240"/>
+              <w:ind w:left="100" w:right="100" w:firstLine="0" w:firstLineChars="0"/>
+              <w:rPr>
+                <w:rFonts w:ascii="Arial" w:hAnsi="Arial" w:eastAsia="Arial" w:cs="Arial"/>
+                <w:i w:val="false"/>
+                <w:b w:val="false"/>
+                <w:u w:val="none"/>
+                <w:sz w:val="18"/>
+                <w:szCs w:val="18"/>
+                <w:color w:val="000000"/>
+              </w:rPr>
+            </w:pPr>
+            <w:r>
+              <w:rPr>
+                <w:rFonts w:ascii="Arial" w:hAnsi="Arial" w:eastAsia="Arial" w:cs="Arial"/>
+                <w:i w:val="false"/>
+                <w:b w:val="false"/>
+                <w:u w:val="none"/>
+                <w:sz w:val="18"/>
+                <w:szCs w:val="18"/>
+                <w:color w:val="000000"/>
+              </w:rPr>
+              <w:t xml:space="preserve">57.00 [35.00, 69.25]</w:t>
+            </w:r>
+          </w:p>
+        </w:tc>
+        <w:tc>
+          <w:tcPr>
+            <w:tcBorders>
+              <w:bottom w:val="none" w:sz="0" w:space="0" w:color="000000"/>
+              <w:top w:val="none" w:sz="0" w:space="0" w:color="000000"/>
+              <w:left w:val="none" w:sz="0" w:space="0" w:color="000000"/>
+              <w:right w:val="none" w:sz="0" w:space="0" w:color="000000"/>
+            </w:tcBorders>
+            <w:shd w:val="clear" w:color="auto" w:fill="FFFFFF"/>
+            <w:tcMar>
+              <w:top w:w="0" w:type="dxa"/>
+              <w:bottom w:w="0" w:type="dxa"/>
+              <w:left w:w="0" w:type="dxa"/>
+              <w:right w:w="0" w:type="dxa"/>
+            </w:tcMar>
+            <w:vAlign w:val="center"/>
+          </w:tcPr>
+          <w:p>
+            <w:pPr>
+              <w:pStyle w:val="Normal"/>
+              <w:jc w:val="left"/>
+              <w:pBdr>
+                <w:bottom w:val="none" w:sz="0" w:space="0" w:color="000000"/>
+                <w:top w:val="none" w:sz="0" w:space="0" w:color="000000"/>
+                <w:left w:val="none" w:sz="0" w:space="0" w:color="000000"/>
+                <w:right w:val="none" w:sz="0" w:space="0" w:color="000000"/>
+              </w:pBdr>
+              <w:spacing w:after="100" w:before="100" w:line="240"/>
+              <w:ind w:left="100" w:right="100" w:firstLine="0" w:firstLineChars="0"/>
+              <w:rPr>
+                <w:rFonts w:ascii="Arial" w:hAnsi="Arial" w:eastAsia="Arial" w:cs="Arial"/>
+                <w:i w:val="false"/>
+                <w:b w:val="false"/>
+                <w:u w:val="none"/>
+                <w:sz w:val="18"/>
+                <w:szCs w:val="18"/>
+                <w:color w:val="000000"/>
+              </w:rPr>
+            </w:pPr>
+            <w:r>
+              <w:rPr>
+                <w:rFonts w:ascii="Arial" w:hAnsi="Arial" w:eastAsia="Arial" w:cs="Arial"/>
+                <w:i w:val="false"/>
+                <w:b w:val="false"/>
+                <w:u w:val="none"/>
+                <w:sz w:val="18"/>
+                <w:szCs w:val="18"/>
+                <w:color w:val="000000"/>
+              </w:rPr>
               <w:t xml:space="preserve">&lt;0.001</w:t>
             </w:r>
           </w:p>
@@ -5204,7 +5204,7 @@
                 <w:szCs w:val="18"/>
                 <w:color w:val="000000"/>
               </w:rPr>
-              <w:t xml:space="preserve">0.015</w:t>
+              <w:t xml:space="preserve">0.012</w:t>
             </w:r>
           </w:p>
         </w:tc>
@@ -5475,60 +5475,60 @@
                 <w:szCs w:val="18"/>
                 <w:color w:val="000000"/>
               </w:rPr>
-              <w:t xml:space="preserve">0.604</w:t>
-            </w:r>
-          </w:p>
-        </w:tc>
-        <w:tc>
-          <w:tcPr>
-            <w:tcBorders>
-              <w:bottom w:val="none" w:sz="0" w:space="0" w:color="000000"/>
-              <w:top w:val="none" w:sz="0" w:space="0" w:color="000000"/>
-              <w:left w:val="none" w:sz="0" w:space="0" w:color="000000"/>
-              <w:right w:val="none" w:sz="0" w:space="0" w:color="000000"/>
-            </w:tcBorders>
-            <w:shd w:val="clear" w:color="auto" w:fill="FFFFFF"/>
-            <w:tcMar>
-              <w:top w:w="0" w:type="dxa"/>
-              <w:bottom w:w="0" w:type="dxa"/>
-              <w:left w:w="0" w:type="dxa"/>
-              <w:right w:w="0" w:type="dxa"/>
-            </w:tcMar>
-            <w:vAlign w:val="center"/>
-          </w:tcPr>
-          <w:p>
-            <w:pPr>
-              <w:pStyle w:val="Normal"/>
-              <w:jc w:val="left"/>
-              <w:pBdr>
-                <w:bottom w:val="none" w:sz="0" w:space="0" w:color="000000"/>
-                <w:top w:val="none" w:sz="0" w:space="0" w:color="000000"/>
-                <w:left w:val="none" w:sz="0" w:space="0" w:color="000000"/>
-                <w:right w:val="none" w:sz="0" w:space="0" w:color="000000"/>
-              </w:pBdr>
-              <w:spacing w:after="100" w:before="100" w:line="240"/>
-              <w:ind w:left="100" w:right="100" w:firstLine="0" w:firstLineChars="0"/>
-              <w:rPr>
-                <w:rFonts w:ascii="Arial" w:hAnsi="Arial" w:eastAsia="Arial" w:cs="Arial"/>
-                <w:i w:val="false"/>
-                <w:b w:val="false"/>
-                <w:u w:val="none"/>
-                <w:sz w:val="18"/>
-                <w:szCs w:val="18"/>
-                <w:color w:val="000000"/>
-              </w:rPr>
-            </w:pPr>
-            <w:r>
-              <w:rPr>
-                <w:rFonts w:ascii="Arial" w:hAnsi="Arial" w:eastAsia="Arial" w:cs="Arial"/>
-                <w:i w:val="false"/>
-                <w:b w:val="false"/>
-                <w:u w:val="none"/>
-                <w:sz w:val="18"/>
-                <w:szCs w:val="18"/>
-                <w:color w:val="000000"/>
-              </w:rPr>
-              <w:t xml:space="preserve">0.761</w:t>
+              <w:t xml:space="preserve">0.614</w:t>
+            </w:r>
+          </w:p>
+        </w:tc>
+        <w:tc>
+          <w:tcPr>
+            <w:tcBorders>
+              <w:bottom w:val="none" w:sz="0" w:space="0" w:color="000000"/>
+              <w:top w:val="none" w:sz="0" w:space="0" w:color="000000"/>
+              <w:left w:val="none" w:sz="0" w:space="0" w:color="000000"/>
+              <w:right w:val="none" w:sz="0" w:space="0" w:color="000000"/>
+            </w:tcBorders>
+            <w:shd w:val="clear" w:color="auto" w:fill="FFFFFF"/>
+            <w:tcMar>
+              <w:top w:w="0" w:type="dxa"/>
+              <w:bottom w:w="0" w:type="dxa"/>
+              <w:left w:w="0" w:type="dxa"/>
+              <w:right w:w="0" w:type="dxa"/>
+            </w:tcMar>
+            <w:vAlign w:val="center"/>
+          </w:tcPr>
+          <w:p>
+            <w:pPr>
+              <w:pStyle w:val="Normal"/>
+              <w:jc w:val="left"/>
+              <w:pBdr>
+                <w:bottom w:val="none" w:sz="0" w:space="0" w:color="000000"/>
+                <w:top w:val="none" w:sz="0" w:space="0" w:color="000000"/>
+                <w:left w:val="none" w:sz="0" w:space="0" w:color="000000"/>
+                <w:right w:val="none" w:sz="0" w:space="0" w:color="000000"/>
+              </w:pBdr>
+              <w:spacing w:after="100" w:before="100" w:line="240"/>
+              <w:ind w:left="100" w:right="100" w:firstLine="0" w:firstLineChars="0"/>
+              <w:rPr>
+                <w:rFonts w:ascii="Arial" w:hAnsi="Arial" w:eastAsia="Arial" w:cs="Arial"/>
+                <w:i w:val="false"/>
+                <w:b w:val="false"/>
+                <w:u w:val="none"/>
+                <w:sz w:val="18"/>
+                <w:szCs w:val="18"/>
+                <w:color w:val="000000"/>
+              </w:rPr>
+            </w:pPr>
+            <w:r>
+              <w:rPr>
+                <w:rFonts w:ascii="Arial" w:hAnsi="Arial" w:eastAsia="Arial" w:cs="Arial"/>
+                <w:i w:val="false"/>
+                <w:b w:val="false"/>
+                <w:u w:val="none"/>
+                <w:sz w:val="18"/>
+                <w:szCs w:val="18"/>
+                <w:color w:val="000000"/>
+              </w:rPr>
+              <w:t xml:space="preserve">0.795</w:t>
             </w:r>
           </w:p>
         </w:tc>
@@ -5640,113 +5640,113 @@
                 <w:szCs w:val="18"/>
                 <w:color w:val="000000"/>
               </w:rPr>
-              <w:t xml:space="preserve">197 (74.3)</w:t>
-            </w:r>
-          </w:p>
-        </w:tc>
-        <w:tc>
-          <w:tcPr>
-            <w:tcBorders>
-              <w:bottom w:val="none" w:sz="0" w:space="0" w:color="000000"/>
-              <w:top w:val="none" w:sz="0" w:space="0" w:color="000000"/>
-              <w:left w:val="none" w:sz="0" w:space="0" w:color="000000"/>
-              <w:right w:val="none" w:sz="0" w:space="0" w:color="000000"/>
-            </w:tcBorders>
-            <w:shd w:val="clear" w:color="auto" w:fill="FFFFFF"/>
-            <w:tcMar>
-              <w:top w:w="0" w:type="dxa"/>
-              <w:bottom w:w="0" w:type="dxa"/>
-              <w:left w:w="0" w:type="dxa"/>
-              <w:right w:w="0" w:type="dxa"/>
-            </w:tcMar>
-            <w:vAlign w:val="center"/>
-          </w:tcPr>
-          <w:p>
-            <w:pPr>
-              <w:pStyle w:val="Normal"/>
-              <w:jc w:val="left"/>
-              <w:pBdr>
-                <w:bottom w:val="none" w:sz="0" w:space="0" w:color="000000"/>
-                <w:top w:val="none" w:sz="0" w:space="0" w:color="000000"/>
-                <w:left w:val="none" w:sz="0" w:space="0" w:color="000000"/>
-                <w:right w:val="none" w:sz="0" w:space="0" w:color="000000"/>
-              </w:pBdr>
-              <w:spacing w:after="100" w:before="100" w:line="240"/>
-              <w:ind w:left="100" w:right="100" w:firstLine="0" w:firstLineChars="0"/>
-              <w:rPr>
-                <w:rFonts w:ascii="Arial" w:hAnsi="Arial" w:eastAsia="Arial" w:cs="Arial"/>
-                <w:i w:val="false"/>
-                <w:b w:val="false"/>
-                <w:u w:val="none"/>
-                <w:sz w:val="18"/>
-                <w:szCs w:val="18"/>
-                <w:color w:val="000000"/>
-              </w:rPr>
-            </w:pPr>
-            <w:r>
-              <w:rPr>
-                <w:rFonts w:ascii="Arial" w:hAnsi="Arial" w:eastAsia="Arial" w:cs="Arial"/>
-                <w:i w:val="false"/>
-                <w:b w:val="false"/>
-                <w:u w:val="none"/>
-                <w:sz w:val="18"/>
-                <w:szCs w:val="18"/>
-                <w:color w:val="000000"/>
-              </w:rPr>
-              <w:t xml:space="preserve">100 (78.1)</w:t>
-            </w:r>
-          </w:p>
-        </w:tc>
-        <w:tc>
-          <w:tcPr>
-            <w:tcBorders>
-              <w:bottom w:val="none" w:sz="0" w:space="0" w:color="000000"/>
-              <w:top w:val="none" w:sz="0" w:space="0" w:color="000000"/>
-              <w:left w:val="none" w:sz="0" w:space="0" w:color="000000"/>
-              <w:right w:val="none" w:sz="0" w:space="0" w:color="000000"/>
-            </w:tcBorders>
-            <w:shd w:val="clear" w:color="auto" w:fill="FFFFFF"/>
-            <w:tcMar>
-              <w:top w:w="0" w:type="dxa"/>
-              <w:bottom w:w="0" w:type="dxa"/>
-              <w:left w:w="0" w:type="dxa"/>
-              <w:right w:w="0" w:type="dxa"/>
-            </w:tcMar>
-            <w:vAlign w:val="center"/>
-          </w:tcPr>
-          <w:p>
-            <w:pPr>
-              <w:pStyle w:val="Normal"/>
-              <w:jc w:val="left"/>
-              <w:pBdr>
-                <w:bottom w:val="none" w:sz="0" w:space="0" w:color="000000"/>
-                <w:top w:val="none" w:sz="0" w:space="0" w:color="000000"/>
-                <w:left w:val="none" w:sz="0" w:space="0" w:color="000000"/>
-                <w:right w:val="none" w:sz="0" w:space="0" w:color="000000"/>
-              </w:pBdr>
-              <w:spacing w:after="100" w:before="100" w:line="240"/>
-              <w:ind w:left="100" w:right="100" w:firstLine="0" w:firstLineChars="0"/>
-              <w:rPr>
-                <w:rFonts w:ascii="Arial" w:hAnsi="Arial" w:eastAsia="Arial" w:cs="Arial"/>
-                <w:i w:val="false"/>
-                <w:b w:val="false"/>
-                <w:u w:val="none"/>
-                <w:sz w:val="18"/>
-                <w:szCs w:val="18"/>
-                <w:color w:val="000000"/>
-              </w:rPr>
-            </w:pPr>
-            <w:r>
-              <w:rPr>
-                <w:rFonts w:ascii="Arial" w:hAnsi="Arial" w:eastAsia="Arial" w:cs="Arial"/>
-                <w:i w:val="false"/>
-                <w:b w:val="false"/>
-                <w:u w:val="none"/>
-                <w:sz w:val="18"/>
-                <w:szCs w:val="18"/>
-                <w:color w:val="000000"/>
-              </w:rPr>
-              <w:t xml:space="preserve">54 (85.7)</w:t>
+              <w:t xml:space="preserve">54 (85.7%)</w:t>
+            </w:r>
+          </w:p>
+        </w:tc>
+        <w:tc>
+          <w:tcPr>
+            <w:tcBorders>
+              <w:bottom w:val="none" w:sz="0" w:space="0" w:color="000000"/>
+              <w:top w:val="none" w:sz="0" w:space="0" w:color="000000"/>
+              <w:left w:val="none" w:sz="0" w:space="0" w:color="000000"/>
+              <w:right w:val="none" w:sz="0" w:space="0" w:color="000000"/>
+            </w:tcBorders>
+            <w:shd w:val="clear" w:color="auto" w:fill="FFFFFF"/>
+            <w:tcMar>
+              <w:top w:w="0" w:type="dxa"/>
+              <w:bottom w:w="0" w:type="dxa"/>
+              <w:left w:w="0" w:type="dxa"/>
+              <w:right w:w="0" w:type="dxa"/>
+            </w:tcMar>
+            <w:vAlign w:val="center"/>
+          </w:tcPr>
+          <w:p>
+            <w:pPr>
+              <w:pStyle w:val="Normal"/>
+              <w:jc w:val="left"/>
+              <w:pBdr>
+                <w:bottom w:val="none" w:sz="0" w:space="0" w:color="000000"/>
+                <w:top w:val="none" w:sz="0" w:space="0" w:color="000000"/>
+                <w:left w:val="none" w:sz="0" w:space="0" w:color="000000"/>
+                <w:right w:val="none" w:sz="0" w:space="0" w:color="000000"/>
+              </w:pBdr>
+              <w:spacing w:after="100" w:before="100" w:line="240"/>
+              <w:ind w:left="100" w:right="100" w:firstLine="0" w:firstLineChars="0"/>
+              <w:rPr>
+                <w:rFonts w:ascii="Arial" w:hAnsi="Arial" w:eastAsia="Arial" w:cs="Arial"/>
+                <w:i w:val="false"/>
+                <w:b w:val="false"/>
+                <w:u w:val="none"/>
+                <w:sz w:val="18"/>
+                <w:szCs w:val="18"/>
+                <w:color w:val="000000"/>
+              </w:rPr>
+            </w:pPr>
+            <w:r>
+              <w:rPr>
+                <w:rFonts w:ascii="Arial" w:hAnsi="Arial" w:eastAsia="Arial" w:cs="Arial"/>
+                <w:i w:val="false"/>
+                <w:b w:val="false"/>
+                <w:u w:val="none"/>
+                <w:sz w:val="18"/>
+                <w:szCs w:val="18"/>
+                <w:color w:val="000000"/>
+              </w:rPr>
+              <w:t xml:space="preserve">198 (74.4%)</w:t>
+            </w:r>
+          </w:p>
+        </w:tc>
+        <w:tc>
+          <w:tcPr>
+            <w:tcBorders>
+              <w:bottom w:val="none" w:sz="0" w:space="0" w:color="000000"/>
+              <w:top w:val="none" w:sz="0" w:space="0" w:color="000000"/>
+              <w:left w:val="none" w:sz="0" w:space="0" w:color="000000"/>
+              <w:right w:val="none" w:sz="0" w:space="0" w:color="000000"/>
+            </w:tcBorders>
+            <w:shd w:val="clear" w:color="auto" w:fill="FFFFFF"/>
+            <w:tcMar>
+              <w:top w:w="0" w:type="dxa"/>
+              <w:bottom w:w="0" w:type="dxa"/>
+              <w:left w:w="0" w:type="dxa"/>
+              <w:right w:w="0" w:type="dxa"/>
+            </w:tcMar>
+            <w:vAlign w:val="center"/>
+          </w:tcPr>
+          <w:p>
+            <w:pPr>
+              <w:pStyle w:val="Normal"/>
+              <w:jc w:val="left"/>
+              <w:pBdr>
+                <w:bottom w:val="none" w:sz="0" w:space="0" w:color="000000"/>
+                <w:top w:val="none" w:sz="0" w:space="0" w:color="000000"/>
+                <w:left w:val="none" w:sz="0" w:space="0" w:color="000000"/>
+                <w:right w:val="none" w:sz="0" w:space="0" w:color="000000"/>
+              </w:pBdr>
+              <w:spacing w:after="100" w:before="100" w:line="240"/>
+              <w:ind w:left="100" w:right="100" w:firstLine="0" w:firstLineChars="0"/>
+              <w:rPr>
+                <w:rFonts w:ascii="Arial" w:hAnsi="Arial" w:eastAsia="Arial" w:cs="Arial"/>
+                <w:i w:val="false"/>
+                <w:b w:val="false"/>
+                <w:u w:val="none"/>
+                <w:sz w:val="18"/>
+                <w:szCs w:val="18"/>
+                <w:color w:val="000000"/>
+              </w:rPr>
+            </w:pPr>
+            <w:r>
+              <w:rPr>
+                <w:rFonts w:ascii="Arial" w:hAnsi="Arial" w:eastAsia="Arial" w:cs="Arial"/>
+                <w:i w:val="false"/>
+                <w:b w:val="false"/>
+                <w:u w:val="none"/>
+                <w:sz w:val="18"/>
+                <w:szCs w:val="18"/>
+                <w:color w:val="000000"/>
+              </w:rPr>
+              <w:t xml:space="preserve">100 (77.5%)</w:t>
             </w:r>
           </w:p>
         </w:tc>
@@ -5964,113 +5964,113 @@
                 <w:szCs w:val="18"/>
                 <w:color w:val="000000"/>
               </w:rPr>
-              <w:t xml:space="preserve">55 (20.8)</w:t>
-            </w:r>
-          </w:p>
-        </w:tc>
-        <w:tc>
-          <w:tcPr>
-            <w:tcBorders>
-              <w:bottom w:val="none" w:sz="0" w:space="0" w:color="000000"/>
-              <w:top w:val="none" w:sz="0" w:space="0" w:color="000000"/>
-              <w:left w:val="none" w:sz="0" w:space="0" w:color="000000"/>
-              <w:right w:val="none" w:sz="0" w:space="0" w:color="000000"/>
-            </w:tcBorders>
-            <w:shd w:val="clear" w:color="auto" w:fill="FFFFFF"/>
-            <w:tcMar>
-              <w:top w:w="0" w:type="dxa"/>
-              <w:bottom w:w="0" w:type="dxa"/>
-              <w:left w:w="0" w:type="dxa"/>
-              <w:right w:w="0" w:type="dxa"/>
-            </w:tcMar>
-            <w:vAlign w:val="center"/>
-          </w:tcPr>
-          <w:p>
-            <w:pPr>
-              <w:pStyle w:val="Normal"/>
-              <w:jc w:val="left"/>
-              <w:pBdr>
-                <w:bottom w:val="none" w:sz="0" w:space="0" w:color="000000"/>
-                <w:top w:val="none" w:sz="0" w:space="0" w:color="000000"/>
-                <w:left w:val="none" w:sz="0" w:space="0" w:color="000000"/>
-                <w:right w:val="none" w:sz="0" w:space="0" w:color="000000"/>
-              </w:pBdr>
-              <w:spacing w:after="100" w:before="100" w:line="240"/>
-              <w:ind w:left="100" w:right="100" w:firstLine="0" w:firstLineChars="0"/>
-              <w:rPr>
-                <w:rFonts w:ascii="Arial" w:hAnsi="Arial" w:eastAsia="Arial" w:cs="Arial"/>
-                <w:i w:val="false"/>
-                <w:b w:val="false"/>
-                <w:u w:val="none"/>
-                <w:sz w:val="18"/>
-                <w:szCs w:val="18"/>
-                <w:color w:val="000000"/>
-              </w:rPr>
-            </w:pPr>
-            <w:r>
-              <w:rPr>
-                <w:rFonts w:ascii="Arial" w:hAnsi="Arial" w:eastAsia="Arial" w:cs="Arial"/>
-                <w:i w:val="false"/>
-                <w:b w:val="false"/>
-                <w:u w:val="none"/>
-                <w:sz w:val="18"/>
-                <w:szCs w:val="18"/>
-                <w:color w:val="000000"/>
-              </w:rPr>
-              <w:t xml:space="preserve">24 (18.8)</w:t>
-            </w:r>
-          </w:p>
-        </w:tc>
-        <w:tc>
-          <w:tcPr>
-            <w:tcBorders>
-              <w:bottom w:val="none" w:sz="0" w:space="0" w:color="000000"/>
-              <w:top w:val="none" w:sz="0" w:space="0" w:color="000000"/>
-              <w:left w:val="none" w:sz="0" w:space="0" w:color="000000"/>
-              <w:right w:val="none" w:sz="0" w:space="0" w:color="000000"/>
-            </w:tcBorders>
-            <w:shd w:val="clear" w:color="auto" w:fill="FFFFFF"/>
-            <w:tcMar>
-              <w:top w:w="0" w:type="dxa"/>
-              <w:bottom w:w="0" w:type="dxa"/>
-              <w:left w:w="0" w:type="dxa"/>
-              <w:right w:w="0" w:type="dxa"/>
-            </w:tcMar>
-            <w:vAlign w:val="center"/>
-          </w:tcPr>
-          <w:p>
-            <w:pPr>
-              <w:pStyle w:val="Normal"/>
-              <w:jc w:val="left"/>
-              <w:pBdr>
-                <w:bottom w:val="none" w:sz="0" w:space="0" w:color="000000"/>
-                <w:top w:val="none" w:sz="0" w:space="0" w:color="000000"/>
-                <w:left w:val="none" w:sz="0" w:space="0" w:color="000000"/>
-                <w:right w:val="none" w:sz="0" w:space="0" w:color="000000"/>
-              </w:pBdr>
-              <w:spacing w:after="100" w:before="100" w:line="240"/>
-              <w:ind w:left="100" w:right="100" w:firstLine="0" w:firstLineChars="0"/>
-              <w:rPr>
-                <w:rFonts w:ascii="Arial" w:hAnsi="Arial" w:eastAsia="Arial" w:cs="Arial"/>
-                <w:i w:val="false"/>
-                <w:b w:val="false"/>
-                <w:u w:val="none"/>
-                <w:sz w:val="18"/>
-                <w:szCs w:val="18"/>
-                <w:color w:val="000000"/>
-              </w:rPr>
-            </w:pPr>
-            <w:r>
-              <w:rPr>
-                <w:rFonts w:ascii="Arial" w:hAnsi="Arial" w:eastAsia="Arial" w:cs="Arial"/>
-                <w:i w:val="false"/>
-                <w:b w:val="false"/>
-                <w:u w:val="none"/>
-                <w:sz w:val="18"/>
-                <w:szCs w:val="18"/>
-                <w:color w:val="000000"/>
-              </w:rPr>
-              <w:t xml:space="preserve">7 (11.1)</w:t>
+              <w:t xml:space="preserve">7 (11.1%)</w:t>
+            </w:r>
+          </w:p>
+        </w:tc>
+        <w:tc>
+          <w:tcPr>
+            <w:tcBorders>
+              <w:bottom w:val="none" w:sz="0" w:space="0" w:color="000000"/>
+              <w:top w:val="none" w:sz="0" w:space="0" w:color="000000"/>
+              <w:left w:val="none" w:sz="0" w:space="0" w:color="000000"/>
+              <w:right w:val="none" w:sz="0" w:space="0" w:color="000000"/>
+            </w:tcBorders>
+            <w:shd w:val="clear" w:color="auto" w:fill="FFFFFF"/>
+            <w:tcMar>
+              <w:top w:w="0" w:type="dxa"/>
+              <w:bottom w:w="0" w:type="dxa"/>
+              <w:left w:w="0" w:type="dxa"/>
+              <w:right w:w="0" w:type="dxa"/>
+            </w:tcMar>
+            <w:vAlign w:val="center"/>
+          </w:tcPr>
+          <w:p>
+            <w:pPr>
+              <w:pStyle w:val="Normal"/>
+              <w:jc w:val="left"/>
+              <w:pBdr>
+                <w:bottom w:val="none" w:sz="0" w:space="0" w:color="000000"/>
+                <w:top w:val="none" w:sz="0" w:space="0" w:color="000000"/>
+                <w:left w:val="none" w:sz="0" w:space="0" w:color="000000"/>
+                <w:right w:val="none" w:sz="0" w:space="0" w:color="000000"/>
+              </w:pBdr>
+              <w:spacing w:after="100" w:before="100" w:line="240"/>
+              <w:ind w:left="100" w:right="100" w:firstLine="0" w:firstLineChars="0"/>
+              <w:rPr>
+                <w:rFonts w:ascii="Arial" w:hAnsi="Arial" w:eastAsia="Arial" w:cs="Arial"/>
+                <w:i w:val="false"/>
+                <w:b w:val="false"/>
+                <w:u w:val="none"/>
+                <w:sz w:val="18"/>
+                <w:szCs w:val="18"/>
+                <w:color w:val="000000"/>
+              </w:rPr>
+            </w:pPr>
+            <w:r>
+              <w:rPr>
+                <w:rFonts w:ascii="Arial" w:hAnsi="Arial" w:eastAsia="Arial" w:cs="Arial"/>
+                <w:i w:val="false"/>
+                <w:b w:val="false"/>
+                <w:u w:val="none"/>
+                <w:sz w:val="18"/>
+                <w:szCs w:val="18"/>
+                <w:color w:val="000000"/>
+              </w:rPr>
+              <w:t xml:space="preserve">55 (20.7%)</w:t>
+            </w:r>
+          </w:p>
+        </w:tc>
+        <w:tc>
+          <w:tcPr>
+            <w:tcBorders>
+              <w:bottom w:val="none" w:sz="0" w:space="0" w:color="000000"/>
+              <w:top w:val="none" w:sz="0" w:space="0" w:color="000000"/>
+              <w:left w:val="none" w:sz="0" w:space="0" w:color="000000"/>
+              <w:right w:val="none" w:sz="0" w:space="0" w:color="000000"/>
+            </w:tcBorders>
+            <w:shd w:val="clear" w:color="auto" w:fill="FFFFFF"/>
+            <w:tcMar>
+              <w:top w:w="0" w:type="dxa"/>
+              <w:bottom w:w="0" w:type="dxa"/>
+              <w:left w:w="0" w:type="dxa"/>
+              <w:right w:w="0" w:type="dxa"/>
+            </w:tcMar>
+            <w:vAlign w:val="center"/>
+          </w:tcPr>
+          <w:p>
+            <w:pPr>
+              <w:pStyle w:val="Normal"/>
+              <w:jc w:val="left"/>
+              <w:pBdr>
+                <w:bottom w:val="none" w:sz="0" w:space="0" w:color="000000"/>
+                <w:top w:val="none" w:sz="0" w:space="0" w:color="000000"/>
+                <w:left w:val="none" w:sz="0" w:space="0" w:color="000000"/>
+                <w:right w:val="none" w:sz="0" w:space="0" w:color="000000"/>
+              </w:pBdr>
+              <w:spacing w:after="100" w:before="100" w:line="240"/>
+              <w:ind w:left="100" w:right="100" w:firstLine="0" w:firstLineChars="0"/>
+              <w:rPr>
+                <w:rFonts w:ascii="Arial" w:hAnsi="Arial" w:eastAsia="Arial" w:cs="Arial"/>
+                <w:i w:val="false"/>
+                <w:b w:val="false"/>
+                <w:u w:val="none"/>
+                <w:sz w:val="18"/>
+                <w:szCs w:val="18"/>
+                <w:color w:val="000000"/>
+              </w:rPr>
+            </w:pPr>
+            <w:r>
+              <w:rPr>
+                <w:rFonts w:ascii="Arial" w:hAnsi="Arial" w:eastAsia="Arial" w:cs="Arial"/>
+                <w:i w:val="false"/>
+                <w:b w:val="false"/>
+                <w:u w:val="none"/>
+                <w:sz w:val="18"/>
+                <w:szCs w:val="18"/>
+                <w:color w:val="000000"/>
+              </w:rPr>
+              <w:t xml:space="preserve">25 (19.4%)</w:t>
             </w:r>
           </w:p>
         </w:tc>
@@ -6288,113 +6288,113 @@
                 <w:szCs w:val="18"/>
                 <w:color w:val="000000"/>
               </w:rPr>
-              <w:t xml:space="preserve">5 (1.9)</w:t>
-            </w:r>
-          </w:p>
-        </w:tc>
-        <w:tc>
-          <w:tcPr>
-            <w:tcBorders>
-              <w:bottom w:val="none" w:sz="0" w:space="0" w:color="000000"/>
-              <w:top w:val="none" w:sz="0" w:space="0" w:color="000000"/>
-              <w:left w:val="none" w:sz="0" w:space="0" w:color="000000"/>
-              <w:right w:val="none" w:sz="0" w:space="0" w:color="000000"/>
-            </w:tcBorders>
-            <w:shd w:val="clear" w:color="auto" w:fill="FFFFFF"/>
-            <w:tcMar>
-              <w:top w:w="0" w:type="dxa"/>
-              <w:bottom w:w="0" w:type="dxa"/>
-              <w:left w:w="0" w:type="dxa"/>
-              <w:right w:w="0" w:type="dxa"/>
-            </w:tcMar>
-            <w:vAlign w:val="center"/>
-          </w:tcPr>
-          <w:p>
-            <w:pPr>
-              <w:pStyle w:val="Normal"/>
-              <w:jc w:val="left"/>
-              <w:pBdr>
-                <w:bottom w:val="none" w:sz="0" w:space="0" w:color="000000"/>
-                <w:top w:val="none" w:sz="0" w:space="0" w:color="000000"/>
-                <w:left w:val="none" w:sz="0" w:space="0" w:color="000000"/>
-                <w:right w:val="none" w:sz="0" w:space="0" w:color="000000"/>
-              </w:pBdr>
-              <w:spacing w:after="100" w:before="100" w:line="240"/>
-              <w:ind w:left="100" w:right="100" w:firstLine="0" w:firstLineChars="0"/>
-              <w:rPr>
-                <w:rFonts w:ascii="Arial" w:hAnsi="Arial" w:eastAsia="Arial" w:cs="Arial"/>
-                <w:i w:val="false"/>
-                <w:b w:val="false"/>
-                <w:u w:val="none"/>
-                <w:sz w:val="18"/>
-                <w:szCs w:val="18"/>
-                <w:color w:val="000000"/>
-              </w:rPr>
-            </w:pPr>
-            <w:r>
-              <w:rPr>
-                <w:rFonts w:ascii="Arial" w:hAnsi="Arial" w:eastAsia="Arial" w:cs="Arial"/>
-                <w:i w:val="false"/>
-                <w:b w:val="false"/>
-                <w:u w:val="none"/>
-                <w:sz w:val="18"/>
-                <w:szCs w:val="18"/>
-                <w:color w:val="000000"/>
-              </w:rPr>
-              <w:t xml:space="preserve">1 (0.8)</w:t>
-            </w:r>
-          </w:p>
-        </w:tc>
-        <w:tc>
-          <w:tcPr>
-            <w:tcBorders>
-              <w:bottom w:val="none" w:sz="0" w:space="0" w:color="000000"/>
-              <w:top w:val="none" w:sz="0" w:space="0" w:color="000000"/>
-              <w:left w:val="none" w:sz="0" w:space="0" w:color="000000"/>
-              <w:right w:val="none" w:sz="0" w:space="0" w:color="000000"/>
-            </w:tcBorders>
-            <w:shd w:val="clear" w:color="auto" w:fill="FFFFFF"/>
-            <w:tcMar>
-              <w:top w:w="0" w:type="dxa"/>
-              <w:bottom w:w="0" w:type="dxa"/>
-              <w:left w:w="0" w:type="dxa"/>
-              <w:right w:w="0" w:type="dxa"/>
-            </w:tcMar>
-            <w:vAlign w:val="center"/>
-          </w:tcPr>
-          <w:p>
-            <w:pPr>
-              <w:pStyle w:val="Normal"/>
-              <w:jc w:val="left"/>
-              <w:pBdr>
-                <w:bottom w:val="none" w:sz="0" w:space="0" w:color="000000"/>
-                <w:top w:val="none" w:sz="0" w:space="0" w:color="000000"/>
-                <w:left w:val="none" w:sz="0" w:space="0" w:color="000000"/>
-                <w:right w:val="none" w:sz="0" w:space="0" w:color="000000"/>
-              </w:pBdr>
-              <w:spacing w:after="100" w:before="100" w:line="240"/>
-              <w:ind w:left="100" w:right="100" w:firstLine="0" w:firstLineChars="0"/>
-              <w:rPr>
-                <w:rFonts w:ascii="Arial" w:hAnsi="Arial" w:eastAsia="Arial" w:cs="Arial"/>
-                <w:i w:val="false"/>
-                <w:b w:val="false"/>
-                <w:u w:val="none"/>
-                <w:sz w:val="18"/>
-                <w:szCs w:val="18"/>
-                <w:color w:val="000000"/>
-              </w:rPr>
-            </w:pPr>
-            <w:r>
-              <w:rPr>
-                <w:rFonts w:ascii="Arial" w:hAnsi="Arial" w:eastAsia="Arial" w:cs="Arial"/>
-                <w:i w:val="false"/>
-                <w:b w:val="false"/>
-                <w:u w:val="none"/>
-                <w:sz w:val="18"/>
-                <w:szCs w:val="18"/>
-                <w:color w:val="000000"/>
-              </w:rPr>
-              <w:t xml:space="preserve">1 (1.6)</w:t>
+              <w:t xml:space="preserve">1 (1.6%)</w:t>
+            </w:r>
+          </w:p>
+        </w:tc>
+        <w:tc>
+          <w:tcPr>
+            <w:tcBorders>
+              <w:bottom w:val="none" w:sz="0" w:space="0" w:color="000000"/>
+              <w:top w:val="none" w:sz="0" w:space="0" w:color="000000"/>
+              <w:left w:val="none" w:sz="0" w:space="0" w:color="000000"/>
+              <w:right w:val="none" w:sz="0" w:space="0" w:color="000000"/>
+            </w:tcBorders>
+            <w:shd w:val="clear" w:color="auto" w:fill="FFFFFF"/>
+            <w:tcMar>
+              <w:top w:w="0" w:type="dxa"/>
+              <w:bottom w:w="0" w:type="dxa"/>
+              <w:left w:w="0" w:type="dxa"/>
+              <w:right w:w="0" w:type="dxa"/>
+            </w:tcMar>
+            <w:vAlign w:val="center"/>
+          </w:tcPr>
+          <w:p>
+            <w:pPr>
+              <w:pStyle w:val="Normal"/>
+              <w:jc w:val="left"/>
+              <w:pBdr>
+                <w:bottom w:val="none" w:sz="0" w:space="0" w:color="000000"/>
+                <w:top w:val="none" w:sz="0" w:space="0" w:color="000000"/>
+                <w:left w:val="none" w:sz="0" w:space="0" w:color="000000"/>
+                <w:right w:val="none" w:sz="0" w:space="0" w:color="000000"/>
+              </w:pBdr>
+              <w:spacing w:after="100" w:before="100" w:line="240"/>
+              <w:ind w:left="100" w:right="100" w:firstLine="0" w:firstLineChars="0"/>
+              <w:rPr>
+                <w:rFonts w:ascii="Arial" w:hAnsi="Arial" w:eastAsia="Arial" w:cs="Arial"/>
+                <w:i w:val="false"/>
+                <w:b w:val="false"/>
+                <w:u w:val="none"/>
+                <w:sz w:val="18"/>
+                <w:szCs w:val="18"/>
+                <w:color w:val="000000"/>
+              </w:rPr>
+            </w:pPr>
+            <w:r>
+              <w:rPr>
+                <w:rFonts w:ascii="Arial" w:hAnsi="Arial" w:eastAsia="Arial" w:cs="Arial"/>
+                <w:i w:val="false"/>
+                <w:b w:val="false"/>
+                <w:u w:val="none"/>
+                <w:sz w:val="18"/>
+                <w:szCs w:val="18"/>
+                <w:color w:val="000000"/>
+              </w:rPr>
+              <w:t xml:space="preserve">5 (1.9%)</w:t>
+            </w:r>
+          </w:p>
+        </w:tc>
+        <w:tc>
+          <w:tcPr>
+            <w:tcBorders>
+              <w:bottom w:val="none" w:sz="0" w:space="0" w:color="000000"/>
+              <w:top w:val="none" w:sz="0" w:space="0" w:color="000000"/>
+              <w:left w:val="none" w:sz="0" w:space="0" w:color="000000"/>
+              <w:right w:val="none" w:sz="0" w:space="0" w:color="000000"/>
+            </w:tcBorders>
+            <w:shd w:val="clear" w:color="auto" w:fill="FFFFFF"/>
+            <w:tcMar>
+              <w:top w:w="0" w:type="dxa"/>
+              <w:bottom w:w="0" w:type="dxa"/>
+              <w:left w:w="0" w:type="dxa"/>
+              <w:right w:w="0" w:type="dxa"/>
+            </w:tcMar>
+            <w:vAlign w:val="center"/>
+          </w:tcPr>
+          <w:p>
+            <w:pPr>
+              <w:pStyle w:val="Normal"/>
+              <w:jc w:val="left"/>
+              <w:pBdr>
+                <w:bottom w:val="none" w:sz="0" w:space="0" w:color="000000"/>
+                <w:top w:val="none" w:sz="0" w:space="0" w:color="000000"/>
+                <w:left w:val="none" w:sz="0" w:space="0" w:color="000000"/>
+                <w:right w:val="none" w:sz="0" w:space="0" w:color="000000"/>
+              </w:pBdr>
+              <w:spacing w:after="100" w:before="100" w:line="240"/>
+              <w:ind w:left="100" w:right="100" w:firstLine="0" w:firstLineChars="0"/>
+              <w:rPr>
+                <w:rFonts w:ascii="Arial" w:hAnsi="Arial" w:eastAsia="Arial" w:cs="Arial"/>
+                <w:i w:val="false"/>
+                <w:b w:val="false"/>
+                <w:u w:val="none"/>
+                <w:sz w:val="18"/>
+                <w:szCs w:val="18"/>
+                <w:color w:val="000000"/>
+              </w:rPr>
+            </w:pPr>
+            <w:r>
+              <w:rPr>
+                <w:rFonts w:ascii="Arial" w:hAnsi="Arial" w:eastAsia="Arial" w:cs="Arial"/>
+                <w:i w:val="false"/>
+                <w:b w:val="false"/>
+                <w:u w:val="none"/>
+                <w:sz w:val="18"/>
+                <w:szCs w:val="18"/>
+                <w:color w:val="000000"/>
+              </w:rPr>
+              <w:t xml:space="preserve">1 (0.8%)</w:t>
             </w:r>
           </w:p>
         </w:tc>
@@ -6612,113 +6612,113 @@
                 <w:szCs w:val="18"/>
                 <w:color w:val="000000"/>
               </w:rPr>
-              <w:t xml:space="preserve">8 (3.0)</w:t>
-            </w:r>
-          </w:p>
-        </w:tc>
-        <w:tc>
-          <w:tcPr>
-            <w:tcBorders>
-              <w:bottom w:val="none" w:sz="0" w:space="0" w:color="000000"/>
-              <w:top w:val="none" w:sz="0" w:space="0" w:color="000000"/>
-              <w:left w:val="none" w:sz="0" w:space="0" w:color="000000"/>
-              <w:right w:val="none" w:sz="0" w:space="0" w:color="000000"/>
-            </w:tcBorders>
-            <w:shd w:val="clear" w:color="auto" w:fill="FFFFFF"/>
-            <w:tcMar>
-              <w:top w:w="0" w:type="dxa"/>
-              <w:bottom w:w="0" w:type="dxa"/>
-              <w:left w:w="0" w:type="dxa"/>
-              <w:right w:w="0" w:type="dxa"/>
-            </w:tcMar>
-            <w:vAlign w:val="center"/>
-          </w:tcPr>
-          <w:p>
-            <w:pPr>
-              <w:pStyle w:val="Normal"/>
-              <w:jc w:val="left"/>
-              <w:pBdr>
-                <w:bottom w:val="none" w:sz="0" w:space="0" w:color="000000"/>
-                <w:top w:val="none" w:sz="0" w:space="0" w:color="000000"/>
-                <w:left w:val="none" w:sz="0" w:space="0" w:color="000000"/>
-                <w:right w:val="none" w:sz="0" w:space="0" w:color="000000"/>
-              </w:pBdr>
-              <w:spacing w:after="100" w:before="100" w:line="240"/>
-              <w:ind w:left="100" w:right="100" w:firstLine="0" w:firstLineChars="0"/>
-              <w:rPr>
-                <w:rFonts w:ascii="Arial" w:hAnsi="Arial" w:eastAsia="Arial" w:cs="Arial"/>
-                <w:i w:val="false"/>
-                <w:b w:val="false"/>
-                <w:u w:val="none"/>
-                <w:sz w:val="18"/>
-                <w:szCs w:val="18"/>
-                <w:color w:val="000000"/>
-              </w:rPr>
-            </w:pPr>
-            <w:r>
-              <w:rPr>
-                <w:rFonts w:ascii="Arial" w:hAnsi="Arial" w:eastAsia="Arial" w:cs="Arial"/>
-                <w:i w:val="false"/>
-                <w:b w:val="false"/>
-                <w:u w:val="none"/>
-                <w:sz w:val="18"/>
-                <w:szCs w:val="18"/>
-                <w:color w:val="000000"/>
-              </w:rPr>
-              <w:t xml:space="preserve">3 (2.3)</w:t>
-            </w:r>
-          </w:p>
-        </w:tc>
-        <w:tc>
-          <w:tcPr>
-            <w:tcBorders>
-              <w:bottom w:val="none" w:sz="0" w:space="0" w:color="000000"/>
-              <w:top w:val="none" w:sz="0" w:space="0" w:color="000000"/>
-              <w:left w:val="none" w:sz="0" w:space="0" w:color="000000"/>
-              <w:right w:val="none" w:sz="0" w:space="0" w:color="000000"/>
-            </w:tcBorders>
-            <w:shd w:val="clear" w:color="auto" w:fill="FFFFFF"/>
-            <w:tcMar>
-              <w:top w:w="0" w:type="dxa"/>
-              <w:bottom w:w="0" w:type="dxa"/>
-              <w:left w:w="0" w:type="dxa"/>
-              <w:right w:w="0" w:type="dxa"/>
-            </w:tcMar>
-            <w:vAlign w:val="center"/>
-          </w:tcPr>
-          <w:p>
-            <w:pPr>
-              <w:pStyle w:val="Normal"/>
-              <w:jc w:val="left"/>
-              <w:pBdr>
-                <w:bottom w:val="none" w:sz="0" w:space="0" w:color="000000"/>
-                <w:top w:val="none" w:sz="0" w:space="0" w:color="000000"/>
-                <w:left w:val="none" w:sz="0" w:space="0" w:color="000000"/>
-                <w:right w:val="none" w:sz="0" w:space="0" w:color="000000"/>
-              </w:pBdr>
-              <w:spacing w:after="100" w:before="100" w:line="240"/>
-              <w:ind w:left="100" w:right="100" w:firstLine="0" w:firstLineChars="0"/>
-              <w:rPr>
-                <w:rFonts w:ascii="Arial" w:hAnsi="Arial" w:eastAsia="Arial" w:cs="Arial"/>
-                <w:i w:val="false"/>
-                <w:b w:val="false"/>
-                <w:u w:val="none"/>
-                <w:sz w:val="18"/>
-                <w:szCs w:val="18"/>
-                <w:color w:val="000000"/>
-              </w:rPr>
-            </w:pPr>
-            <w:r>
-              <w:rPr>
-                <w:rFonts w:ascii="Arial" w:hAnsi="Arial" w:eastAsia="Arial" w:cs="Arial"/>
-                <w:i w:val="false"/>
-                <w:b w:val="false"/>
-                <w:u w:val="none"/>
-                <w:sz w:val="18"/>
-                <w:szCs w:val="18"/>
-                <w:color w:val="000000"/>
-              </w:rPr>
-              <w:t xml:space="preserve">1 (1.6)</w:t>
+              <w:t xml:space="preserve">1 (1.6%)</w:t>
+            </w:r>
+          </w:p>
+        </w:tc>
+        <w:tc>
+          <w:tcPr>
+            <w:tcBorders>
+              <w:bottom w:val="none" w:sz="0" w:space="0" w:color="000000"/>
+              <w:top w:val="none" w:sz="0" w:space="0" w:color="000000"/>
+              <w:left w:val="none" w:sz="0" w:space="0" w:color="000000"/>
+              <w:right w:val="none" w:sz="0" w:space="0" w:color="000000"/>
+            </w:tcBorders>
+            <w:shd w:val="clear" w:color="auto" w:fill="FFFFFF"/>
+            <w:tcMar>
+              <w:top w:w="0" w:type="dxa"/>
+              <w:bottom w:w="0" w:type="dxa"/>
+              <w:left w:w="0" w:type="dxa"/>
+              <w:right w:w="0" w:type="dxa"/>
+            </w:tcMar>
+            <w:vAlign w:val="center"/>
+          </w:tcPr>
+          <w:p>
+            <w:pPr>
+              <w:pStyle w:val="Normal"/>
+              <w:jc w:val="left"/>
+              <w:pBdr>
+                <w:bottom w:val="none" w:sz="0" w:space="0" w:color="000000"/>
+                <w:top w:val="none" w:sz="0" w:space="0" w:color="000000"/>
+                <w:left w:val="none" w:sz="0" w:space="0" w:color="000000"/>
+                <w:right w:val="none" w:sz="0" w:space="0" w:color="000000"/>
+              </w:pBdr>
+              <w:spacing w:after="100" w:before="100" w:line="240"/>
+              <w:ind w:left="100" w:right="100" w:firstLine="0" w:firstLineChars="0"/>
+              <w:rPr>
+                <w:rFonts w:ascii="Arial" w:hAnsi="Arial" w:eastAsia="Arial" w:cs="Arial"/>
+                <w:i w:val="false"/>
+                <w:b w:val="false"/>
+                <w:u w:val="none"/>
+                <w:sz w:val="18"/>
+                <w:szCs w:val="18"/>
+                <w:color w:val="000000"/>
+              </w:rPr>
+            </w:pPr>
+            <w:r>
+              <w:rPr>
+                <w:rFonts w:ascii="Arial" w:hAnsi="Arial" w:eastAsia="Arial" w:cs="Arial"/>
+                <w:i w:val="false"/>
+                <w:b w:val="false"/>
+                <w:u w:val="none"/>
+                <w:sz w:val="18"/>
+                <w:szCs w:val="18"/>
+                <w:color w:val="000000"/>
+              </w:rPr>
+              <w:t xml:space="preserve">8 (3.0%)</w:t>
+            </w:r>
+          </w:p>
+        </w:tc>
+        <w:tc>
+          <w:tcPr>
+            <w:tcBorders>
+              <w:bottom w:val="none" w:sz="0" w:space="0" w:color="000000"/>
+              <w:top w:val="none" w:sz="0" w:space="0" w:color="000000"/>
+              <w:left w:val="none" w:sz="0" w:space="0" w:color="000000"/>
+              <w:right w:val="none" w:sz="0" w:space="0" w:color="000000"/>
+            </w:tcBorders>
+            <w:shd w:val="clear" w:color="auto" w:fill="FFFFFF"/>
+            <w:tcMar>
+              <w:top w:w="0" w:type="dxa"/>
+              <w:bottom w:w="0" w:type="dxa"/>
+              <w:left w:w="0" w:type="dxa"/>
+              <w:right w:w="0" w:type="dxa"/>
+            </w:tcMar>
+            <w:vAlign w:val="center"/>
+          </w:tcPr>
+          <w:p>
+            <w:pPr>
+              <w:pStyle w:val="Normal"/>
+              <w:jc w:val="left"/>
+              <w:pBdr>
+                <w:bottom w:val="none" w:sz="0" w:space="0" w:color="000000"/>
+                <w:top w:val="none" w:sz="0" w:space="0" w:color="000000"/>
+                <w:left w:val="none" w:sz="0" w:space="0" w:color="000000"/>
+                <w:right w:val="none" w:sz="0" w:space="0" w:color="000000"/>
+              </w:pBdr>
+              <w:spacing w:after="100" w:before="100" w:line="240"/>
+              <w:ind w:left="100" w:right="100" w:firstLine="0" w:firstLineChars="0"/>
+              <w:rPr>
+                <w:rFonts w:ascii="Arial" w:hAnsi="Arial" w:eastAsia="Arial" w:cs="Arial"/>
+                <w:i w:val="false"/>
+                <w:b w:val="false"/>
+                <w:u w:val="none"/>
+                <w:sz w:val="18"/>
+                <w:szCs w:val="18"/>
+                <w:color w:val="000000"/>
+              </w:rPr>
+            </w:pPr>
+            <w:r>
+              <w:rPr>
+                <w:rFonts w:ascii="Arial" w:hAnsi="Arial" w:eastAsia="Arial" w:cs="Arial"/>
+                <w:i w:val="false"/>
+                <w:b w:val="false"/>
+                <w:u w:val="none"/>
+                <w:sz w:val="18"/>
+                <w:szCs w:val="18"/>
+                <w:color w:val="000000"/>
+              </w:rPr>
+              <w:t xml:space="preserve">3 (2.3%)</w:t>
             </w:r>
           </w:p>
         </w:tc>
@@ -7095,60 +7095,60 @@
                 <w:szCs w:val="18"/>
                 <w:color w:val="000000"/>
               </w:rPr>
-              <w:t xml:space="preserve">0.070</w:t>
-            </w:r>
-          </w:p>
-        </w:tc>
-        <w:tc>
-          <w:tcPr>
-            <w:tcBorders>
-              <w:bottom w:val="none" w:sz="0" w:space="0" w:color="000000"/>
-              <w:top w:val="none" w:sz="0" w:space="0" w:color="000000"/>
-              <w:left w:val="none" w:sz="0" w:space="0" w:color="000000"/>
-              <w:right w:val="none" w:sz="0" w:space="0" w:color="000000"/>
-            </w:tcBorders>
-            <w:shd w:val="clear" w:color="auto" w:fill="FFFFFF"/>
-            <w:tcMar>
-              <w:top w:w="0" w:type="dxa"/>
-              <w:bottom w:w="0" w:type="dxa"/>
-              <w:left w:w="0" w:type="dxa"/>
-              <w:right w:w="0" w:type="dxa"/>
-            </w:tcMar>
-            <w:vAlign w:val="center"/>
-          </w:tcPr>
-          <w:p>
-            <w:pPr>
-              <w:pStyle w:val="Normal"/>
-              <w:jc w:val="left"/>
-              <w:pBdr>
-                <w:bottom w:val="none" w:sz="0" w:space="0" w:color="000000"/>
-                <w:top w:val="none" w:sz="0" w:space="0" w:color="000000"/>
-                <w:left w:val="none" w:sz="0" w:space="0" w:color="000000"/>
-                <w:right w:val="none" w:sz="0" w:space="0" w:color="000000"/>
-              </w:pBdr>
-              <w:spacing w:after="100" w:before="100" w:line="240"/>
-              <w:ind w:left="100" w:right="100" w:firstLine="0" w:firstLineChars="0"/>
-              <w:rPr>
-                <w:rFonts w:ascii="Arial" w:hAnsi="Arial" w:eastAsia="Arial" w:cs="Arial"/>
-                <w:i w:val="false"/>
-                <w:b w:val="false"/>
-                <w:u w:val="none"/>
-                <w:sz w:val="18"/>
-                <w:szCs w:val="18"/>
-                <w:color w:val="000000"/>
-              </w:rPr>
-            </w:pPr>
-            <w:r>
-              <w:rPr>
-                <w:rFonts w:ascii="Arial" w:hAnsi="Arial" w:eastAsia="Arial" w:cs="Arial"/>
-                <w:i w:val="false"/>
-                <w:b w:val="false"/>
-                <w:u w:val="none"/>
-                <w:sz w:val="18"/>
-                <w:szCs w:val="18"/>
-                <w:color w:val="000000"/>
-              </w:rPr>
-              <w:t xml:space="preserve">0.038</w:t>
+              <w:t xml:space="preserve">0.074</w:t>
+            </w:r>
+          </w:p>
+        </w:tc>
+        <w:tc>
+          <w:tcPr>
+            <w:tcBorders>
+              <w:bottom w:val="none" w:sz="0" w:space="0" w:color="000000"/>
+              <w:top w:val="none" w:sz="0" w:space="0" w:color="000000"/>
+              <w:left w:val="none" w:sz="0" w:space="0" w:color="000000"/>
+              <w:right w:val="none" w:sz="0" w:space="0" w:color="000000"/>
+            </w:tcBorders>
+            <w:shd w:val="clear" w:color="auto" w:fill="FFFFFF"/>
+            <w:tcMar>
+              <w:top w:w="0" w:type="dxa"/>
+              <w:bottom w:w="0" w:type="dxa"/>
+              <w:left w:w="0" w:type="dxa"/>
+              <w:right w:w="0" w:type="dxa"/>
+            </w:tcMar>
+            <w:vAlign w:val="center"/>
+          </w:tcPr>
+          <w:p>
+            <w:pPr>
+              <w:pStyle w:val="Normal"/>
+              <w:jc w:val="left"/>
+              <w:pBdr>
+                <w:bottom w:val="none" w:sz="0" w:space="0" w:color="000000"/>
+                <w:top w:val="none" w:sz="0" w:space="0" w:color="000000"/>
+                <w:left w:val="none" w:sz="0" w:space="0" w:color="000000"/>
+                <w:right w:val="none" w:sz="0" w:space="0" w:color="000000"/>
+              </w:pBdr>
+              <w:spacing w:after="100" w:before="100" w:line="240"/>
+              <w:ind w:left="100" w:right="100" w:firstLine="0" w:firstLineChars="0"/>
+              <w:rPr>
+                <w:rFonts w:ascii="Arial" w:hAnsi="Arial" w:eastAsia="Arial" w:cs="Arial"/>
+                <w:i w:val="false"/>
+                <w:b w:val="false"/>
+                <w:u w:val="none"/>
+                <w:sz w:val="18"/>
+                <w:szCs w:val="18"/>
+                <w:color w:val="000000"/>
+              </w:rPr>
+            </w:pPr>
+            <w:r>
+              <w:rPr>
+                <w:rFonts w:ascii="Arial" w:hAnsi="Arial" w:eastAsia="Arial" w:cs="Arial"/>
+                <w:i w:val="false"/>
+                <w:b w:val="false"/>
+                <w:u w:val="none"/>
+                <w:sz w:val="18"/>
+                <w:szCs w:val="18"/>
+                <w:color w:val="000000"/>
+              </w:rPr>
+              <w:t xml:space="preserve">0.040</w:t>
             </w:r>
           </w:p>
         </w:tc>
@@ -7260,113 +7260,113 @@
                 <w:szCs w:val="18"/>
                 <w:color w:val="000000"/>
               </w:rPr>
-              <w:t xml:space="preserve">24 (9.1)</w:t>
-            </w:r>
-          </w:p>
-        </w:tc>
-        <w:tc>
-          <w:tcPr>
-            <w:tcBorders>
-              <w:bottom w:val="none" w:sz="0" w:space="0" w:color="000000"/>
-              <w:top w:val="none" w:sz="0" w:space="0" w:color="000000"/>
-              <w:left w:val="none" w:sz="0" w:space="0" w:color="000000"/>
-              <w:right w:val="none" w:sz="0" w:space="0" w:color="000000"/>
-            </w:tcBorders>
-            <w:shd w:val="clear" w:color="auto" w:fill="FFFFFF"/>
-            <w:tcMar>
-              <w:top w:w="0" w:type="dxa"/>
-              <w:bottom w:w="0" w:type="dxa"/>
-              <w:left w:w="0" w:type="dxa"/>
-              <w:right w:w="0" w:type="dxa"/>
-            </w:tcMar>
-            <w:vAlign w:val="center"/>
-          </w:tcPr>
-          <w:p>
-            <w:pPr>
-              <w:pStyle w:val="Normal"/>
-              <w:jc w:val="left"/>
-              <w:pBdr>
-                <w:bottom w:val="none" w:sz="0" w:space="0" w:color="000000"/>
-                <w:top w:val="none" w:sz="0" w:space="0" w:color="000000"/>
-                <w:left w:val="none" w:sz="0" w:space="0" w:color="000000"/>
-                <w:right w:val="none" w:sz="0" w:space="0" w:color="000000"/>
-              </w:pBdr>
-              <w:spacing w:after="100" w:before="100" w:line="240"/>
-              <w:ind w:left="100" w:right="100" w:firstLine="0" w:firstLineChars="0"/>
-              <w:rPr>
-                <w:rFonts w:ascii="Arial" w:hAnsi="Arial" w:eastAsia="Arial" w:cs="Arial"/>
-                <w:i w:val="false"/>
-                <w:b w:val="false"/>
-                <w:u w:val="none"/>
-                <w:sz w:val="18"/>
-                <w:szCs w:val="18"/>
-                <w:color w:val="000000"/>
-              </w:rPr>
-            </w:pPr>
-            <w:r>
-              <w:rPr>
-                <w:rFonts w:ascii="Arial" w:hAnsi="Arial" w:eastAsia="Arial" w:cs="Arial"/>
-                <w:i w:val="false"/>
-                <w:b w:val="false"/>
-                <w:u w:val="none"/>
-                <w:sz w:val="18"/>
-                <w:szCs w:val="18"/>
-                <w:color w:val="000000"/>
-              </w:rPr>
-              <w:t xml:space="preserve">23 (18.0)</w:t>
-            </w:r>
-          </w:p>
-        </w:tc>
-        <w:tc>
-          <w:tcPr>
-            <w:tcBorders>
-              <w:bottom w:val="none" w:sz="0" w:space="0" w:color="000000"/>
-              <w:top w:val="none" w:sz="0" w:space="0" w:color="000000"/>
-              <w:left w:val="none" w:sz="0" w:space="0" w:color="000000"/>
-              <w:right w:val="none" w:sz="0" w:space="0" w:color="000000"/>
-            </w:tcBorders>
-            <w:shd w:val="clear" w:color="auto" w:fill="FFFFFF"/>
-            <w:tcMar>
-              <w:top w:w="0" w:type="dxa"/>
-              <w:bottom w:w="0" w:type="dxa"/>
-              <w:left w:w="0" w:type="dxa"/>
-              <w:right w:w="0" w:type="dxa"/>
-            </w:tcMar>
-            <w:vAlign w:val="center"/>
-          </w:tcPr>
-          <w:p>
-            <w:pPr>
-              <w:pStyle w:val="Normal"/>
-              <w:jc w:val="left"/>
-              <w:pBdr>
-                <w:bottom w:val="none" w:sz="0" w:space="0" w:color="000000"/>
-                <w:top w:val="none" w:sz="0" w:space="0" w:color="000000"/>
-                <w:left w:val="none" w:sz="0" w:space="0" w:color="000000"/>
-                <w:right w:val="none" w:sz="0" w:space="0" w:color="000000"/>
-              </w:pBdr>
-              <w:spacing w:after="100" w:before="100" w:line="240"/>
-              <w:ind w:left="100" w:right="100" w:firstLine="0" w:firstLineChars="0"/>
-              <w:rPr>
-                <w:rFonts w:ascii="Arial" w:hAnsi="Arial" w:eastAsia="Arial" w:cs="Arial"/>
-                <w:i w:val="false"/>
-                <w:b w:val="false"/>
-                <w:u w:val="none"/>
-                <w:sz w:val="18"/>
-                <w:szCs w:val="18"/>
-                <w:color w:val="000000"/>
-              </w:rPr>
-            </w:pPr>
-            <w:r>
-              <w:rPr>
-                <w:rFonts w:ascii="Arial" w:hAnsi="Arial" w:eastAsia="Arial" w:cs="Arial"/>
-                <w:i w:val="false"/>
-                <w:b w:val="false"/>
-                <w:u w:val="none"/>
-                <w:sz w:val="18"/>
-                <w:szCs w:val="18"/>
-                <w:color w:val="000000"/>
-              </w:rPr>
-              <w:t xml:space="preserve">4 (6.3)</w:t>
+              <w:t xml:space="preserve">4 (6.3%)</w:t>
+            </w:r>
+          </w:p>
+        </w:tc>
+        <w:tc>
+          <w:tcPr>
+            <w:tcBorders>
+              <w:bottom w:val="none" w:sz="0" w:space="0" w:color="000000"/>
+              <w:top w:val="none" w:sz="0" w:space="0" w:color="000000"/>
+              <w:left w:val="none" w:sz="0" w:space="0" w:color="000000"/>
+              <w:right w:val="none" w:sz="0" w:space="0" w:color="000000"/>
+            </w:tcBorders>
+            <w:shd w:val="clear" w:color="auto" w:fill="FFFFFF"/>
+            <w:tcMar>
+              <w:top w:w="0" w:type="dxa"/>
+              <w:bottom w:w="0" w:type="dxa"/>
+              <w:left w:w="0" w:type="dxa"/>
+              <w:right w:w="0" w:type="dxa"/>
+            </w:tcMar>
+            <w:vAlign w:val="center"/>
+          </w:tcPr>
+          <w:p>
+            <w:pPr>
+              <w:pStyle w:val="Normal"/>
+              <w:jc w:val="left"/>
+              <w:pBdr>
+                <w:bottom w:val="none" w:sz="0" w:space="0" w:color="000000"/>
+                <w:top w:val="none" w:sz="0" w:space="0" w:color="000000"/>
+                <w:left w:val="none" w:sz="0" w:space="0" w:color="000000"/>
+                <w:right w:val="none" w:sz="0" w:space="0" w:color="000000"/>
+              </w:pBdr>
+              <w:spacing w:after="100" w:before="100" w:line="240"/>
+              <w:ind w:left="100" w:right="100" w:firstLine="0" w:firstLineChars="0"/>
+              <w:rPr>
+                <w:rFonts w:ascii="Arial" w:hAnsi="Arial" w:eastAsia="Arial" w:cs="Arial"/>
+                <w:i w:val="false"/>
+                <w:b w:val="false"/>
+                <w:u w:val="none"/>
+                <w:sz w:val="18"/>
+                <w:szCs w:val="18"/>
+                <w:color w:val="000000"/>
+              </w:rPr>
+            </w:pPr>
+            <w:r>
+              <w:rPr>
+                <w:rFonts w:ascii="Arial" w:hAnsi="Arial" w:eastAsia="Arial" w:cs="Arial"/>
+                <w:i w:val="false"/>
+                <w:b w:val="false"/>
+                <w:u w:val="none"/>
+                <w:sz w:val="18"/>
+                <w:szCs w:val="18"/>
+                <w:color w:val="000000"/>
+              </w:rPr>
+              <w:t xml:space="preserve">24 (9.0%)</w:t>
+            </w:r>
+          </w:p>
+        </w:tc>
+        <w:tc>
+          <w:tcPr>
+            <w:tcBorders>
+              <w:bottom w:val="none" w:sz="0" w:space="0" w:color="000000"/>
+              <w:top w:val="none" w:sz="0" w:space="0" w:color="000000"/>
+              <w:left w:val="none" w:sz="0" w:space="0" w:color="000000"/>
+              <w:right w:val="none" w:sz="0" w:space="0" w:color="000000"/>
+            </w:tcBorders>
+            <w:shd w:val="clear" w:color="auto" w:fill="FFFFFF"/>
+            <w:tcMar>
+              <w:top w:w="0" w:type="dxa"/>
+              <w:bottom w:w="0" w:type="dxa"/>
+              <w:left w:w="0" w:type="dxa"/>
+              <w:right w:w="0" w:type="dxa"/>
+            </w:tcMar>
+            <w:vAlign w:val="center"/>
+          </w:tcPr>
+          <w:p>
+            <w:pPr>
+              <w:pStyle w:val="Normal"/>
+              <w:jc w:val="left"/>
+              <w:pBdr>
+                <w:bottom w:val="none" w:sz="0" w:space="0" w:color="000000"/>
+                <w:top w:val="none" w:sz="0" w:space="0" w:color="000000"/>
+                <w:left w:val="none" w:sz="0" w:space="0" w:color="000000"/>
+                <w:right w:val="none" w:sz="0" w:space="0" w:color="000000"/>
+              </w:pBdr>
+              <w:spacing w:after="100" w:before="100" w:line="240"/>
+              <w:ind w:left="100" w:right="100" w:firstLine="0" w:firstLineChars="0"/>
+              <w:rPr>
+                <w:rFonts w:ascii="Arial" w:hAnsi="Arial" w:eastAsia="Arial" w:cs="Arial"/>
+                <w:i w:val="false"/>
+                <w:b w:val="false"/>
+                <w:u w:val="none"/>
+                <w:sz w:val="18"/>
+                <w:szCs w:val="18"/>
+                <w:color w:val="000000"/>
+              </w:rPr>
+            </w:pPr>
+            <w:r>
+              <w:rPr>
+                <w:rFonts w:ascii="Arial" w:hAnsi="Arial" w:eastAsia="Arial" w:cs="Arial"/>
+                <w:i w:val="false"/>
+                <w:b w:val="false"/>
+                <w:u w:val="none"/>
+                <w:sz w:val="18"/>
+                <w:szCs w:val="18"/>
+                <w:color w:val="000000"/>
+              </w:rPr>
+              <w:t xml:space="preserve">23 (17.8%)</w:t>
             </w:r>
           </w:p>
         </w:tc>
@@ -7584,113 +7584,113 @@
                 <w:szCs w:val="18"/>
                 <w:color w:val="000000"/>
               </w:rPr>
-              <w:t xml:space="preserve">230 (86.8)</w:t>
-            </w:r>
-          </w:p>
-        </w:tc>
-        <w:tc>
-          <w:tcPr>
-            <w:tcBorders>
-              <w:bottom w:val="none" w:sz="0" w:space="0" w:color="000000"/>
-              <w:top w:val="none" w:sz="0" w:space="0" w:color="000000"/>
-              <w:left w:val="none" w:sz="0" w:space="0" w:color="000000"/>
-              <w:right w:val="none" w:sz="0" w:space="0" w:color="000000"/>
-            </w:tcBorders>
-            <w:shd w:val="clear" w:color="auto" w:fill="FFFFFF"/>
-            <w:tcMar>
-              <w:top w:w="0" w:type="dxa"/>
-              <w:bottom w:w="0" w:type="dxa"/>
-              <w:left w:w="0" w:type="dxa"/>
-              <w:right w:w="0" w:type="dxa"/>
-            </w:tcMar>
-            <w:vAlign w:val="center"/>
-          </w:tcPr>
-          <w:p>
-            <w:pPr>
-              <w:pStyle w:val="Normal"/>
-              <w:jc w:val="left"/>
-              <w:pBdr>
-                <w:bottom w:val="none" w:sz="0" w:space="0" w:color="000000"/>
-                <w:top w:val="none" w:sz="0" w:space="0" w:color="000000"/>
-                <w:left w:val="none" w:sz="0" w:space="0" w:color="000000"/>
-                <w:right w:val="none" w:sz="0" w:space="0" w:color="000000"/>
-              </w:pBdr>
-              <w:spacing w:after="100" w:before="100" w:line="240"/>
-              <w:ind w:left="100" w:right="100" w:firstLine="0" w:firstLineChars="0"/>
-              <w:rPr>
-                <w:rFonts w:ascii="Arial" w:hAnsi="Arial" w:eastAsia="Arial" w:cs="Arial"/>
-                <w:i w:val="false"/>
-                <w:b w:val="false"/>
-                <w:u w:val="none"/>
-                <w:sz w:val="18"/>
-                <w:szCs w:val="18"/>
-                <w:color w:val="000000"/>
-              </w:rPr>
-            </w:pPr>
-            <w:r>
-              <w:rPr>
-                <w:rFonts w:ascii="Arial" w:hAnsi="Arial" w:eastAsia="Arial" w:cs="Arial"/>
-                <w:i w:val="false"/>
-                <w:b w:val="false"/>
-                <w:u w:val="none"/>
-                <w:sz w:val="18"/>
-                <w:szCs w:val="18"/>
-                <w:color w:val="000000"/>
-              </w:rPr>
-              <w:t xml:space="preserve">100 (78.1)</w:t>
-            </w:r>
-          </w:p>
-        </w:tc>
-        <w:tc>
-          <w:tcPr>
-            <w:tcBorders>
-              <w:bottom w:val="none" w:sz="0" w:space="0" w:color="000000"/>
-              <w:top w:val="none" w:sz="0" w:space="0" w:color="000000"/>
-              <w:left w:val="none" w:sz="0" w:space="0" w:color="000000"/>
-              <w:right w:val="none" w:sz="0" w:space="0" w:color="000000"/>
-            </w:tcBorders>
-            <w:shd w:val="clear" w:color="auto" w:fill="FFFFFF"/>
-            <w:tcMar>
-              <w:top w:w="0" w:type="dxa"/>
-              <w:bottom w:w="0" w:type="dxa"/>
-              <w:left w:w="0" w:type="dxa"/>
-              <w:right w:w="0" w:type="dxa"/>
-            </w:tcMar>
-            <w:vAlign w:val="center"/>
-          </w:tcPr>
-          <w:p>
-            <w:pPr>
-              <w:pStyle w:val="Normal"/>
-              <w:jc w:val="left"/>
-              <w:pBdr>
-                <w:bottom w:val="none" w:sz="0" w:space="0" w:color="000000"/>
-                <w:top w:val="none" w:sz="0" w:space="0" w:color="000000"/>
-                <w:left w:val="none" w:sz="0" w:space="0" w:color="000000"/>
-                <w:right w:val="none" w:sz="0" w:space="0" w:color="000000"/>
-              </w:pBdr>
-              <w:spacing w:after="100" w:before="100" w:line="240"/>
-              <w:ind w:left="100" w:right="100" w:firstLine="0" w:firstLineChars="0"/>
-              <w:rPr>
-                <w:rFonts w:ascii="Arial" w:hAnsi="Arial" w:eastAsia="Arial" w:cs="Arial"/>
-                <w:i w:val="false"/>
-                <w:b w:val="false"/>
-                <w:u w:val="none"/>
-                <w:sz w:val="18"/>
-                <w:szCs w:val="18"/>
-                <w:color w:val="000000"/>
-              </w:rPr>
-            </w:pPr>
-            <w:r>
-              <w:rPr>
-                <w:rFonts w:ascii="Arial" w:hAnsi="Arial" w:eastAsia="Arial" w:cs="Arial"/>
-                <w:i w:val="false"/>
-                <w:b w:val="false"/>
-                <w:u w:val="none"/>
-                <w:sz w:val="18"/>
-                <w:szCs w:val="18"/>
-                <w:color w:val="000000"/>
-              </w:rPr>
-              <w:t xml:space="preserve">56 (88.9)</w:t>
+              <w:t xml:space="preserve">56 (88.9%)</w:t>
+            </w:r>
+          </w:p>
+        </w:tc>
+        <w:tc>
+          <w:tcPr>
+            <w:tcBorders>
+              <w:bottom w:val="none" w:sz="0" w:space="0" w:color="000000"/>
+              <w:top w:val="none" w:sz="0" w:space="0" w:color="000000"/>
+              <w:left w:val="none" w:sz="0" w:space="0" w:color="000000"/>
+              <w:right w:val="none" w:sz="0" w:space="0" w:color="000000"/>
+            </w:tcBorders>
+            <w:shd w:val="clear" w:color="auto" w:fill="FFFFFF"/>
+            <w:tcMar>
+              <w:top w:w="0" w:type="dxa"/>
+              <w:bottom w:w="0" w:type="dxa"/>
+              <w:left w:w="0" w:type="dxa"/>
+              <w:right w:w="0" w:type="dxa"/>
+            </w:tcMar>
+            <w:vAlign w:val="center"/>
+          </w:tcPr>
+          <w:p>
+            <w:pPr>
+              <w:pStyle w:val="Normal"/>
+              <w:jc w:val="left"/>
+              <w:pBdr>
+                <w:bottom w:val="none" w:sz="0" w:space="0" w:color="000000"/>
+                <w:top w:val="none" w:sz="0" w:space="0" w:color="000000"/>
+                <w:left w:val="none" w:sz="0" w:space="0" w:color="000000"/>
+                <w:right w:val="none" w:sz="0" w:space="0" w:color="000000"/>
+              </w:pBdr>
+              <w:spacing w:after="100" w:before="100" w:line="240"/>
+              <w:ind w:left="100" w:right="100" w:firstLine="0" w:firstLineChars="0"/>
+              <w:rPr>
+                <w:rFonts w:ascii="Arial" w:hAnsi="Arial" w:eastAsia="Arial" w:cs="Arial"/>
+                <w:i w:val="false"/>
+                <w:b w:val="false"/>
+                <w:u w:val="none"/>
+                <w:sz w:val="18"/>
+                <w:szCs w:val="18"/>
+                <w:color w:val="000000"/>
+              </w:rPr>
+            </w:pPr>
+            <w:r>
+              <w:rPr>
+                <w:rFonts w:ascii="Arial" w:hAnsi="Arial" w:eastAsia="Arial" w:cs="Arial"/>
+                <w:i w:val="false"/>
+                <w:b w:val="false"/>
+                <w:u w:val="none"/>
+                <w:sz w:val="18"/>
+                <w:szCs w:val="18"/>
+                <w:color w:val="000000"/>
+              </w:rPr>
+              <w:t xml:space="preserve">231 (86.8%)</w:t>
+            </w:r>
+          </w:p>
+        </w:tc>
+        <w:tc>
+          <w:tcPr>
+            <w:tcBorders>
+              <w:bottom w:val="none" w:sz="0" w:space="0" w:color="000000"/>
+              <w:top w:val="none" w:sz="0" w:space="0" w:color="000000"/>
+              <w:left w:val="none" w:sz="0" w:space="0" w:color="000000"/>
+              <w:right w:val="none" w:sz="0" w:space="0" w:color="000000"/>
+            </w:tcBorders>
+            <w:shd w:val="clear" w:color="auto" w:fill="FFFFFF"/>
+            <w:tcMar>
+              <w:top w:w="0" w:type="dxa"/>
+              <w:bottom w:w="0" w:type="dxa"/>
+              <w:left w:w="0" w:type="dxa"/>
+              <w:right w:w="0" w:type="dxa"/>
+            </w:tcMar>
+            <w:vAlign w:val="center"/>
+          </w:tcPr>
+          <w:p>
+            <w:pPr>
+              <w:pStyle w:val="Normal"/>
+              <w:jc w:val="left"/>
+              <w:pBdr>
+                <w:bottom w:val="none" w:sz="0" w:space="0" w:color="000000"/>
+                <w:top w:val="none" w:sz="0" w:space="0" w:color="000000"/>
+                <w:left w:val="none" w:sz="0" w:space="0" w:color="000000"/>
+                <w:right w:val="none" w:sz="0" w:space="0" w:color="000000"/>
+              </w:pBdr>
+              <w:spacing w:after="100" w:before="100" w:line="240"/>
+              <w:ind w:left="100" w:right="100" w:firstLine="0" w:firstLineChars="0"/>
+              <w:rPr>
+                <w:rFonts w:ascii="Arial" w:hAnsi="Arial" w:eastAsia="Arial" w:cs="Arial"/>
+                <w:i w:val="false"/>
+                <w:b w:val="false"/>
+                <w:u w:val="none"/>
+                <w:sz w:val="18"/>
+                <w:szCs w:val="18"/>
+                <w:color w:val="000000"/>
+              </w:rPr>
+            </w:pPr>
+            <w:r>
+              <w:rPr>
+                <w:rFonts w:ascii="Arial" w:hAnsi="Arial" w:eastAsia="Arial" w:cs="Arial"/>
+                <w:i w:val="false"/>
+                <w:b w:val="false"/>
+                <w:u w:val="none"/>
+                <w:sz w:val="18"/>
+                <w:szCs w:val="18"/>
+                <w:color w:val="000000"/>
+              </w:rPr>
+              <w:t xml:space="preserve">101 (78.3%)</w:t>
             </w:r>
           </w:p>
         </w:tc>
@@ -7908,113 +7908,113 @@
                 <w:szCs w:val="18"/>
                 <w:color w:val="000000"/>
               </w:rPr>
-              <w:t xml:space="preserve">11 (4.2)</w:t>
-            </w:r>
-          </w:p>
-        </w:tc>
-        <w:tc>
-          <w:tcPr>
-            <w:tcBorders>
-              <w:bottom w:val="none" w:sz="0" w:space="0" w:color="000000"/>
-              <w:top w:val="none" w:sz="0" w:space="0" w:color="000000"/>
-              <w:left w:val="none" w:sz="0" w:space="0" w:color="000000"/>
-              <w:right w:val="none" w:sz="0" w:space="0" w:color="000000"/>
-            </w:tcBorders>
-            <w:shd w:val="clear" w:color="auto" w:fill="FFFFFF"/>
-            <w:tcMar>
-              <w:top w:w="0" w:type="dxa"/>
-              <w:bottom w:w="0" w:type="dxa"/>
-              <w:left w:w="0" w:type="dxa"/>
-              <w:right w:w="0" w:type="dxa"/>
-            </w:tcMar>
-            <w:vAlign w:val="center"/>
-          </w:tcPr>
-          <w:p>
-            <w:pPr>
-              <w:pStyle w:val="Normal"/>
-              <w:jc w:val="left"/>
-              <w:pBdr>
-                <w:bottom w:val="none" w:sz="0" w:space="0" w:color="000000"/>
-                <w:top w:val="none" w:sz="0" w:space="0" w:color="000000"/>
-                <w:left w:val="none" w:sz="0" w:space="0" w:color="000000"/>
-                <w:right w:val="none" w:sz="0" w:space="0" w:color="000000"/>
-              </w:pBdr>
-              <w:spacing w:after="100" w:before="100" w:line="240"/>
-              <w:ind w:left="100" w:right="100" w:firstLine="0" w:firstLineChars="0"/>
-              <w:rPr>
-                <w:rFonts w:ascii="Arial" w:hAnsi="Arial" w:eastAsia="Arial" w:cs="Arial"/>
-                <w:i w:val="false"/>
-                <w:b w:val="false"/>
-                <w:u w:val="none"/>
-                <w:sz w:val="18"/>
-                <w:szCs w:val="18"/>
-                <w:color w:val="000000"/>
-              </w:rPr>
-            </w:pPr>
-            <w:r>
-              <w:rPr>
-                <w:rFonts w:ascii="Arial" w:hAnsi="Arial" w:eastAsia="Arial" w:cs="Arial"/>
-                <w:i w:val="false"/>
-                <w:b w:val="false"/>
-                <w:u w:val="none"/>
-                <w:sz w:val="18"/>
-                <w:szCs w:val="18"/>
-                <w:color w:val="000000"/>
-              </w:rPr>
-              <w:t xml:space="preserve">5 (3.9)</w:t>
-            </w:r>
-          </w:p>
-        </w:tc>
-        <w:tc>
-          <w:tcPr>
-            <w:tcBorders>
-              <w:bottom w:val="none" w:sz="0" w:space="0" w:color="000000"/>
-              <w:top w:val="none" w:sz="0" w:space="0" w:color="000000"/>
-              <w:left w:val="none" w:sz="0" w:space="0" w:color="000000"/>
-              <w:right w:val="none" w:sz="0" w:space="0" w:color="000000"/>
-            </w:tcBorders>
-            <w:shd w:val="clear" w:color="auto" w:fill="FFFFFF"/>
-            <w:tcMar>
-              <w:top w:w="0" w:type="dxa"/>
-              <w:bottom w:w="0" w:type="dxa"/>
-              <w:left w:w="0" w:type="dxa"/>
-              <w:right w:w="0" w:type="dxa"/>
-            </w:tcMar>
-            <w:vAlign w:val="center"/>
-          </w:tcPr>
-          <w:p>
-            <w:pPr>
-              <w:pStyle w:val="Normal"/>
-              <w:jc w:val="left"/>
-              <w:pBdr>
-                <w:bottom w:val="none" w:sz="0" w:space="0" w:color="000000"/>
-                <w:top w:val="none" w:sz="0" w:space="0" w:color="000000"/>
-                <w:left w:val="none" w:sz="0" w:space="0" w:color="000000"/>
-                <w:right w:val="none" w:sz="0" w:space="0" w:color="000000"/>
-              </w:pBdr>
-              <w:spacing w:after="100" w:before="100" w:line="240"/>
-              <w:ind w:left="100" w:right="100" w:firstLine="0" w:firstLineChars="0"/>
-              <w:rPr>
-                <w:rFonts w:ascii="Arial" w:hAnsi="Arial" w:eastAsia="Arial" w:cs="Arial"/>
-                <w:i w:val="false"/>
-                <w:b w:val="false"/>
-                <w:u w:val="none"/>
-                <w:sz w:val="18"/>
-                <w:szCs w:val="18"/>
-                <w:color w:val="000000"/>
-              </w:rPr>
-            </w:pPr>
-            <w:r>
-              <w:rPr>
-                <w:rFonts w:ascii="Arial" w:hAnsi="Arial" w:eastAsia="Arial" w:cs="Arial"/>
-                <w:i w:val="false"/>
-                <w:b w:val="false"/>
-                <w:u w:val="none"/>
-                <w:sz w:val="18"/>
-                <w:szCs w:val="18"/>
-                <w:color w:val="000000"/>
-              </w:rPr>
-              <w:t xml:space="preserve">3 (4.8)</w:t>
+              <w:t xml:space="preserve">3 (4.8%)</w:t>
+            </w:r>
+          </w:p>
+        </w:tc>
+        <w:tc>
+          <w:tcPr>
+            <w:tcBorders>
+              <w:bottom w:val="none" w:sz="0" w:space="0" w:color="000000"/>
+              <w:top w:val="none" w:sz="0" w:space="0" w:color="000000"/>
+              <w:left w:val="none" w:sz="0" w:space="0" w:color="000000"/>
+              <w:right w:val="none" w:sz="0" w:space="0" w:color="000000"/>
+            </w:tcBorders>
+            <w:shd w:val="clear" w:color="auto" w:fill="FFFFFF"/>
+            <w:tcMar>
+              <w:top w:w="0" w:type="dxa"/>
+              <w:bottom w:w="0" w:type="dxa"/>
+              <w:left w:w="0" w:type="dxa"/>
+              <w:right w:w="0" w:type="dxa"/>
+            </w:tcMar>
+            <w:vAlign w:val="center"/>
+          </w:tcPr>
+          <w:p>
+            <w:pPr>
+              <w:pStyle w:val="Normal"/>
+              <w:jc w:val="left"/>
+              <w:pBdr>
+                <w:bottom w:val="none" w:sz="0" w:space="0" w:color="000000"/>
+                <w:top w:val="none" w:sz="0" w:space="0" w:color="000000"/>
+                <w:left w:val="none" w:sz="0" w:space="0" w:color="000000"/>
+                <w:right w:val="none" w:sz="0" w:space="0" w:color="000000"/>
+              </w:pBdr>
+              <w:spacing w:after="100" w:before="100" w:line="240"/>
+              <w:ind w:left="100" w:right="100" w:firstLine="0" w:firstLineChars="0"/>
+              <w:rPr>
+                <w:rFonts w:ascii="Arial" w:hAnsi="Arial" w:eastAsia="Arial" w:cs="Arial"/>
+                <w:i w:val="false"/>
+                <w:b w:val="false"/>
+                <w:u w:val="none"/>
+                <w:sz w:val="18"/>
+                <w:szCs w:val="18"/>
+                <w:color w:val="000000"/>
+              </w:rPr>
+            </w:pPr>
+            <w:r>
+              <w:rPr>
+                <w:rFonts w:ascii="Arial" w:hAnsi="Arial" w:eastAsia="Arial" w:cs="Arial"/>
+                <w:i w:val="false"/>
+                <w:b w:val="false"/>
+                <w:u w:val="none"/>
+                <w:sz w:val="18"/>
+                <w:szCs w:val="18"/>
+                <w:color w:val="000000"/>
+              </w:rPr>
+              <w:t xml:space="preserve">11 (4.1%)</w:t>
+            </w:r>
+          </w:p>
+        </w:tc>
+        <w:tc>
+          <w:tcPr>
+            <w:tcBorders>
+              <w:bottom w:val="none" w:sz="0" w:space="0" w:color="000000"/>
+              <w:top w:val="none" w:sz="0" w:space="0" w:color="000000"/>
+              <w:left w:val="none" w:sz="0" w:space="0" w:color="000000"/>
+              <w:right w:val="none" w:sz="0" w:space="0" w:color="000000"/>
+            </w:tcBorders>
+            <w:shd w:val="clear" w:color="auto" w:fill="FFFFFF"/>
+            <w:tcMar>
+              <w:top w:w="0" w:type="dxa"/>
+              <w:bottom w:w="0" w:type="dxa"/>
+              <w:left w:w="0" w:type="dxa"/>
+              <w:right w:w="0" w:type="dxa"/>
+            </w:tcMar>
+            <w:vAlign w:val="center"/>
+          </w:tcPr>
+          <w:p>
+            <w:pPr>
+              <w:pStyle w:val="Normal"/>
+              <w:jc w:val="left"/>
+              <w:pBdr>
+                <w:bottom w:val="none" w:sz="0" w:space="0" w:color="000000"/>
+                <w:top w:val="none" w:sz="0" w:space="0" w:color="000000"/>
+                <w:left w:val="none" w:sz="0" w:space="0" w:color="000000"/>
+                <w:right w:val="none" w:sz="0" w:space="0" w:color="000000"/>
+              </w:pBdr>
+              <w:spacing w:after="100" w:before="100" w:line="240"/>
+              <w:ind w:left="100" w:right="100" w:firstLine="0" w:firstLineChars="0"/>
+              <w:rPr>
+                <w:rFonts w:ascii="Arial" w:hAnsi="Arial" w:eastAsia="Arial" w:cs="Arial"/>
+                <w:i w:val="false"/>
+                <w:b w:val="false"/>
+                <w:u w:val="none"/>
+                <w:sz w:val="18"/>
+                <w:szCs w:val="18"/>
+                <w:color w:val="000000"/>
+              </w:rPr>
+            </w:pPr>
+            <w:r>
+              <w:rPr>
+                <w:rFonts w:ascii="Arial" w:hAnsi="Arial" w:eastAsia="Arial" w:cs="Arial"/>
+                <w:i w:val="false"/>
+                <w:b w:val="false"/>
+                <w:u w:val="none"/>
+                <w:sz w:val="18"/>
+                <w:szCs w:val="18"/>
+                <w:color w:val="000000"/>
+              </w:rPr>
+              <w:t xml:space="preserve">5 (3.9%)</w:t>
             </w:r>
           </w:p>
         </w:tc>
@@ -8232,219 +8232,219 @@
                 <w:szCs w:val="18"/>
                 <w:color w:val="000000"/>
               </w:rPr>
-              <w:t xml:space="preserve">199 (75.1)</w:t>
-            </w:r>
-          </w:p>
-        </w:tc>
-        <w:tc>
-          <w:tcPr>
-            <w:tcBorders>
-              <w:bottom w:val="none" w:sz="0" w:space="0" w:color="000000"/>
-              <w:top w:val="none" w:sz="0" w:space="0" w:color="000000"/>
-              <w:left w:val="none" w:sz="0" w:space="0" w:color="000000"/>
-              <w:right w:val="none" w:sz="0" w:space="0" w:color="000000"/>
-            </w:tcBorders>
-            <w:shd w:val="clear" w:color="auto" w:fill="FFFFFF"/>
-            <w:tcMar>
-              <w:top w:w="0" w:type="dxa"/>
-              <w:bottom w:w="0" w:type="dxa"/>
-              <w:left w:w="0" w:type="dxa"/>
-              <w:right w:w="0" w:type="dxa"/>
-            </w:tcMar>
-            <w:vAlign w:val="center"/>
-          </w:tcPr>
-          <w:p>
-            <w:pPr>
-              <w:pStyle w:val="Normal"/>
-              <w:jc w:val="left"/>
-              <w:pBdr>
-                <w:bottom w:val="none" w:sz="0" w:space="0" w:color="000000"/>
-                <w:top w:val="none" w:sz="0" w:space="0" w:color="000000"/>
-                <w:left w:val="none" w:sz="0" w:space="0" w:color="000000"/>
-                <w:right w:val="none" w:sz="0" w:space="0" w:color="000000"/>
-              </w:pBdr>
-              <w:spacing w:after="100" w:before="100" w:line="240"/>
-              <w:ind w:left="100" w:right="100" w:firstLine="0" w:firstLineChars="0"/>
-              <w:rPr>
-                <w:rFonts w:ascii="Arial" w:hAnsi="Arial" w:eastAsia="Arial" w:cs="Arial"/>
-                <w:i w:val="false"/>
-                <w:b w:val="false"/>
-                <w:u w:val="none"/>
-                <w:sz w:val="18"/>
-                <w:szCs w:val="18"/>
-                <w:color w:val="000000"/>
-              </w:rPr>
-            </w:pPr>
-            <w:r>
-              <w:rPr>
-                <w:rFonts w:ascii="Arial" w:hAnsi="Arial" w:eastAsia="Arial" w:cs="Arial"/>
-                <w:i w:val="false"/>
-                <w:b w:val="false"/>
-                <w:u w:val="none"/>
-                <w:sz w:val="18"/>
-                <w:szCs w:val="18"/>
-                <w:color w:val="000000"/>
-              </w:rPr>
-              <w:t xml:space="preserve">88 (68.8)</w:t>
-            </w:r>
-          </w:p>
-        </w:tc>
-        <w:tc>
-          <w:tcPr>
-            <w:tcBorders>
-              <w:bottom w:val="none" w:sz="0" w:space="0" w:color="000000"/>
-              <w:top w:val="none" w:sz="0" w:space="0" w:color="000000"/>
-              <w:left w:val="none" w:sz="0" w:space="0" w:color="000000"/>
-              <w:right w:val="none" w:sz="0" w:space="0" w:color="000000"/>
-            </w:tcBorders>
-            <w:shd w:val="clear" w:color="auto" w:fill="FFFFFF"/>
-            <w:tcMar>
-              <w:top w:w="0" w:type="dxa"/>
-              <w:bottom w:w="0" w:type="dxa"/>
-              <w:left w:w="0" w:type="dxa"/>
-              <w:right w:w="0" w:type="dxa"/>
-            </w:tcMar>
-            <w:vAlign w:val="center"/>
-          </w:tcPr>
-          <w:p>
-            <w:pPr>
-              <w:pStyle w:val="Normal"/>
-              <w:jc w:val="left"/>
-              <w:pBdr>
-                <w:bottom w:val="none" w:sz="0" w:space="0" w:color="000000"/>
-                <w:top w:val="none" w:sz="0" w:space="0" w:color="000000"/>
-                <w:left w:val="none" w:sz="0" w:space="0" w:color="000000"/>
-                <w:right w:val="none" w:sz="0" w:space="0" w:color="000000"/>
-              </w:pBdr>
-              <w:spacing w:after="100" w:before="100" w:line="240"/>
-              <w:ind w:left="100" w:right="100" w:firstLine="0" w:firstLineChars="0"/>
-              <w:rPr>
-                <w:rFonts w:ascii="Arial" w:hAnsi="Arial" w:eastAsia="Arial" w:cs="Arial"/>
-                <w:i w:val="false"/>
-                <w:b w:val="false"/>
-                <w:u w:val="none"/>
-                <w:sz w:val="18"/>
-                <w:szCs w:val="18"/>
-                <w:color w:val="000000"/>
-              </w:rPr>
-            </w:pPr>
-            <w:r>
-              <w:rPr>
-                <w:rFonts w:ascii="Arial" w:hAnsi="Arial" w:eastAsia="Arial" w:cs="Arial"/>
-                <w:i w:val="false"/>
-                <w:b w:val="false"/>
-                <w:u w:val="none"/>
-                <w:sz w:val="18"/>
-                <w:szCs w:val="18"/>
-                <w:color w:val="000000"/>
-              </w:rPr>
-              <w:t xml:space="preserve">48 (76.2)</w:t>
-            </w:r>
-          </w:p>
-        </w:tc>
-        <w:tc>
-          <w:tcPr>
-            <w:tcBorders>
-              <w:bottom w:val="none" w:sz="0" w:space="0" w:color="000000"/>
-              <w:top w:val="none" w:sz="0" w:space="0" w:color="000000"/>
-              <w:left w:val="none" w:sz="0" w:space="0" w:color="000000"/>
-              <w:right w:val="none" w:sz="0" w:space="0" w:color="000000"/>
-            </w:tcBorders>
-            <w:shd w:val="clear" w:color="auto" w:fill="FFFFFF"/>
-            <w:tcMar>
-              <w:top w:w="0" w:type="dxa"/>
-              <w:bottom w:w="0" w:type="dxa"/>
-              <w:left w:w="0" w:type="dxa"/>
-              <w:right w:w="0" w:type="dxa"/>
-            </w:tcMar>
-            <w:vAlign w:val="center"/>
-          </w:tcPr>
-          <w:p>
-            <w:pPr>
-              <w:pStyle w:val="Normal"/>
-              <w:jc w:val="left"/>
-              <w:pBdr>
-                <w:bottom w:val="none" w:sz="0" w:space="0" w:color="000000"/>
-                <w:top w:val="none" w:sz="0" w:space="0" w:color="000000"/>
-                <w:left w:val="none" w:sz="0" w:space="0" w:color="000000"/>
-                <w:right w:val="none" w:sz="0" w:space="0" w:color="000000"/>
-              </w:pBdr>
-              <w:spacing w:after="100" w:before="100" w:line="240"/>
-              <w:ind w:left="100" w:right="100" w:firstLine="0" w:firstLineChars="0"/>
-              <w:rPr>
-                <w:rFonts w:ascii="Arial" w:hAnsi="Arial" w:eastAsia="Arial" w:cs="Arial"/>
-                <w:i w:val="false"/>
-                <w:b w:val="false"/>
-                <w:u w:val="none"/>
-                <w:sz w:val="18"/>
-                <w:szCs w:val="18"/>
-                <w:color w:val="000000"/>
-              </w:rPr>
-            </w:pPr>
-            <w:r>
-              <w:rPr>
-                <w:rFonts w:ascii="Arial" w:hAnsi="Arial" w:eastAsia="Arial" w:cs="Arial"/>
-                <w:i w:val="false"/>
-                <w:b w:val="false"/>
-                <w:u w:val="none"/>
-                <w:sz w:val="18"/>
-                <w:szCs w:val="18"/>
-                <w:color w:val="000000"/>
-              </w:rPr>
-              <w:t xml:space="preserve">0.357</w:t>
-            </w:r>
-          </w:p>
-        </w:tc>
-        <w:tc>
-          <w:tcPr>
-            <w:tcBorders>
-              <w:bottom w:val="none" w:sz="0" w:space="0" w:color="000000"/>
-              <w:top w:val="none" w:sz="0" w:space="0" w:color="000000"/>
-              <w:left w:val="none" w:sz="0" w:space="0" w:color="000000"/>
-              <w:right w:val="none" w:sz="0" w:space="0" w:color="000000"/>
-            </w:tcBorders>
-            <w:shd w:val="clear" w:color="auto" w:fill="FFFFFF"/>
-            <w:tcMar>
-              <w:top w:w="0" w:type="dxa"/>
-              <w:bottom w:w="0" w:type="dxa"/>
-              <w:left w:w="0" w:type="dxa"/>
-              <w:right w:w="0" w:type="dxa"/>
-            </w:tcMar>
-            <w:vAlign w:val="center"/>
-          </w:tcPr>
-          <w:p>
-            <w:pPr>
-              <w:pStyle w:val="Normal"/>
-              <w:jc w:val="left"/>
-              <w:pBdr>
-                <w:bottom w:val="none" w:sz="0" w:space="0" w:color="000000"/>
-                <w:top w:val="none" w:sz="0" w:space="0" w:color="000000"/>
-                <w:left w:val="none" w:sz="0" w:space="0" w:color="000000"/>
-                <w:right w:val="none" w:sz="0" w:space="0" w:color="000000"/>
-              </w:pBdr>
-              <w:spacing w:after="100" w:before="100" w:line="240"/>
-              <w:ind w:left="100" w:right="100" w:firstLine="0" w:firstLineChars="0"/>
-              <w:rPr>
-                <w:rFonts w:ascii="Arial" w:hAnsi="Arial" w:eastAsia="Arial" w:cs="Arial"/>
-                <w:i w:val="false"/>
-                <w:b w:val="false"/>
-                <w:u w:val="none"/>
-                <w:sz w:val="18"/>
-                <w:szCs w:val="18"/>
-                <w:color w:val="000000"/>
-              </w:rPr>
-            </w:pPr>
-            <w:r>
-              <w:rPr>
-                <w:rFonts w:ascii="Arial" w:hAnsi="Arial" w:eastAsia="Arial" w:cs="Arial"/>
-                <w:i w:val="false"/>
-                <w:b w:val="false"/>
-                <w:u w:val="none"/>
-                <w:sz w:val="18"/>
-                <w:szCs w:val="18"/>
-                <w:color w:val="000000"/>
-              </w:rPr>
-              <w:t xml:space="preserve">0.228</w:t>
+              <w:t xml:space="preserve">48 (76.2%)</w:t>
+            </w:r>
+          </w:p>
+        </w:tc>
+        <w:tc>
+          <w:tcPr>
+            <w:tcBorders>
+              <w:bottom w:val="none" w:sz="0" w:space="0" w:color="000000"/>
+              <w:top w:val="none" w:sz="0" w:space="0" w:color="000000"/>
+              <w:left w:val="none" w:sz="0" w:space="0" w:color="000000"/>
+              <w:right w:val="none" w:sz="0" w:space="0" w:color="000000"/>
+            </w:tcBorders>
+            <w:shd w:val="clear" w:color="auto" w:fill="FFFFFF"/>
+            <w:tcMar>
+              <w:top w:w="0" w:type="dxa"/>
+              <w:bottom w:w="0" w:type="dxa"/>
+              <w:left w:w="0" w:type="dxa"/>
+              <w:right w:w="0" w:type="dxa"/>
+            </w:tcMar>
+            <w:vAlign w:val="center"/>
+          </w:tcPr>
+          <w:p>
+            <w:pPr>
+              <w:pStyle w:val="Normal"/>
+              <w:jc w:val="left"/>
+              <w:pBdr>
+                <w:bottom w:val="none" w:sz="0" w:space="0" w:color="000000"/>
+                <w:top w:val="none" w:sz="0" w:space="0" w:color="000000"/>
+                <w:left w:val="none" w:sz="0" w:space="0" w:color="000000"/>
+                <w:right w:val="none" w:sz="0" w:space="0" w:color="000000"/>
+              </w:pBdr>
+              <w:spacing w:after="100" w:before="100" w:line="240"/>
+              <w:ind w:left="100" w:right="100" w:firstLine="0" w:firstLineChars="0"/>
+              <w:rPr>
+                <w:rFonts w:ascii="Arial" w:hAnsi="Arial" w:eastAsia="Arial" w:cs="Arial"/>
+                <w:i w:val="false"/>
+                <w:b w:val="false"/>
+                <w:u w:val="none"/>
+                <w:sz w:val="18"/>
+                <w:szCs w:val="18"/>
+                <w:color w:val="000000"/>
+              </w:rPr>
+            </w:pPr>
+            <w:r>
+              <w:rPr>
+                <w:rFonts w:ascii="Arial" w:hAnsi="Arial" w:eastAsia="Arial" w:cs="Arial"/>
+                <w:i w:val="false"/>
+                <w:b w:val="false"/>
+                <w:u w:val="none"/>
+                <w:sz w:val="18"/>
+                <w:szCs w:val="18"/>
+                <w:color w:val="000000"/>
+              </w:rPr>
+              <w:t xml:space="preserve">200 (75.2%)</w:t>
+            </w:r>
+          </w:p>
+        </w:tc>
+        <w:tc>
+          <w:tcPr>
+            <w:tcBorders>
+              <w:bottom w:val="none" w:sz="0" w:space="0" w:color="000000"/>
+              <w:top w:val="none" w:sz="0" w:space="0" w:color="000000"/>
+              <w:left w:val="none" w:sz="0" w:space="0" w:color="000000"/>
+              <w:right w:val="none" w:sz="0" w:space="0" w:color="000000"/>
+            </w:tcBorders>
+            <w:shd w:val="clear" w:color="auto" w:fill="FFFFFF"/>
+            <w:tcMar>
+              <w:top w:w="0" w:type="dxa"/>
+              <w:bottom w:w="0" w:type="dxa"/>
+              <w:left w:w="0" w:type="dxa"/>
+              <w:right w:w="0" w:type="dxa"/>
+            </w:tcMar>
+            <w:vAlign w:val="center"/>
+          </w:tcPr>
+          <w:p>
+            <w:pPr>
+              <w:pStyle w:val="Normal"/>
+              <w:jc w:val="left"/>
+              <w:pBdr>
+                <w:bottom w:val="none" w:sz="0" w:space="0" w:color="000000"/>
+                <w:top w:val="none" w:sz="0" w:space="0" w:color="000000"/>
+                <w:left w:val="none" w:sz="0" w:space="0" w:color="000000"/>
+                <w:right w:val="none" w:sz="0" w:space="0" w:color="000000"/>
+              </w:pBdr>
+              <w:spacing w:after="100" w:before="100" w:line="240"/>
+              <w:ind w:left="100" w:right="100" w:firstLine="0" w:firstLineChars="0"/>
+              <w:rPr>
+                <w:rFonts w:ascii="Arial" w:hAnsi="Arial" w:eastAsia="Arial" w:cs="Arial"/>
+                <w:i w:val="false"/>
+                <w:b w:val="false"/>
+                <w:u w:val="none"/>
+                <w:sz w:val="18"/>
+                <w:szCs w:val="18"/>
+                <w:color w:val="000000"/>
+              </w:rPr>
+            </w:pPr>
+            <w:r>
+              <w:rPr>
+                <w:rFonts w:ascii="Arial" w:hAnsi="Arial" w:eastAsia="Arial" w:cs="Arial"/>
+                <w:i w:val="false"/>
+                <w:b w:val="false"/>
+                <w:u w:val="none"/>
+                <w:sz w:val="18"/>
+                <w:szCs w:val="18"/>
+                <w:color w:val="000000"/>
+              </w:rPr>
+              <w:t xml:space="preserve">89 (69.0%)</w:t>
+            </w:r>
+          </w:p>
+        </w:tc>
+        <w:tc>
+          <w:tcPr>
+            <w:tcBorders>
+              <w:bottom w:val="none" w:sz="0" w:space="0" w:color="000000"/>
+              <w:top w:val="none" w:sz="0" w:space="0" w:color="000000"/>
+              <w:left w:val="none" w:sz="0" w:space="0" w:color="000000"/>
+              <w:right w:val="none" w:sz="0" w:space="0" w:color="000000"/>
+            </w:tcBorders>
+            <w:shd w:val="clear" w:color="auto" w:fill="FFFFFF"/>
+            <w:tcMar>
+              <w:top w:w="0" w:type="dxa"/>
+              <w:bottom w:w="0" w:type="dxa"/>
+              <w:left w:w="0" w:type="dxa"/>
+              <w:right w:w="0" w:type="dxa"/>
+            </w:tcMar>
+            <w:vAlign w:val="center"/>
+          </w:tcPr>
+          <w:p>
+            <w:pPr>
+              <w:pStyle w:val="Normal"/>
+              <w:jc w:val="left"/>
+              <w:pBdr>
+                <w:bottom w:val="none" w:sz="0" w:space="0" w:color="000000"/>
+                <w:top w:val="none" w:sz="0" w:space="0" w:color="000000"/>
+                <w:left w:val="none" w:sz="0" w:space="0" w:color="000000"/>
+                <w:right w:val="none" w:sz="0" w:space="0" w:color="000000"/>
+              </w:pBdr>
+              <w:spacing w:after="100" w:before="100" w:line="240"/>
+              <w:ind w:left="100" w:right="100" w:firstLine="0" w:firstLineChars="0"/>
+              <w:rPr>
+                <w:rFonts w:ascii="Arial" w:hAnsi="Arial" w:eastAsia="Arial" w:cs="Arial"/>
+                <w:i w:val="false"/>
+                <w:b w:val="false"/>
+                <w:u w:val="none"/>
+                <w:sz w:val="18"/>
+                <w:szCs w:val="18"/>
+                <w:color w:val="000000"/>
+              </w:rPr>
+            </w:pPr>
+            <w:r>
+              <w:rPr>
+                <w:rFonts w:ascii="Arial" w:hAnsi="Arial" w:eastAsia="Arial" w:cs="Arial"/>
+                <w:i w:val="false"/>
+                <w:b w:val="false"/>
+                <w:u w:val="none"/>
+                <w:sz w:val="18"/>
+                <w:szCs w:val="18"/>
+                <w:color w:val="000000"/>
+              </w:rPr>
+              <w:t xml:space="preserve">0.373</w:t>
+            </w:r>
+          </w:p>
+        </w:tc>
+        <w:tc>
+          <w:tcPr>
+            <w:tcBorders>
+              <w:bottom w:val="none" w:sz="0" w:space="0" w:color="000000"/>
+              <w:top w:val="none" w:sz="0" w:space="0" w:color="000000"/>
+              <w:left w:val="none" w:sz="0" w:space="0" w:color="000000"/>
+              <w:right w:val="none" w:sz="0" w:space="0" w:color="000000"/>
+            </w:tcBorders>
+            <w:shd w:val="clear" w:color="auto" w:fill="FFFFFF"/>
+            <w:tcMar>
+              <w:top w:w="0" w:type="dxa"/>
+              <w:bottom w:w="0" w:type="dxa"/>
+              <w:left w:w="0" w:type="dxa"/>
+              <w:right w:w="0" w:type="dxa"/>
+            </w:tcMar>
+            <w:vAlign w:val="center"/>
+          </w:tcPr>
+          <w:p>
+            <w:pPr>
+              <w:pStyle w:val="Normal"/>
+              <w:jc w:val="left"/>
+              <w:pBdr>
+                <w:bottom w:val="none" w:sz="0" w:space="0" w:color="000000"/>
+                <w:top w:val="none" w:sz="0" w:space="0" w:color="000000"/>
+                <w:left w:val="none" w:sz="0" w:space="0" w:color="000000"/>
+                <w:right w:val="none" w:sz="0" w:space="0" w:color="000000"/>
+              </w:pBdr>
+              <w:spacing w:after="100" w:before="100" w:line="240"/>
+              <w:ind w:left="100" w:right="100" w:firstLine="0" w:firstLineChars="0"/>
+              <w:rPr>
+                <w:rFonts w:ascii="Arial" w:hAnsi="Arial" w:eastAsia="Arial" w:cs="Arial"/>
+                <w:i w:val="false"/>
+                <w:b w:val="false"/>
+                <w:u w:val="none"/>
+                <w:sz w:val="18"/>
+                <w:szCs w:val="18"/>
+                <w:color w:val="000000"/>
+              </w:rPr>
+            </w:pPr>
+            <w:r>
+              <w:rPr>
+                <w:rFonts w:ascii="Arial" w:hAnsi="Arial" w:eastAsia="Arial" w:cs="Arial"/>
+                <w:i w:val="false"/>
+                <w:b w:val="false"/>
+                <w:u w:val="none"/>
+                <w:sz w:val="18"/>
+                <w:szCs w:val="18"/>
+                <w:color w:val="000000"/>
+              </w:rPr>
+              <w:t xml:space="preserve">0.237</w:t>
             </w:r>
           </w:p>
         </w:tc>
@@ -8556,6 +8556,59 @@
                 <w:szCs w:val="18"/>
                 <w:color w:val="000000"/>
               </w:rPr>
+              <w:t xml:space="preserve">5.00 [4.00, 6.00]</w:t>
+            </w:r>
+          </w:p>
+        </w:tc>
+        <w:tc>
+          <w:tcPr>
+            <w:tcBorders>
+              <w:bottom w:val="none" w:sz="0" w:space="0" w:color="000000"/>
+              <w:top w:val="none" w:sz="0" w:space="0" w:color="000000"/>
+              <w:left w:val="none" w:sz="0" w:space="0" w:color="000000"/>
+              <w:right w:val="none" w:sz="0" w:space="0" w:color="000000"/>
+            </w:tcBorders>
+            <w:shd w:val="clear" w:color="auto" w:fill="FFFFFF"/>
+            <w:tcMar>
+              <w:top w:w="0" w:type="dxa"/>
+              <w:bottom w:w="0" w:type="dxa"/>
+              <w:left w:w="0" w:type="dxa"/>
+              <w:right w:w="0" w:type="dxa"/>
+            </w:tcMar>
+            <w:vAlign w:val="center"/>
+          </w:tcPr>
+          <w:p>
+            <w:pPr>
+              <w:pStyle w:val="Normal"/>
+              <w:jc w:val="left"/>
+              <w:pBdr>
+                <w:bottom w:val="none" w:sz="0" w:space="0" w:color="000000"/>
+                <w:top w:val="none" w:sz="0" w:space="0" w:color="000000"/>
+                <w:left w:val="none" w:sz="0" w:space="0" w:color="000000"/>
+                <w:right w:val="none" w:sz="0" w:space="0" w:color="000000"/>
+              </w:pBdr>
+              <w:spacing w:after="100" w:before="100" w:line="240"/>
+              <w:ind w:left="100" w:right="100" w:firstLine="0" w:firstLineChars="0"/>
+              <w:rPr>
+                <w:rFonts w:ascii="Arial" w:hAnsi="Arial" w:eastAsia="Arial" w:cs="Arial"/>
+                <w:i w:val="false"/>
+                <w:b w:val="false"/>
+                <w:u w:val="none"/>
+                <w:sz w:val="18"/>
+                <w:szCs w:val="18"/>
+                <w:color w:val="000000"/>
+              </w:rPr>
+            </w:pPr>
+            <w:r>
+              <w:rPr>
+                <w:rFonts w:ascii="Arial" w:hAnsi="Arial" w:eastAsia="Arial" w:cs="Arial"/>
+                <w:i w:val="false"/>
+                <w:b w:val="false"/>
+                <w:u w:val="none"/>
+                <w:sz w:val="18"/>
+                <w:szCs w:val="18"/>
+                <w:color w:val="000000"/>
+              </w:rPr>
               <w:t xml:space="preserve">5.00 [5.00, 6.00]</w:t>
             </w:r>
           </w:p>
@@ -8662,113 +8715,60 @@
                 <w:szCs w:val="18"/>
                 <w:color w:val="000000"/>
               </w:rPr>
-              <w:t xml:space="preserve">5.00 [4.00, 6.00]</w:t>
-            </w:r>
-          </w:p>
-        </w:tc>
-        <w:tc>
-          <w:tcPr>
-            <w:tcBorders>
-              <w:bottom w:val="none" w:sz="0" w:space="0" w:color="000000"/>
-              <w:top w:val="none" w:sz="0" w:space="0" w:color="000000"/>
-              <w:left w:val="none" w:sz="0" w:space="0" w:color="000000"/>
-              <w:right w:val="none" w:sz="0" w:space="0" w:color="000000"/>
-            </w:tcBorders>
-            <w:shd w:val="clear" w:color="auto" w:fill="FFFFFF"/>
-            <w:tcMar>
-              <w:top w:w="0" w:type="dxa"/>
-              <w:bottom w:w="0" w:type="dxa"/>
-              <w:left w:w="0" w:type="dxa"/>
-              <w:right w:w="0" w:type="dxa"/>
-            </w:tcMar>
-            <w:vAlign w:val="center"/>
-          </w:tcPr>
-          <w:p>
-            <w:pPr>
-              <w:pStyle w:val="Normal"/>
-              <w:jc w:val="left"/>
-              <w:pBdr>
-                <w:bottom w:val="none" w:sz="0" w:space="0" w:color="000000"/>
-                <w:top w:val="none" w:sz="0" w:space="0" w:color="000000"/>
-                <w:left w:val="none" w:sz="0" w:space="0" w:color="000000"/>
-                <w:right w:val="none" w:sz="0" w:space="0" w:color="000000"/>
-              </w:pBdr>
-              <w:spacing w:after="100" w:before="100" w:line="240"/>
-              <w:ind w:left="100" w:right="100" w:firstLine="0" w:firstLineChars="0"/>
-              <w:rPr>
-                <w:rFonts w:ascii="Arial" w:hAnsi="Arial" w:eastAsia="Arial" w:cs="Arial"/>
-                <w:i w:val="false"/>
-                <w:b w:val="false"/>
-                <w:u w:val="none"/>
-                <w:sz w:val="18"/>
-                <w:szCs w:val="18"/>
-                <w:color w:val="000000"/>
-              </w:rPr>
-            </w:pPr>
-            <w:r>
-              <w:rPr>
-                <w:rFonts w:ascii="Arial" w:hAnsi="Arial" w:eastAsia="Arial" w:cs="Arial"/>
-                <w:i w:val="false"/>
-                <w:b w:val="false"/>
-                <w:u w:val="none"/>
-                <w:sz w:val="18"/>
-                <w:szCs w:val="18"/>
-                <w:color w:val="000000"/>
-              </w:rPr>
-              <w:t xml:space="preserve">0.414</w:t>
-            </w:r>
-          </w:p>
-        </w:tc>
-        <w:tc>
-          <w:tcPr>
-            <w:tcBorders>
-              <w:bottom w:val="none" w:sz="0" w:space="0" w:color="000000"/>
-              <w:top w:val="none" w:sz="0" w:space="0" w:color="000000"/>
-              <w:left w:val="none" w:sz="0" w:space="0" w:color="000000"/>
-              <w:right w:val="none" w:sz="0" w:space="0" w:color="000000"/>
-            </w:tcBorders>
-            <w:shd w:val="clear" w:color="auto" w:fill="FFFFFF"/>
-            <w:tcMar>
-              <w:top w:w="0" w:type="dxa"/>
-              <w:bottom w:w="0" w:type="dxa"/>
-              <w:left w:w="0" w:type="dxa"/>
-              <w:right w:w="0" w:type="dxa"/>
-            </w:tcMar>
-            <w:vAlign w:val="center"/>
-          </w:tcPr>
-          <w:p>
-            <w:pPr>
-              <w:pStyle w:val="Normal"/>
-              <w:jc w:val="left"/>
-              <w:pBdr>
-                <w:bottom w:val="none" w:sz="0" w:space="0" w:color="000000"/>
-                <w:top w:val="none" w:sz="0" w:space="0" w:color="000000"/>
-                <w:left w:val="none" w:sz="0" w:space="0" w:color="000000"/>
-                <w:right w:val="none" w:sz="0" w:space="0" w:color="000000"/>
-              </w:pBdr>
-              <w:spacing w:after="100" w:before="100" w:line="240"/>
-              <w:ind w:left="100" w:right="100" w:firstLine="0" w:firstLineChars="0"/>
-              <w:rPr>
-                <w:rFonts w:ascii="Arial" w:hAnsi="Arial" w:eastAsia="Arial" w:cs="Arial"/>
-                <w:i w:val="false"/>
-                <w:b w:val="false"/>
-                <w:u w:val="none"/>
-                <w:sz w:val="18"/>
-                <w:szCs w:val="18"/>
-                <w:color w:val="000000"/>
-              </w:rPr>
-            </w:pPr>
-            <w:r>
-              <w:rPr>
-                <w:rFonts w:ascii="Arial" w:hAnsi="Arial" w:eastAsia="Arial" w:cs="Arial"/>
-                <w:i w:val="false"/>
-                <w:b w:val="false"/>
-                <w:u w:val="none"/>
-                <w:sz w:val="18"/>
-                <w:szCs w:val="18"/>
-                <w:color w:val="000000"/>
-              </w:rPr>
-              <w:t xml:space="preserve">0.508</w:t>
+              <w:t xml:space="preserve">0.406</w:t>
+            </w:r>
+          </w:p>
+        </w:tc>
+        <w:tc>
+          <w:tcPr>
+            <w:tcBorders>
+              <w:bottom w:val="none" w:sz="0" w:space="0" w:color="000000"/>
+              <w:top w:val="none" w:sz="0" w:space="0" w:color="000000"/>
+              <w:left w:val="none" w:sz="0" w:space="0" w:color="000000"/>
+              <w:right w:val="none" w:sz="0" w:space="0" w:color="000000"/>
+            </w:tcBorders>
+            <w:shd w:val="clear" w:color="auto" w:fill="FFFFFF"/>
+            <w:tcMar>
+              <w:top w:w="0" w:type="dxa"/>
+              <w:bottom w:w="0" w:type="dxa"/>
+              <w:left w:w="0" w:type="dxa"/>
+              <w:right w:w="0" w:type="dxa"/>
+            </w:tcMar>
+            <w:vAlign w:val="center"/>
+          </w:tcPr>
+          <w:p>
+            <w:pPr>
+              <w:pStyle w:val="Normal"/>
+              <w:jc w:val="left"/>
+              <w:pBdr>
+                <w:bottom w:val="none" w:sz="0" w:space="0" w:color="000000"/>
+                <w:top w:val="none" w:sz="0" w:space="0" w:color="000000"/>
+                <w:left w:val="none" w:sz="0" w:space="0" w:color="000000"/>
+                <w:right w:val="none" w:sz="0" w:space="0" w:color="000000"/>
+              </w:pBdr>
+              <w:spacing w:after="100" w:before="100" w:line="240"/>
+              <w:ind w:left="100" w:right="100" w:firstLine="0" w:firstLineChars="0"/>
+              <w:rPr>
+                <w:rFonts w:ascii="Arial" w:hAnsi="Arial" w:eastAsia="Arial" w:cs="Arial"/>
+                <w:i w:val="false"/>
+                <w:b w:val="false"/>
+                <w:u w:val="none"/>
+                <w:sz w:val="18"/>
+                <w:szCs w:val="18"/>
+                <w:color w:val="000000"/>
+              </w:rPr>
+            </w:pPr>
+            <w:r>
+              <w:rPr>
+                <w:rFonts w:ascii="Arial" w:hAnsi="Arial" w:eastAsia="Arial" w:cs="Arial"/>
+                <w:i w:val="false"/>
+                <w:b w:val="false"/>
+                <w:u w:val="none"/>
+                <w:sz w:val="18"/>
+                <w:szCs w:val="18"/>
+                <w:color w:val="000000"/>
+              </w:rPr>
+              <w:t xml:space="preserve">0.557</w:t>
             </w:r>
           </w:p>
         </w:tc>
@@ -8827,7 +8827,7 @@
                 <w:szCs w:val="18"/>
                 <w:color w:val="000000"/>
               </w:rPr>
-              <w:t xml:space="preserve">Bladder, bowel, or abdomino-pelvic pain outside of period in last 3 months = Yes (%)</w:t>
+              <w:t xml:space="preserve">Used hormonal therapy to treat menstrual pain = Yes (%)</w:t>
             </w:r>
           </w:p>
         </w:tc>
@@ -8880,7 +8880,7 @@
                 <w:szCs w:val="18"/>
                 <w:color w:val="000000"/>
               </w:rPr>
-              <w:t xml:space="preserve">78 (29.4)</w:t>
+              <w:t xml:space="preserve">7 (11.1%)</w:t>
             </w:r>
           </w:p>
         </w:tc>
@@ -8933,7 +8933,7 @@
                 <w:szCs w:val="18"/>
                 <w:color w:val="000000"/>
               </w:rPr>
-              <w:t xml:space="preserve">56 (43.8)</w:t>
+              <w:t xml:space="preserve">95 (35.7%)</w:t>
             </w:r>
           </w:p>
         </w:tc>
@@ -8986,7 +8986,7 @@
                 <w:szCs w:val="18"/>
                 <w:color w:val="000000"/>
               </w:rPr>
-              <w:t xml:space="preserve">8 (12.7)</w:t>
+              <w:t xml:space="preserve">47 (36.4%)</w:t>
             </w:r>
           </w:p>
         </w:tc>
@@ -9092,7 +9092,7 @@
                 <w:szCs w:val="18"/>
                 <w:color w:val="000000"/>
               </w:rPr>
-              <w:t xml:space="preserve">0.007</w:t>
+              <w:t xml:space="preserve">0.978</w:t>
             </w:r>
           </w:p>
         </w:tc>

--- a/Tables/Final/Table2_menstrualpain.docx
+++ b/Tables/Final/Table2_menstrualpain.docx
@@ -8781,6 +8781,330 @@
         <w:tc>
           <w:tcPr>
             <w:tcBorders>
+              <w:bottom w:val="none" w:sz="0" w:space="0" w:color="000000"/>
+              <w:top w:val="none" w:sz="0" w:space="0" w:color="000000"/>
+              <w:left w:val="none" w:sz="0" w:space="0" w:color="000000"/>
+              <w:right w:val="none" w:sz="0" w:space="0" w:color="000000"/>
+            </w:tcBorders>
+            <w:shd w:val="clear" w:color="auto" w:fill="FFFFFF"/>
+            <w:tcMar>
+              <w:top w:w="0" w:type="dxa"/>
+              <w:bottom w:w="0" w:type="dxa"/>
+              <w:left w:w="0" w:type="dxa"/>
+              <w:right w:w="0" w:type="dxa"/>
+            </w:tcMar>
+            <w:vAlign w:val="center"/>
+          </w:tcPr>
+          <w:p>
+            <w:pPr>
+              <w:pStyle w:val="Normal"/>
+              <w:jc w:val="left"/>
+              <w:pBdr>
+                <w:bottom w:val="none" w:sz="0" w:space="0" w:color="000000"/>
+                <w:top w:val="none" w:sz="0" w:space="0" w:color="000000"/>
+                <w:left w:val="none" w:sz="0" w:space="0" w:color="000000"/>
+                <w:right w:val="none" w:sz="0" w:space="0" w:color="000000"/>
+              </w:pBdr>
+              <w:spacing w:after="100" w:before="100" w:line="240"/>
+              <w:ind w:left="100" w:right="100" w:firstLine="0" w:firstLineChars="0"/>
+              <w:rPr>
+                <w:rFonts w:ascii="Arial" w:hAnsi="Arial" w:eastAsia="Arial" w:cs="Arial"/>
+                <w:i w:val="false"/>
+                <w:b w:val="false"/>
+                <w:u w:val="none"/>
+                <w:sz w:val="18"/>
+                <w:szCs w:val="18"/>
+                <w:color w:val="000000"/>
+              </w:rPr>
+            </w:pPr>
+            <w:r>
+              <w:rPr>
+                <w:rFonts w:ascii="Arial" w:hAnsi="Arial" w:eastAsia="Arial" w:cs="Arial"/>
+                <w:i w:val="false"/>
+                <w:b w:val="false"/>
+                <w:u w:val="none"/>
+                <w:sz w:val="18"/>
+                <w:szCs w:val="18"/>
+                <w:color w:val="000000"/>
+              </w:rPr>
+              <w:t xml:space="preserve">Used hormonal therapy to treat menstrual pain = Yes (%)</w:t>
+            </w:r>
+          </w:p>
+        </w:tc>
+        <w:tc>
+          <w:tcPr>
+            <w:tcBorders>
+              <w:bottom w:val="none" w:sz="0" w:space="0" w:color="000000"/>
+              <w:top w:val="none" w:sz="0" w:space="0" w:color="000000"/>
+              <w:left w:val="none" w:sz="0" w:space="0" w:color="000000"/>
+              <w:right w:val="none" w:sz="0" w:space="0" w:color="000000"/>
+            </w:tcBorders>
+            <w:shd w:val="clear" w:color="auto" w:fill="FFFFFF"/>
+            <w:tcMar>
+              <w:top w:w="0" w:type="dxa"/>
+              <w:bottom w:w="0" w:type="dxa"/>
+              <w:left w:w="0" w:type="dxa"/>
+              <w:right w:w="0" w:type="dxa"/>
+            </w:tcMar>
+            <w:vAlign w:val="center"/>
+          </w:tcPr>
+          <w:p>
+            <w:pPr>
+              <w:pStyle w:val="Normal"/>
+              <w:jc w:val="left"/>
+              <w:pBdr>
+                <w:bottom w:val="none" w:sz="0" w:space="0" w:color="000000"/>
+                <w:top w:val="none" w:sz="0" w:space="0" w:color="000000"/>
+                <w:left w:val="none" w:sz="0" w:space="0" w:color="000000"/>
+                <w:right w:val="none" w:sz="0" w:space="0" w:color="000000"/>
+              </w:pBdr>
+              <w:spacing w:after="100" w:before="100" w:line="240"/>
+              <w:ind w:left="100" w:right="100" w:firstLine="0" w:firstLineChars="0"/>
+              <w:rPr>
+                <w:rFonts w:ascii="Arial" w:hAnsi="Arial" w:eastAsia="Arial" w:cs="Arial"/>
+                <w:i w:val="false"/>
+                <w:b w:val="false"/>
+                <w:u w:val="none"/>
+                <w:sz w:val="18"/>
+                <w:szCs w:val="18"/>
+                <w:color w:val="000000"/>
+              </w:rPr>
+            </w:pPr>
+            <w:r>
+              <w:rPr>
+                <w:rFonts w:ascii="Arial" w:hAnsi="Arial" w:eastAsia="Arial" w:cs="Arial"/>
+                <w:i w:val="false"/>
+                <w:b w:val="false"/>
+                <w:u w:val="none"/>
+                <w:sz w:val="18"/>
+                <w:szCs w:val="18"/>
+                <w:color w:val="000000"/>
+              </w:rPr>
+              <w:t xml:space="preserve">7 (11.1%)</w:t>
+            </w:r>
+          </w:p>
+        </w:tc>
+        <w:tc>
+          <w:tcPr>
+            <w:tcBorders>
+              <w:bottom w:val="none" w:sz="0" w:space="0" w:color="000000"/>
+              <w:top w:val="none" w:sz="0" w:space="0" w:color="000000"/>
+              <w:left w:val="none" w:sz="0" w:space="0" w:color="000000"/>
+              <w:right w:val="none" w:sz="0" w:space="0" w:color="000000"/>
+            </w:tcBorders>
+            <w:shd w:val="clear" w:color="auto" w:fill="FFFFFF"/>
+            <w:tcMar>
+              <w:top w:w="0" w:type="dxa"/>
+              <w:bottom w:w="0" w:type="dxa"/>
+              <w:left w:w="0" w:type="dxa"/>
+              <w:right w:w="0" w:type="dxa"/>
+            </w:tcMar>
+            <w:vAlign w:val="center"/>
+          </w:tcPr>
+          <w:p>
+            <w:pPr>
+              <w:pStyle w:val="Normal"/>
+              <w:jc w:val="left"/>
+              <w:pBdr>
+                <w:bottom w:val="none" w:sz="0" w:space="0" w:color="000000"/>
+                <w:top w:val="none" w:sz="0" w:space="0" w:color="000000"/>
+                <w:left w:val="none" w:sz="0" w:space="0" w:color="000000"/>
+                <w:right w:val="none" w:sz="0" w:space="0" w:color="000000"/>
+              </w:pBdr>
+              <w:spacing w:after="100" w:before="100" w:line="240"/>
+              <w:ind w:left="100" w:right="100" w:firstLine="0" w:firstLineChars="0"/>
+              <w:rPr>
+                <w:rFonts w:ascii="Arial" w:hAnsi="Arial" w:eastAsia="Arial" w:cs="Arial"/>
+                <w:i w:val="false"/>
+                <w:b w:val="false"/>
+                <w:u w:val="none"/>
+                <w:sz w:val="18"/>
+                <w:szCs w:val="18"/>
+                <w:color w:val="000000"/>
+              </w:rPr>
+            </w:pPr>
+            <w:r>
+              <w:rPr>
+                <w:rFonts w:ascii="Arial" w:hAnsi="Arial" w:eastAsia="Arial" w:cs="Arial"/>
+                <w:i w:val="false"/>
+                <w:b w:val="false"/>
+                <w:u w:val="none"/>
+                <w:sz w:val="18"/>
+                <w:szCs w:val="18"/>
+                <w:color w:val="000000"/>
+              </w:rPr>
+              <w:t xml:space="preserve">95 (35.7%)</w:t>
+            </w:r>
+          </w:p>
+        </w:tc>
+        <w:tc>
+          <w:tcPr>
+            <w:tcBorders>
+              <w:bottom w:val="none" w:sz="0" w:space="0" w:color="000000"/>
+              <w:top w:val="none" w:sz="0" w:space="0" w:color="000000"/>
+              <w:left w:val="none" w:sz="0" w:space="0" w:color="000000"/>
+              <w:right w:val="none" w:sz="0" w:space="0" w:color="000000"/>
+            </w:tcBorders>
+            <w:shd w:val="clear" w:color="auto" w:fill="FFFFFF"/>
+            <w:tcMar>
+              <w:top w:w="0" w:type="dxa"/>
+              <w:bottom w:w="0" w:type="dxa"/>
+              <w:left w:w="0" w:type="dxa"/>
+              <w:right w:w="0" w:type="dxa"/>
+            </w:tcMar>
+            <w:vAlign w:val="center"/>
+          </w:tcPr>
+          <w:p>
+            <w:pPr>
+              <w:pStyle w:val="Normal"/>
+              <w:jc w:val="left"/>
+              <w:pBdr>
+                <w:bottom w:val="none" w:sz="0" w:space="0" w:color="000000"/>
+                <w:top w:val="none" w:sz="0" w:space="0" w:color="000000"/>
+                <w:left w:val="none" w:sz="0" w:space="0" w:color="000000"/>
+                <w:right w:val="none" w:sz="0" w:space="0" w:color="000000"/>
+              </w:pBdr>
+              <w:spacing w:after="100" w:before="100" w:line="240"/>
+              <w:ind w:left="100" w:right="100" w:firstLine="0" w:firstLineChars="0"/>
+              <w:rPr>
+                <w:rFonts w:ascii="Arial" w:hAnsi="Arial" w:eastAsia="Arial" w:cs="Arial"/>
+                <w:i w:val="false"/>
+                <w:b w:val="false"/>
+                <w:u w:val="none"/>
+                <w:sz w:val="18"/>
+                <w:szCs w:val="18"/>
+                <w:color w:val="000000"/>
+              </w:rPr>
+            </w:pPr>
+            <w:r>
+              <w:rPr>
+                <w:rFonts w:ascii="Arial" w:hAnsi="Arial" w:eastAsia="Arial" w:cs="Arial"/>
+                <w:i w:val="false"/>
+                <w:b w:val="false"/>
+                <w:u w:val="none"/>
+                <w:sz w:val="18"/>
+                <w:szCs w:val="18"/>
+                <w:color w:val="000000"/>
+              </w:rPr>
+              <w:t xml:space="preserve">47 (36.4%)</w:t>
+            </w:r>
+          </w:p>
+        </w:tc>
+        <w:tc>
+          <w:tcPr>
+            <w:tcBorders>
+              <w:bottom w:val="none" w:sz="0" w:space="0" w:color="000000"/>
+              <w:top w:val="none" w:sz="0" w:space="0" w:color="000000"/>
+              <w:left w:val="none" w:sz="0" w:space="0" w:color="000000"/>
+              <w:right w:val="none" w:sz="0" w:space="0" w:color="000000"/>
+            </w:tcBorders>
+            <w:shd w:val="clear" w:color="auto" w:fill="FFFFFF"/>
+            <w:tcMar>
+              <w:top w:w="0" w:type="dxa"/>
+              <w:bottom w:w="0" w:type="dxa"/>
+              <w:left w:w="0" w:type="dxa"/>
+              <w:right w:w="0" w:type="dxa"/>
+            </w:tcMar>
+            <w:vAlign w:val="center"/>
+          </w:tcPr>
+          <w:p>
+            <w:pPr>
+              <w:pStyle w:val="Normal"/>
+              <w:jc w:val="left"/>
+              <w:pBdr>
+                <w:bottom w:val="none" w:sz="0" w:space="0" w:color="000000"/>
+                <w:top w:val="none" w:sz="0" w:space="0" w:color="000000"/>
+                <w:left w:val="none" w:sz="0" w:space="0" w:color="000000"/>
+                <w:right w:val="none" w:sz="0" w:space="0" w:color="000000"/>
+              </w:pBdr>
+              <w:spacing w:after="100" w:before="100" w:line="240"/>
+              <w:ind w:left="100" w:right="100" w:firstLine="0" w:firstLineChars="0"/>
+              <w:rPr>
+                <w:rFonts w:ascii="Arial" w:hAnsi="Arial" w:eastAsia="Arial" w:cs="Arial"/>
+                <w:i w:val="false"/>
+                <w:b w:val="false"/>
+                <w:u w:val="none"/>
+                <w:sz w:val="18"/>
+                <w:szCs w:val="18"/>
+                <w:color w:val="000000"/>
+              </w:rPr>
+            </w:pPr>
+            <w:r>
+              <w:rPr>
+                <w:rFonts w:ascii="Arial" w:hAnsi="Arial" w:eastAsia="Arial" w:cs="Arial"/>
+                <w:i w:val="false"/>
+                <w:b w:val="false"/>
+                <w:u w:val="none"/>
+                <w:sz w:val="18"/>
+                <w:szCs w:val="18"/>
+                <w:color w:val="000000"/>
+              </w:rPr>
+              <w:t xml:space="preserve">&lt;0.001</w:t>
+            </w:r>
+          </w:p>
+        </w:tc>
+        <w:tc>
+          <w:tcPr>
+            <w:tcBorders>
+              <w:bottom w:val="none" w:sz="0" w:space="0" w:color="000000"/>
+              <w:top w:val="none" w:sz="0" w:space="0" w:color="000000"/>
+              <w:left w:val="none" w:sz="0" w:space="0" w:color="000000"/>
+              <w:right w:val="none" w:sz="0" w:space="0" w:color="000000"/>
+            </w:tcBorders>
+            <w:shd w:val="clear" w:color="auto" w:fill="FFFFFF"/>
+            <w:tcMar>
+              <w:top w:w="0" w:type="dxa"/>
+              <w:bottom w:w="0" w:type="dxa"/>
+              <w:left w:w="0" w:type="dxa"/>
+              <w:right w:w="0" w:type="dxa"/>
+            </w:tcMar>
+            <w:vAlign w:val="center"/>
+          </w:tcPr>
+          <w:p>
+            <w:pPr>
+              <w:pStyle w:val="Normal"/>
+              <w:jc w:val="left"/>
+              <w:pBdr>
+                <w:bottom w:val="none" w:sz="0" w:space="0" w:color="000000"/>
+                <w:top w:val="none" w:sz="0" w:space="0" w:color="000000"/>
+                <w:left w:val="none" w:sz="0" w:space="0" w:color="000000"/>
+                <w:right w:val="none" w:sz="0" w:space="0" w:color="000000"/>
+              </w:pBdr>
+              <w:spacing w:after="100" w:before="100" w:line="240"/>
+              <w:ind w:left="100" w:right="100" w:firstLine="0" w:firstLineChars="0"/>
+              <w:rPr>
+                <w:rFonts w:ascii="Arial" w:hAnsi="Arial" w:eastAsia="Arial" w:cs="Arial"/>
+                <w:i w:val="false"/>
+                <w:b w:val="false"/>
+                <w:u w:val="none"/>
+                <w:sz w:val="18"/>
+                <w:szCs w:val="18"/>
+                <w:color w:val="000000"/>
+              </w:rPr>
+            </w:pPr>
+            <w:r>
+              <w:rPr>
+                <w:rFonts w:ascii="Arial" w:hAnsi="Arial" w:eastAsia="Arial" w:cs="Arial"/>
+                <w:i w:val="false"/>
+                <w:b w:val="false"/>
+                <w:u w:val="none"/>
+                <w:sz w:val="18"/>
+                <w:szCs w:val="18"/>
+                <w:color w:val="000000"/>
+              </w:rPr>
+              <w:t xml:space="preserve">0.978</w:t>
+            </w:r>
+          </w:p>
+        </w:tc>
+      </w:tr>
+      <w:tr>
+        <w:trPr>
+          <w:trHeight w:val="617" w:hRule="auto"/>
+        </w:trPr>
+        body28
+        <w:tc>
+          <w:tcPr>
+            <w:tcBorders>
               <w:bottom w:val="single" w:sz="12" w:space="0" w:color="000000"/>
               <w:top w:val="none" w:sz="0" w:space="0" w:color="000000"/>
               <w:left w:val="none" w:sz="0" w:space="0" w:color="000000"/>
@@ -8827,7 +9151,7 @@
                 <w:szCs w:val="18"/>
                 <w:color w:val="000000"/>
               </w:rPr>
-              <w:t xml:space="preserve">Used hormonal therapy to treat menstrual pain = Yes (%)</w:t>
+              <w:t xml:space="preserve">Bladder, bowel, or abdomino-pelvic pain outside of period in last 3 months = Yes (%)</w:t>
             </w:r>
           </w:p>
         </w:tc>
@@ -8880,7 +9204,7 @@
                 <w:szCs w:val="18"/>
                 <w:color w:val="000000"/>
               </w:rPr>
-              <w:t xml:space="preserve">7 (11.1%)</w:t>
+              <w:t xml:space="preserve">8 (12.7%)</w:t>
             </w:r>
           </w:p>
         </w:tc>
@@ -8933,7 +9257,7 @@
                 <w:szCs w:val="18"/>
                 <w:color w:val="000000"/>
               </w:rPr>
-              <w:t xml:space="preserve">95 (35.7%)</w:t>
+              <w:t xml:space="preserve">79 (29.7%)</w:t>
             </w:r>
           </w:p>
         </w:tc>
@@ -8986,7 +9310,7 @@
                 <w:szCs w:val="18"/>
                 <w:color w:val="000000"/>
               </w:rPr>
-              <w:t xml:space="preserve">47 (36.4%)</w:t>
+              <w:t xml:space="preserve">57 (44.2%)</w:t>
             </w:r>
           </w:p>
         </w:tc>
@@ -9092,7 +9416,7 @@
                 <w:szCs w:val="18"/>
                 <w:color w:val="000000"/>
               </w:rPr>
-              <w:t xml:space="preserve">0.978</w:t>
+              <w:t xml:space="preserve">0.006</w:t>
             </w:r>
           </w:p>
         </w:tc>
